--- a/assets/110125106_Nguyễn Thị Tú Mỹ_DA25TTB-to1.docx
+++ b/assets/110125106_Nguyễn Thị Tú Mỹ_DA25TTB-to1.docx
@@ -961,7 +961,7 @@
       <w:r>
         <w:fldChar w:fldCharType="separate"/>
       </w:r>
-      <w:hyperlink w:anchor="_Toc230160097" w:history="1">
+      <w:hyperlink w:anchor="_Toc234496332" w:history="1">
         <w:r>
           <w:rPr>
             <w:rStyle w:val="Hyperlink"/>
@@ -988,7 +988,7 @@
             <w:noProof/>
             <w:webHidden/>
           </w:rPr>
-          <w:instrText xml:space="preserve"> PAGEREF _Toc230160097 \h </w:instrText>
+          <w:instrText xml:space="preserve"> PAGEREF _Toc234496332 \h </w:instrText>
         </w:r>
         <w:r>
           <w:rPr>
@@ -1031,7 +1031,7 @@
           <w:sz w:val="22"/>
         </w:rPr>
       </w:pPr>
-      <w:hyperlink w:anchor="_Toc230160098" w:history="1">
+      <w:hyperlink w:anchor="_Toc234496333" w:history="1">
         <w:r>
           <w:rPr>
             <w:rStyle w:val="Hyperlink"/>
@@ -1058,7 +1058,7 @@
             <w:noProof/>
             <w:webHidden/>
           </w:rPr>
-          <w:instrText xml:space="preserve"> PAGEREF _Toc230160098 \h </w:instrText>
+          <w:instrText xml:space="preserve"> PAGEREF _Toc234496333 \h </w:instrText>
         </w:r>
         <w:r>
           <w:rPr>
@@ -1101,7 +1101,7 @@
           <w:sz w:val="22"/>
         </w:rPr>
       </w:pPr>
-      <w:hyperlink w:anchor="_Toc230160099" w:history="1">
+      <w:hyperlink w:anchor="_Toc234496334" w:history="1">
         <w:r>
           <w:rPr>
             <w:rStyle w:val="Hyperlink"/>
@@ -1128,7 +1128,7 @@
             <w:noProof/>
             <w:webHidden/>
           </w:rPr>
-          <w:instrText xml:space="preserve"> PAGEREF _Toc230160099 \h </w:instrText>
+          <w:instrText xml:space="preserve"> PAGEREF _Toc234496334 \h </w:instrText>
         </w:r>
         <w:r>
           <w:rPr>
@@ -1171,7 +1171,7 @@
           <w:sz w:val="22"/>
         </w:rPr>
       </w:pPr>
-      <w:hyperlink w:anchor="_Toc230160100" w:history="1">
+      <w:hyperlink w:anchor="_Toc234496335" w:history="1">
         <w:r>
           <w:rPr>
             <w:rStyle w:val="Hyperlink"/>
@@ -1198,7 +1198,7 @@
             <w:noProof/>
             <w:webHidden/>
           </w:rPr>
-          <w:instrText xml:space="preserve"> PAGEREF _Toc230160100 \h </w:instrText>
+          <w:instrText xml:space="preserve"> PAGEREF _Toc234496335 \h </w:instrText>
         </w:r>
         <w:r>
           <w:rPr>
@@ -1241,7 +1241,7 @@
           <w:sz w:val="22"/>
         </w:rPr>
       </w:pPr>
-      <w:hyperlink w:anchor="_Toc230160101" w:history="1">
+      <w:hyperlink w:anchor="_Toc234496336" w:history="1">
         <w:r>
           <w:rPr>
             <w:rStyle w:val="Hyperlink"/>
@@ -1268,7 +1268,7 @@
             <w:noProof/>
             <w:webHidden/>
           </w:rPr>
-          <w:instrText xml:space="preserve"> PAGEREF _Toc230160101 \h </w:instrText>
+          <w:instrText xml:space="preserve"> PAGEREF _Toc234496336 \h </w:instrText>
         </w:r>
         <w:r>
           <w:rPr>
@@ -1311,7 +1311,7 @@
           <w:sz w:val="22"/>
         </w:rPr>
       </w:pPr>
-      <w:hyperlink w:anchor="_Toc230160102" w:history="1">
+      <w:hyperlink w:anchor="_Toc234496337" w:history="1">
         <w:r>
           <w:rPr>
             <w:rStyle w:val="Hyperlink"/>
@@ -1338,7 +1338,7 @@
             <w:noProof/>
             <w:webHidden/>
           </w:rPr>
-          <w:instrText xml:space="preserve"> PAGEREF _Toc230160102 \h </w:instrText>
+          <w:instrText xml:space="preserve"> PAGEREF _Toc234496337 \h </w:instrText>
         </w:r>
         <w:r>
           <w:rPr>
@@ -1381,13 +1381,13 @@
           <w:sz w:val="22"/>
         </w:rPr>
       </w:pPr>
-      <w:hyperlink w:anchor="_Toc230160103" w:history="1">
+      <w:hyperlink w:anchor="_Toc234496338" w:history="1">
         <w:r>
           <w:rPr>
             <w:rStyle w:val="Hyperlink"/>
             <w:noProof/>
           </w:rPr>
-          <w:t>2.1 Tiêu đề mục 2.1</w:t>
+          <w:t>2.1 Ngôn ngữ định dạng cấu trúc và giao diện (HTML và CSS)</w:t>
         </w:r>
         <w:r>
           <w:rPr>
@@ -1408,7 +1408,7 @@
             <w:noProof/>
             <w:webHidden/>
           </w:rPr>
-          <w:instrText xml:space="preserve"> PAGEREF _Toc230160103 \h </w:instrText>
+          <w:instrText xml:space="preserve"> PAGEREF _Toc234496338 \h </w:instrText>
         </w:r>
         <w:r>
           <w:rPr>
@@ -1451,13 +1451,13 @@
           <w:sz w:val="22"/>
         </w:rPr>
       </w:pPr>
-      <w:hyperlink w:anchor="_Toc230160104" w:history="1">
+      <w:hyperlink w:anchor="_Toc234496339" w:history="1">
         <w:r>
           <w:rPr>
             <w:rStyle w:val="Hyperlink"/>
             <w:noProof/>
           </w:rPr>
-          <w:t>2.2 Tiêu đề mục 2.2</w:t>
+          <w:t>2.2 Kiến trúc giao diện phản hồi và xử lý logic phía người dùng</w:t>
         </w:r>
         <w:r>
           <w:rPr>
@@ -1478,7 +1478,7 @@
             <w:noProof/>
             <w:webHidden/>
           </w:rPr>
-          <w:instrText xml:space="preserve"> PAGEREF _Toc230160104 \h </w:instrText>
+          <w:instrText xml:space="preserve"> PAGEREF _Toc234496339 \h </w:instrText>
         </w:r>
         <w:r>
           <w:rPr>
@@ -1498,7 +1498,7 @@
             <w:noProof/>
             <w:webHidden/>
           </w:rPr>
-          <w:t>2</w:t>
+          <w:t>3</w:t>
         </w:r>
         <w:r>
           <w:rPr>
@@ -1521,13 +1521,13 @@
           <w:sz w:val="22"/>
         </w:rPr>
       </w:pPr>
-      <w:hyperlink w:anchor="_Toc230160105" w:history="1">
+      <w:hyperlink w:anchor="_Toc234496340" w:history="1">
         <w:r>
           <w:rPr>
             <w:rStyle w:val="Hyperlink"/>
             <w:noProof/>
           </w:rPr>
-          <w:t>2.2.1 Tiêu đề mục 2.2.1</w:t>
+          <w:t>2.2.1 Khung phát triển ứng dụng Bootstrap 5</w:t>
         </w:r>
         <w:r>
           <w:rPr>
@@ -1548,7 +1548,7 @@
             <w:noProof/>
             <w:webHidden/>
           </w:rPr>
-          <w:instrText xml:space="preserve"> PAGEREF _Toc230160105 \h </w:instrText>
+          <w:instrText xml:space="preserve"> PAGEREF _Toc234496340 \h </w:instrText>
         </w:r>
         <w:r>
           <w:rPr>
@@ -1568,7 +1568,7 @@
             <w:noProof/>
             <w:webHidden/>
           </w:rPr>
-          <w:t>2</w:t>
+          <w:t>3</w:t>
         </w:r>
         <w:r>
           <w:rPr>
@@ -1591,13 +1591,13 @@
           <w:sz w:val="22"/>
         </w:rPr>
       </w:pPr>
-      <w:hyperlink w:anchor="_Toc230160106" w:history="1">
+      <w:hyperlink w:anchor="_Toc234496341" w:history="1">
         <w:r>
           <w:rPr>
             <w:rStyle w:val="Hyperlink"/>
             <w:noProof/>
           </w:rPr>
-          <w:t>2.2.2 Tiêu đề mục 2.2.2</w:t>
+          <w:t>2.2.2 Xử lý tương tác bằng JavaScript</w:t>
         </w:r>
         <w:r>
           <w:rPr>
@@ -1618,7 +1618,7 @@
             <w:noProof/>
             <w:webHidden/>
           </w:rPr>
-          <w:instrText xml:space="preserve"> PAGEREF _Toc230160106 \h </w:instrText>
+          <w:instrText xml:space="preserve"> PAGEREF _Toc234496341 \h </w:instrText>
         </w:r>
         <w:r>
           <w:rPr>
@@ -1638,7 +1638,427 @@
             <w:noProof/>
             <w:webHidden/>
           </w:rPr>
-          <w:t>2</w:t>
+          <w:t>4</w:t>
+        </w:r>
+        <w:r>
+          <w:rPr>
+            <w:noProof/>
+            <w:webHidden/>
+          </w:rPr>
+          <w:fldChar w:fldCharType="end"/>
+        </w:r>
+      </w:hyperlink>
+    </w:p>
+    <w:p>
+      <w:pPr>
+        <w:pStyle w:val="TOC3"/>
+        <w:tabs>
+          <w:tab w:val="right" w:leader="dot" w:pos="8778"/>
+        </w:tabs>
+        <w:rPr>
+          <w:rFonts w:asciiTheme="minorHAnsi" w:eastAsiaTheme="minorEastAsia" w:hAnsiTheme="minorHAnsi"/>
+          <w:noProof/>
+          <w:sz w:val="22"/>
+        </w:rPr>
+      </w:pPr>
+      <w:hyperlink w:anchor="_Toc234496342" w:history="1">
+        <w:r>
+          <w:rPr>
+            <w:rStyle w:val="Hyperlink"/>
+            <w:noProof/>
+          </w:rPr>
+          <w:t>2.2.3 Cơ chế điều khiển DOM và quản lý dữ liệu mảng</w:t>
+        </w:r>
+        <w:r>
+          <w:rPr>
+            <w:noProof/>
+            <w:webHidden/>
+          </w:rPr>
+          <w:tab/>
+        </w:r>
+        <w:r>
+          <w:rPr>
+            <w:noProof/>
+            <w:webHidden/>
+          </w:rPr>
+          <w:fldChar w:fldCharType="begin"/>
+        </w:r>
+        <w:r>
+          <w:rPr>
+            <w:noProof/>
+            <w:webHidden/>
+          </w:rPr>
+          <w:instrText xml:space="preserve"> PAGEREF _Toc234496342 \h </w:instrText>
+        </w:r>
+        <w:r>
+          <w:rPr>
+            <w:noProof/>
+            <w:webHidden/>
+          </w:rPr>
+        </w:r>
+        <w:r>
+          <w:rPr>
+            <w:noProof/>
+            <w:webHidden/>
+          </w:rPr>
+          <w:fldChar w:fldCharType="separate"/>
+        </w:r>
+        <w:r>
+          <w:rPr>
+            <w:noProof/>
+            <w:webHidden/>
+          </w:rPr>
+          <w:t>4</w:t>
+        </w:r>
+        <w:r>
+          <w:rPr>
+            <w:noProof/>
+            <w:webHidden/>
+          </w:rPr>
+          <w:fldChar w:fldCharType="end"/>
+        </w:r>
+      </w:hyperlink>
+    </w:p>
+    <w:p>
+      <w:pPr>
+        <w:pStyle w:val="TOC1"/>
+        <w:tabs>
+          <w:tab w:val="right" w:leader="dot" w:pos="8778"/>
+        </w:tabs>
+        <w:rPr>
+          <w:rFonts w:asciiTheme="minorHAnsi" w:eastAsiaTheme="minorEastAsia" w:hAnsiTheme="minorHAnsi"/>
+          <w:noProof/>
+          <w:sz w:val="22"/>
+        </w:rPr>
+      </w:pPr>
+      <w:hyperlink w:anchor="_Toc234496343" w:history="1">
+        <w:r>
+          <w:rPr>
+            <w:rStyle w:val="Hyperlink"/>
+            <w:noProof/>
+          </w:rPr>
+          <w:t>CHƯƠNG 3. Phân tích thiết kế hệ thống</w:t>
+        </w:r>
+        <w:r>
+          <w:rPr>
+            <w:noProof/>
+            <w:webHidden/>
+          </w:rPr>
+          <w:tab/>
+        </w:r>
+        <w:r>
+          <w:rPr>
+            <w:noProof/>
+            <w:webHidden/>
+          </w:rPr>
+          <w:fldChar w:fldCharType="begin"/>
+        </w:r>
+        <w:r>
+          <w:rPr>
+            <w:noProof/>
+            <w:webHidden/>
+          </w:rPr>
+          <w:instrText xml:space="preserve"> PAGEREF _Toc234496343 \h </w:instrText>
+        </w:r>
+        <w:r>
+          <w:rPr>
+            <w:noProof/>
+            <w:webHidden/>
+          </w:rPr>
+        </w:r>
+        <w:r>
+          <w:rPr>
+            <w:noProof/>
+            <w:webHidden/>
+          </w:rPr>
+          <w:fldChar w:fldCharType="separate"/>
+        </w:r>
+        <w:r>
+          <w:rPr>
+            <w:noProof/>
+            <w:webHidden/>
+          </w:rPr>
+          <w:t>6</w:t>
+        </w:r>
+        <w:r>
+          <w:rPr>
+            <w:noProof/>
+            <w:webHidden/>
+          </w:rPr>
+          <w:fldChar w:fldCharType="end"/>
+        </w:r>
+      </w:hyperlink>
+    </w:p>
+    <w:p>
+      <w:pPr>
+        <w:pStyle w:val="TOC2"/>
+        <w:tabs>
+          <w:tab w:val="right" w:leader="dot" w:pos="8778"/>
+        </w:tabs>
+        <w:rPr>
+          <w:rFonts w:asciiTheme="minorHAnsi" w:eastAsiaTheme="minorEastAsia" w:hAnsiTheme="minorHAnsi"/>
+          <w:noProof/>
+          <w:sz w:val="22"/>
+        </w:rPr>
+      </w:pPr>
+      <w:hyperlink w:anchor="_Toc234496344" w:history="1">
+        <w:r>
+          <w:rPr>
+            <w:rStyle w:val="Hyperlink"/>
+            <w:noProof/>
+          </w:rPr>
+          <w:t>3.1 Mô tả vấn đề</w:t>
+        </w:r>
+        <w:r>
+          <w:rPr>
+            <w:noProof/>
+            <w:webHidden/>
+          </w:rPr>
+          <w:tab/>
+        </w:r>
+        <w:r>
+          <w:rPr>
+            <w:noProof/>
+            <w:webHidden/>
+          </w:rPr>
+          <w:fldChar w:fldCharType="begin"/>
+        </w:r>
+        <w:r>
+          <w:rPr>
+            <w:noProof/>
+            <w:webHidden/>
+          </w:rPr>
+          <w:instrText xml:space="preserve"> PAGEREF _Toc234496344 \h </w:instrText>
+        </w:r>
+        <w:r>
+          <w:rPr>
+            <w:noProof/>
+            <w:webHidden/>
+          </w:rPr>
+        </w:r>
+        <w:r>
+          <w:rPr>
+            <w:noProof/>
+            <w:webHidden/>
+          </w:rPr>
+          <w:fldChar w:fldCharType="separate"/>
+        </w:r>
+        <w:r>
+          <w:rPr>
+            <w:noProof/>
+            <w:webHidden/>
+          </w:rPr>
+          <w:t>6</w:t>
+        </w:r>
+        <w:r>
+          <w:rPr>
+            <w:noProof/>
+            <w:webHidden/>
+          </w:rPr>
+          <w:fldChar w:fldCharType="end"/>
+        </w:r>
+      </w:hyperlink>
+    </w:p>
+    <w:p>
+      <w:pPr>
+        <w:pStyle w:val="TOC2"/>
+        <w:tabs>
+          <w:tab w:val="right" w:leader="dot" w:pos="8778"/>
+        </w:tabs>
+        <w:rPr>
+          <w:rFonts w:asciiTheme="minorHAnsi" w:eastAsiaTheme="minorEastAsia" w:hAnsiTheme="minorHAnsi"/>
+          <w:noProof/>
+          <w:sz w:val="22"/>
+        </w:rPr>
+      </w:pPr>
+      <w:hyperlink w:anchor="_Toc234496345" w:history="1">
+        <w:r>
+          <w:rPr>
+            <w:rStyle w:val="Hyperlink"/>
+            <w:noProof/>
+          </w:rPr>
+          <w:t>3.2 Đặc tả yêu cầu hệ thống</w:t>
+        </w:r>
+        <w:r>
+          <w:rPr>
+            <w:noProof/>
+            <w:webHidden/>
+          </w:rPr>
+          <w:tab/>
+        </w:r>
+        <w:r>
+          <w:rPr>
+            <w:noProof/>
+            <w:webHidden/>
+          </w:rPr>
+          <w:fldChar w:fldCharType="begin"/>
+        </w:r>
+        <w:r>
+          <w:rPr>
+            <w:noProof/>
+            <w:webHidden/>
+          </w:rPr>
+          <w:instrText xml:space="preserve"> PAGEREF _Toc234496345 \h </w:instrText>
+        </w:r>
+        <w:r>
+          <w:rPr>
+            <w:noProof/>
+            <w:webHidden/>
+          </w:rPr>
+        </w:r>
+        <w:r>
+          <w:rPr>
+            <w:noProof/>
+            <w:webHidden/>
+          </w:rPr>
+          <w:fldChar w:fldCharType="separate"/>
+        </w:r>
+        <w:r>
+          <w:rPr>
+            <w:noProof/>
+            <w:webHidden/>
+          </w:rPr>
+          <w:t>6</w:t>
+        </w:r>
+        <w:r>
+          <w:rPr>
+            <w:noProof/>
+            <w:webHidden/>
+          </w:rPr>
+          <w:fldChar w:fldCharType="end"/>
+        </w:r>
+      </w:hyperlink>
+    </w:p>
+    <w:p>
+      <w:pPr>
+        <w:pStyle w:val="TOC3"/>
+        <w:tabs>
+          <w:tab w:val="right" w:leader="dot" w:pos="8778"/>
+        </w:tabs>
+        <w:rPr>
+          <w:rFonts w:asciiTheme="minorHAnsi" w:eastAsiaTheme="minorEastAsia" w:hAnsiTheme="minorHAnsi"/>
+          <w:noProof/>
+          <w:sz w:val="22"/>
+        </w:rPr>
+      </w:pPr>
+      <w:hyperlink w:anchor="_Toc234496346" w:history="1">
+        <w:r>
+          <w:rPr>
+            <w:rStyle w:val="Hyperlink"/>
+            <w:noProof/>
+          </w:rPr>
+          <w:t>3.2.1 Yêu cầu chức năng</w:t>
+        </w:r>
+        <w:r>
+          <w:rPr>
+            <w:noProof/>
+            <w:webHidden/>
+          </w:rPr>
+          <w:tab/>
+        </w:r>
+        <w:r>
+          <w:rPr>
+            <w:noProof/>
+            <w:webHidden/>
+          </w:rPr>
+          <w:fldChar w:fldCharType="begin"/>
+        </w:r>
+        <w:r>
+          <w:rPr>
+            <w:noProof/>
+            <w:webHidden/>
+          </w:rPr>
+          <w:instrText xml:space="preserve"> PAGEREF _Toc234496346 \h </w:instrText>
+        </w:r>
+        <w:r>
+          <w:rPr>
+            <w:noProof/>
+            <w:webHidden/>
+          </w:rPr>
+        </w:r>
+        <w:r>
+          <w:rPr>
+            <w:noProof/>
+            <w:webHidden/>
+          </w:rPr>
+          <w:fldChar w:fldCharType="separate"/>
+        </w:r>
+        <w:r>
+          <w:rPr>
+            <w:noProof/>
+            <w:webHidden/>
+          </w:rPr>
+          <w:t>6</w:t>
+        </w:r>
+        <w:r>
+          <w:rPr>
+            <w:noProof/>
+            <w:webHidden/>
+          </w:rPr>
+          <w:fldChar w:fldCharType="end"/>
+        </w:r>
+      </w:hyperlink>
+    </w:p>
+    <w:p>
+      <w:pPr>
+        <w:pStyle w:val="TOC3"/>
+        <w:tabs>
+          <w:tab w:val="right" w:leader="dot" w:pos="8778"/>
+        </w:tabs>
+        <w:rPr>
+          <w:rFonts w:asciiTheme="minorHAnsi" w:eastAsiaTheme="minorEastAsia" w:hAnsiTheme="minorHAnsi"/>
+          <w:noProof/>
+          <w:sz w:val="22"/>
+        </w:rPr>
+      </w:pPr>
+      <w:hyperlink w:anchor="_Toc234496347" w:history="1">
+        <w:r>
+          <w:rPr>
+            <w:rStyle w:val="Hyperlink"/>
+            <w:noProof/>
+          </w:rPr>
+          <w:t>3.2.2 Yêu cầu phi chức năng</w:t>
+        </w:r>
+        <w:r>
+          <w:rPr>
+            <w:noProof/>
+            <w:webHidden/>
+          </w:rPr>
+          <w:tab/>
+        </w:r>
+        <w:r>
+          <w:rPr>
+            <w:noProof/>
+            <w:webHidden/>
+          </w:rPr>
+          <w:fldChar w:fldCharType="begin"/>
+        </w:r>
+        <w:r>
+          <w:rPr>
+            <w:noProof/>
+            <w:webHidden/>
+          </w:rPr>
+          <w:instrText xml:space="preserve"> PAGEREF _Toc234496347 \h </w:instrText>
+        </w:r>
+        <w:r>
+          <w:rPr>
+            <w:noProof/>
+            <w:webHidden/>
+          </w:rPr>
+        </w:r>
+        <w:r>
+          <w:rPr>
+            <w:noProof/>
+            <w:webHidden/>
+          </w:rPr>
+          <w:fldChar w:fldCharType="separate"/>
+        </w:r>
+        <w:r>
+          <w:rPr>
+            <w:noProof/>
+            <w:webHidden/>
+          </w:rPr>
+          <w:t>6</w:t>
         </w:r>
         <w:r>
           <w:rPr>
@@ -1661,13 +2081,13 @@
           <w:sz w:val="22"/>
         </w:rPr>
       </w:pPr>
-      <w:hyperlink w:anchor="_Toc230160107" w:history="1">
+      <w:hyperlink w:anchor="_Toc234496348" w:history="1">
         <w:r>
           <w:rPr>
             <w:rStyle w:val="Hyperlink"/>
             <w:noProof/>
           </w:rPr>
-          <w:t>2.2.2.1 Tiêu đề mục 2.2.2.1</w:t>
+          <w:t>3.2.2.1 Tiêu đề mục 2.2.2.1</w:t>
         </w:r>
         <w:r>
           <w:rPr>
@@ -1688,7 +2108,7 @@
             <w:noProof/>
             <w:webHidden/>
           </w:rPr>
-          <w:instrText xml:space="preserve"> PAGEREF _Toc230160107 \h </w:instrText>
+          <w:instrText xml:space="preserve"> PAGEREF _Toc234496348 \h </w:instrText>
         </w:r>
         <w:r>
           <w:rPr>
@@ -1708,7 +2128,7 @@
             <w:noProof/>
             <w:webHidden/>
           </w:rPr>
-          <w:t>2</w:t>
+          <w:t>6</w:t>
         </w:r>
         <w:r>
           <w:rPr>
@@ -1731,13 +2151,13 @@
           <w:sz w:val="22"/>
         </w:rPr>
       </w:pPr>
-      <w:hyperlink w:anchor="_Toc230160108" w:history="1">
+      <w:hyperlink w:anchor="_Toc234496349" w:history="1">
         <w:r>
           <w:rPr>
             <w:rStyle w:val="Hyperlink"/>
             <w:noProof/>
           </w:rPr>
-          <w:t>2.2.2.2 Tiêu đề mục 2.2.2.2</w:t>
+          <w:t>3.2.2.2 Tiêu đề mục 2.2.2.2</w:t>
         </w:r>
         <w:r>
           <w:rPr>
@@ -1758,7 +2178,7 @@
             <w:noProof/>
             <w:webHidden/>
           </w:rPr>
-          <w:instrText xml:space="preserve"> PAGEREF _Toc230160108 \h </w:instrText>
+          <w:instrText xml:space="preserve"> PAGEREF _Toc234496349 \h </w:instrText>
         </w:r>
         <w:r>
           <w:rPr>
@@ -1778,7 +2198,567 @@
             <w:noProof/>
             <w:webHidden/>
           </w:rPr>
-          <w:t>2</w:t>
+          <w:t>6</w:t>
+        </w:r>
+        <w:r>
+          <w:rPr>
+            <w:noProof/>
+            <w:webHidden/>
+          </w:rPr>
+          <w:fldChar w:fldCharType="end"/>
+        </w:r>
+      </w:hyperlink>
+    </w:p>
+    <w:p>
+      <w:pPr>
+        <w:pStyle w:val="TOC2"/>
+        <w:tabs>
+          <w:tab w:val="right" w:leader="dot" w:pos="8778"/>
+        </w:tabs>
+        <w:rPr>
+          <w:rFonts w:asciiTheme="minorHAnsi" w:eastAsiaTheme="minorEastAsia" w:hAnsiTheme="minorHAnsi"/>
+          <w:noProof/>
+          <w:sz w:val="22"/>
+        </w:rPr>
+      </w:pPr>
+      <w:hyperlink w:anchor="_Toc234496350" w:history="1">
+        <w:r>
+          <w:rPr>
+            <w:rStyle w:val="Hyperlink"/>
+            <w:noProof/>
+          </w:rPr>
+          <w:t>3.3 Thiết kế dữ liệu</w:t>
+        </w:r>
+        <w:r>
+          <w:rPr>
+            <w:noProof/>
+            <w:webHidden/>
+          </w:rPr>
+          <w:tab/>
+        </w:r>
+        <w:r>
+          <w:rPr>
+            <w:noProof/>
+            <w:webHidden/>
+          </w:rPr>
+          <w:fldChar w:fldCharType="begin"/>
+        </w:r>
+        <w:r>
+          <w:rPr>
+            <w:noProof/>
+            <w:webHidden/>
+          </w:rPr>
+          <w:instrText xml:space="preserve"> PAGEREF _Toc234496350 \h </w:instrText>
+        </w:r>
+        <w:r>
+          <w:rPr>
+            <w:noProof/>
+            <w:webHidden/>
+          </w:rPr>
+        </w:r>
+        <w:r>
+          <w:rPr>
+            <w:noProof/>
+            <w:webHidden/>
+          </w:rPr>
+          <w:fldChar w:fldCharType="separate"/>
+        </w:r>
+        <w:r>
+          <w:rPr>
+            <w:noProof/>
+            <w:webHidden/>
+          </w:rPr>
+          <w:t>6</w:t>
+        </w:r>
+        <w:r>
+          <w:rPr>
+            <w:noProof/>
+            <w:webHidden/>
+          </w:rPr>
+          <w:fldChar w:fldCharType="end"/>
+        </w:r>
+      </w:hyperlink>
+    </w:p>
+    <w:p>
+      <w:pPr>
+        <w:pStyle w:val="TOC3"/>
+        <w:tabs>
+          <w:tab w:val="right" w:leader="dot" w:pos="8778"/>
+        </w:tabs>
+        <w:rPr>
+          <w:rFonts w:asciiTheme="minorHAnsi" w:eastAsiaTheme="minorEastAsia" w:hAnsiTheme="minorHAnsi"/>
+          <w:noProof/>
+          <w:sz w:val="22"/>
+        </w:rPr>
+      </w:pPr>
+      <w:hyperlink w:anchor="_Toc234496351" w:history="1">
+        <w:r>
+          <w:rPr>
+            <w:rStyle w:val="Hyperlink"/>
+            <w:noProof/>
+          </w:rPr>
+          <w:t>3.3.1 Cấu trúc lưu trữ</w:t>
+        </w:r>
+        <w:r>
+          <w:rPr>
+            <w:noProof/>
+            <w:webHidden/>
+          </w:rPr>
+          <w:tab/>
+        </w:r>
+        <w:r>
+          <w:rPr>
+            <w:noProof/>
+            <w:webHidden/>
+          </w:rPr>
+          <w:fldChar w:fldCharType="begin"/>
+        </w:r>
+        <w:r>
+          <w:rPr>
+            <w:noProof/>
+            <w:webHidden/>
+          </w:rPr>
+          <w:instrText xml:space="preserve"> PAGEREF _Toc234496351 \h </w:instrText>
+        </w:r>
+        <w:r>
+          <w:rPr>
+            <w:noProof/>
+            <w:webHidden/>
+          </w:rPr>
+        </w:r>
+        <w:r>
+          <w:rPr>
+            <w:noProof/>
+            <w:webHidden/>
+          </w:rPr>
+          <w:fldChar w:fldCharType="separate"/>
+        </w:r>
+        <w:r>
+          <w:rPr>
+            <w:noProof/>
+            <w:webHidden/>
+          </w:rPr>
+          <w:t>6</w:t>
+        </w:r>
+        <w:r>
+          <w:rPr>
+            <w:noProof/>
+            <w:webHidden/>
+          </w:rPr>
+          <w:fldChar w:fldCharType="end"/>
+        </w:r>
+      </w:hyperlink>
+    </w:p>
+    <w:p>
+      <w:pPr>
+        <w:pStyle w:val="TOC3"/>
+        <w:tabs>
+          <w:tab w:val="right" w:leader="dot" w:pos="8778"/>
+        </w:tabs>
+        <w:rPr>
+          <w:rFonts w:asciiTheme="minorHAnsi" w:eastAsiaTheme="minorEastAsia" w:hAnsiTheme="minorHAnsi"/>
+          <w:noProof/>
+          <w:sz w:val="22"/>
+        </w:rPr>
+      </w:pPr>
+      <w:hyperlink w:anchor="_Toc234496352" w:history="1">
+        <w:r>
+          <w:rPr>
+            <w:rStyle w:val="Hyperlink"/>
+            <w:noProof/>
+          </w:rPr>
+          <w:t>3.3.2 Đặc tả chi tiết</w:t>
+        </w:r>
+        <w:r>
+          <w:rPr>
+            <w:noProof/>
+            <w:webHidden/>
+          </w:rPr>
+          <w:tab/>
+        </w:r>
+        <w:r>
+          <w:rPr>
+            <w:noProof/>
+            <w:webHidden/>
+          </w:rPr>
+          <w:fldChar w:fldCharType="begin"/>
+        </w:r>
+        <w:r>
+          <w:rPr>
+            <w:noProof/>
+            <w:webHidden/>
+          </w:rPr>
+          <w:instrText xml:space="preserve"> PAGEREF _Toc234496352 \h </w:instrText>
+        </w:r>
+        <w:r>
+          <w:rPr>
+            <w:noProof/>
+            <w:webHidden/>
+          </w:rPr>
+        </w:r>
+        <w:r>
+          <w:rPr>
+            <w:noProof/>
+            <w:webHidden/>
+          </w:rPr>
+          <w:fldChar w:fldCharType="separate"/>
+        </w:r>
+        <w:r>
+          <w:rPr>
+            <w:noProof/>
+            <w:webHidden/>
+          </w:rPr>
+          <w:t>6</w:t>
+        </w:r>
+        <w:r>
+          <w:rPr>
+            <w:noProof/>
+            <w:webHidden/>
+          </w:rPr>
+          <w:fldChar w:fldCharType="end"/>
+        </w:r>
+      </w:hyperlink>
+    </w:p>
+    <w:p>
+      <w:pPr>
+        <w:pStyle w:val="TOC2"/>
+        <w:tabs>
+          <w:tab w:val="right" w:leader="dot" w:pos="8778"/>
+        </w:tabs>
+        <w:rPr>
+          <w:rFonts w:asciiTheme="minorHAnsi" w:eastAsiaTheme="minorEastAsia" w:hAnsiTheme="minorHAnsi"/>
+          <w:noProof/>
+          <w:sz w:val="22"/>
+        </w:rPr>
+      </w:pPr>
+      <w:hyperlink w:anchor="_Toc234496353" w:history="1">
+        <w:r>
+          <w:rPr>
+            <w:rStyle w:val="Hyperlink"/>
+            <w:noProof/>
+          </w:rPr>
+          <w:t>3.4 Thiết kế chức năng</w:t>
+        </w:r>
+        <w:r>
+          <w:rPr>
+            <w:noProof/>
+            <w:webHidden/>
+          </w:rPr>
+          <w:tab/>
+        </w:r>
+        <w:r>
+          <w:rPr>
+            <w:noProof/>
+            <w:webHidden/>
+          </w:rPr>
+          <w:fldChar w:fldCharType="begin"/>
+        </w:r>
+        <w:r>
+          <w:rPr>
+            <w:noProof/>
+            <w:webHidden/>
+          </w:rPr>
+          <w:instrText xml:space="preserve"> PAGEREF _Toc234496353 \h </w:instrText>
+        </w:r>
+        <w:r>
+          <w:rPr>
+            <w:noProof/>
+            <w:webHidden/>
+          </w:rPr>
+        </w:r>
+        <w:r>
+          <w:rPr>
+            <w:noProof/>
+            <w:webHidden/>
+          </w:rPr>
+          <w:fldChar w:fldCharType="separate"/>
+        </w:r>
+        <w:r>
+          <w:rPr>
+            <w:noProof/>
+            <w:webHidden/>
+          </w:rPr>
+          <w:t>7</w:t>
+        </w:r>
+        <w:r>
+          <w:rPr>
+            <w:noProof/>
+            <w:webHidden/>
+          </w:rPr>
+          <w:fldChar w:fldCharType="end"/>
+        </w:r>
+      </w:hyperlink>
+    </w:p>
+    <w:p>
+      <w:pPr>
+        <w:pStyle w:val="TOC2"/>
+        <w:tabs>
+          <w:tab w:val="right" w:leader="dot" w:pos="8778"/>
+        </w:tabs>
+        <w:rPr>
+          <w:rFonts w:asciiTheme="minorHAnsi" w:eastAsiaTheme="minorEastAsia" w:hAnsiTheme="minorHAnsi"/>
+          <w:noProof/>
+          <w:sz w:val="22"/>
+        </w:rPr>
+      </w:pPr>
+      <w:hyperlink w:anchor="_Toc234496354" w:history="1">
+        <w:r>
+          <w:rPr>
+            <w:rStyle w:val="Hyperlink"/>
+            <w:noProof/>
+          </w:rPr>
+          <w:t>3.5 Thiết kế giao diện</w:t>
+        </w:r>
+        <w:r>
+          <w:rPr>
+            <w:noProof/>
+            <w:webHidden/>
+          </w:rPr>
+          <w:tab/>
+        </w:r>
+        <w:r>
+          <w:rPr>
+            <w:noProof/>
+            <w:webHidden/>
+          </w:rPr>
+          <w:fldChar w:fldCharType="begin"/>
+        </w:r>
+        <w:r>
+          <w:rPr>
+            <w:noProof/>
+            <w:webHidden/>
+          </w:rPr>
+          <w:instrText xml:space="preserve"> PAGEREF _Toc234496354 \h </w:instrText>
+        </w:r>
+        <w:r>
+          <w:rPr>
+            <w:noProof/>
+            <w:webHidden/>
+          </w:rPr>
+        </w:r>
+        <w:r>
+          <w:rPr>
+            <w:noProof/>
+            <w:webHidden/>
+          </w:rPr>
+          <w:fldChar w:fldCharType="separate"/>
+        </w:r>
+        <w:r>
+          <w:rPr>
+            <w:noProof/>
+            <w:webHidden/>
+          </w:rPr>
+          <w:t>7</w:t>
+        </w:r>
+        <w:r>
+          <w:rPr>
+            <w:noProof/>
+            <w:webHidden/>
+          </w:rPr>
+          <w:fldChar w:fldCharType="end"/>
+        </w:r>
+      </w:hyperlink>
+    </w:p>
+    <w:p>
+      <w:pPr>
+        <w:pStyle w:val="TOC3"/>
+        <w:tabs>
+          <w:tab w:val="right" w:leader="dot" w:pos="8778"/>
+        </w:tabs>
+        <w:rPr>
+          <w:rFonts w:asciiTheme="minorHAnsi" w:eastAsiaTheme="minorEastAsia" w:hAnsiTheme="minorHAnsi"/>
+          <w:noProof/>
+          <w:sz w:val="22"/>
+        </w:rPr>
+      </w:pPr>
+      <w:hyperlink w:anchor="_Toc234496355" w:history="1">
+        <w:r>
+          <w:rPr>
+            <w:rStyle w:val="Hyperlink"/>
+            <w:noProof/>
+          </w:rPr>
+          <w:t>3.5.1 Sơ đồ website</w:t>
+        </w:r>
+        <w:r>
+          <w:rPr>
+            <w:noProof/>
+            <w:webHidden/>
+          </w:rPr>
+          <w:tab/>
+        </w:r>
+        <w:r>
+          <w:rPr>
+            <w:noProof/>
+            <w:webHidden/>
+          </w:rPr>
+          <w:fldChar w:fldCharType="begin"/>
+        </w:r>
+        <w:r>
+          <w:rPr>
+            <w:noProof/>
+            <w:webHidden/>
+          </w:rPr>
+          <w:instrText xml:space="preserve"> PAGEREF _Toc234496355 \h </w:instrText>
+        </w:r>
+        <w:r>
+          <w:rPr>
+            <w:noProof/>
+            <w:webHidden/>
+          </w:rPr>
+        </w:r>
+        <w:r>
+          <w:rPr>
+            <w:noProof/>
+            <w:webHidden/>
+          </w:rPr>
+          <w:fldChar w:fldCharType="separate"/>
+        </w:r>
+        <w:r>
+          <w:rPr>
+            <w:noProof/>
+            <w:webHidden/>
+          </w:rPr>
+          <w:t>7</w:t>
+        </w:r>
+        <w:r>
+          <w:rPr>
+            <w:noProof/>
+            <w:webHidden/>
+          </w:rPr>
+          <w:fldChar w:fldCharType="end"/>
+        </w:r>
+      </w:hyperlink>
+    </w:p>
+    <w:p>
+      <w:pPr>
+        <w:pStyle w:val="TOC3"/>
+        <w:tabs>
+          <w:tab w:val="right" w:leader="dot" w:pos="8778"/>
+        </w:tabs>
+        <w:rPr>
+          <w:rFonts w:asciiTheme="minorHAnsi" w:eastAsiaTheme="minorEastAsia" w:hAnsiTheme="minorHAnsi"/>
+          <w:noProof/>
+          <w:sz w:val="22"/>
+        </w:rPr>
+      </w:pPr>
+      <w:hyperlink w:anchor="_Toc234496356" w:history="1">
+        <w:r>
+          <w:rPr>
+            <w:rStyle w:val="Hyperlink"/>
+            <w:noProof/>
+          </w:rPr>
+          <w:t>3.5.2 Giao diện trang chủ</w:t>
+        </w:r>
+        <w:r>
+          <w:rPr>
+            <w:noProof/>
+            <w:webHidden/>
+          </w:rPr>
+          <w:tab/>
+        </w:r>
+        <w:r>
+          <w:rPr>
+            <w:noProof/>
+            <w:webHidden/>
+          </w:rPr>
+          <w:fldChar w:fldCharType="begin"/>
+        </w:r>
+        <w:r>
+          <w:rPr>
+            <w:noProof/>
+            <w:webHidden/>
+          </w:rPr>
+          <w:instrText xml:space="preserve"> PAGEREF _Toc234496356 \h </w:instrText>
+        </w:r>
+        <w:r>
+          <w:rPr>
+            <w:noProof/>
+            <w:webHidden/>
+          </w:rPr>
+        </w:r>
+        <w:r>
+          <w:rPr>
+            <w:noProof/>
+            <w:webHidden/>
+          </w:rPr>
+          <w:fldChar w:fldCharType="separate"/>
+        </w:r>
+        <w:r>
+          <w:rPr>
+            <w:noProof/>
+            <w:webHidden/>
+          </w:rPr>
+          <w:t>7</w:t>
+        </w:r>
+        <w:r>
+          <w:rPr>
+            <w:noProof/>
+            <w:webHidden/>
+          </w:rPr>
+          <w:fldChar w:fldCharType="end"/>
+        </w:r>
+      </w:hyperlink>
+    </w:p>
+    <w:p>
+      <w:pPr>
+        <w:pStyle w:val="TOC3"/>
+        <w:tabs>
+          <w:tab w:val="right" w:leader="dot" w:pos="8778"/>
+        </w:tabs>
+        <w:rPr>
+          <w:rFonts w:asciiTheme="minorHAnsi" w:eastAsiaTheme="minorEastAsia" w:hAnsiTheme="minorHAnsi"/>
+          <w:noProof/>
+          <w:sz w:val="22"/>
+        </w:rPr>
+      </w:pPr>
+      <w:hyperlink w:anchor="_Toc234496357" w:history="1">
+        <w:r>
+          <w:rPr>
+            <w:rStyle w:val="Hyperlink"/>
+            <w:noProof/>
+          </w:rPr>
+          <w:t>3.5.3 Giao diện trang …</w:t>
+        </w:r>
+        <w:r>
+          <w:rPr>
+            <w:noProof/>
+            <w:webHidden/>
+          </w:rPr>
+          <w:tab/>
+        </w:r>
+        <w:r>
+          <w:rPr>
+            <w:noProof/>
+            <w:webHidden/>
+          </w:rPr>
+          <w:fldChar w:fldCharType="begin"/>
+        </w:r>
+        <w:r>
+          <w:rPr>
+            <w:noProof/>
+            <w:webHidden/>
+          </w:rPr>
+          <w:instrText xml:space="preserve"> PAGEREF _Toc234496357 \h </w:instrText>
+        </w:r>
+        <w:r>
+          <w:rPr>
+            <w:noProof/>
+            <w:webHidden/>
+          </w:rPr>
+        </w:r>
+        <w:r>
+          <w:rPr>
+            <w:noProof/>
+            <w:webHidden/>
+          </w:rPr>
+          <w:fldChar w:fldCharType="separate"/>
+        </w:r>
+        <w:r>
+          <w:rPr>
+            <w:noProof/>
+            <w:webHidden/>
+          </w:rPr>
+          <w:t>7</w:t>
         </w:r>
         <w:r>
           <w:rPr>
@@ -1801,13 +2781,13 @@
           <w:sz w:val="22"/>
         </w:rPr>
       </w:pPr>
-      <w:hyperlink w:anchor="_Toc230160109" w:history="1">
+      <w:hyperlink w:anchor="_Toc234496358" w:history="1">
         <w:r>
           <w:rPr>
             <w:rStyle w:val="Hyperlink"/>
             <w:noProof/>
           </w:rPr>
-          <w:t>CHƯƠNG 3. Phân tích thiết kế hệ thống</w:t>
+          <w:t>CHƯƠNG 4. KẾT QUẢ thực nghiệm</w:t>
         </w:r>
         <w:r>
           <w:rPr>
@@ -1828,7 +2808,7 @@
             <w:noProof/>
             <w:webHidden/>
           </w:rPr>
-          <w:instrText xml:space="preserve"> PAGEREF _Toc230160109 \h </w:instrText>
+          <w:instrText xml:space="preserve"> PAGEREF _Toc234496358 \h </w:instrText>
         </w:r>
         <w:r>
           <w:rPr>
@@ -1848,7 +2828,7 @@
             <w:noProof/>
             <w:webHidden/>
           </w:rPr>
-          <w:t>3</w:t>
+          <w:t>8</w:t>
         </w:r>
         <w:r>
           <w:rPr>
@@ -1871,13 +2851,13 @@
           <w:sz w:val="22"/>
         </w:rPr>
       </w:pPr>
-      <w:hyperlink w:anchor="_Toc230160110" w:history="1">
+      <w:hyperlink w:anchor="_Toc234496359" w:history="1">
         <w:r>
           <w:rPr>
             <w:rStyle w:val="Hyperlink"/>
             <w:noProof/>
           </w:rPr>
-          <w:t>3.1 Mô tả vấn đề</w:t>
+          <w:t>4.1 Dữ liệu thử nghiệm</w:t>
         </w:r>
         <w:r>
           <w:rPr>
@@ -1898,7 +2878,7 @@
             <w:noProof/>
             <w:webHidden/>
           </w:rPr>
-          <w:instrText xml:space="preserve"> PAGEREF _Toc230160110 \h </w:instrText>
+          <w:instrText xml:space="preserve"> PAGEREF _Toc234496359 \h </w:instrText>
         </w:r>
         <w:r>
           <w:rPr>
@@ -1918,7 +2898,7 @@
             <w:noProof/>
             <w:webHidden/>
           </w:rPr>
-          <w:t>3</w:t>
+          <w:t>8</w:t>
         </w:r>
         <w:r>
           <w:rPr>
@@ -1941,13 +2921,13 @@
           <w:sz w:val="22"/>
         </w:rPr>
       </w:pPr>
-      <w:hyperlink w:anchor="_Toc230160111" w:history="1">
+      <w:hyperlink w:anchor="_Toc234496360" w:history="1">
         <w:r>
           <w:rPr>
             <w:rStyle w:val="Hyperlink"/>
             <w:noProof/>
           </w:rPr>
-          <w:t>3.2 Đặc tả yêu cầu hệ thống</w:t>
+          <w:t>4.2 Kết quả thực nghiệm</w:t>
         </w:r>
         <w:r>
           <w:rPr>
@@ -1968,7 +2948,7 @@
             <w:noProof/>
             <w:webHidden/>
           </w:rPr>
-          <w:instrText xml:space="preserve"> PAGEREF _Toc230160111 \h </w:instrText>
+          <w:instrText xml:space="preserve"> PAGEREF _Toc234496360 \h </w:instrText>
         </w:r>
         <w:r>
           <w:rPr>
@@ -1988,7 +2968,7 @@
             <w:noProof/>
             <w:webHidden/>
           </w:rPr>
-          <w:t>3</w:t>
+          <w:t>8</w:t>
         </w:r>
         <w:r>
           <w:rPr>
@@ -2011,13 +2991,13 @@
           <w:sz w:val="22"/>
         </w:rPr>
       </w:pPr>
-      <w:hyperlink w:anchor="_Toc230160112" w:history="1">
+      <w:hyperlink w:anchor="_Toc234496361" w:history="1">
         <w:r>
           <w:rPr>
             <w:rStyle w:val="Hyperlink"/>
             <w:noProof/>
           </w:rPr>
-          <w:t>3.2.1 Yêu cầu chức năng</w:t>
+          <w:t>4.2.1 Giao diện trang chủ</w:t>
         </w:r>
         <w:r>
           <w:rPr>
@@ -2038,7 +3018,7 @@
             <w:noProof/>
             <w:webHidden/>
           </w:rPr>
-          <w:instrText xml:space="preserve"> PAGEREF _Toc230160112 \h </w:instrText>
+          <w:instrText xml:space="preserve"> PAGEREF _Toc234496361 \h </w:instrText>
         </w:r>
         <w:r>
           <w:rPr>
@@ -2058,7 +3038,7 @@
             <w:noProof/>
             <w:webHidden/>
           </w:rPr>
-          <w:t>3</w:t>
+          <w:t>8</w:t>
         </w:r>
         <w:r>
           <w:rPr>
@@ -2081,13 +3061,13 @@
           <w:sz w:val="22"/>
         </w:rPr>
       </w:pPr>
-      <w:hyperlink w:anchor="_Toc230160113" w:history="1">
+      <w:hyperlink w:anchor="_Toc234496362" w:history="1">
         <w:r>
           <w:rPr>
             <w:rStyle w:val="Hyperlink"/>
             <w:noProof/>
           </w:rPr>
-          <w:t>3.2.2 Yêu cầu phi chức năng</w:t>
+          <w:t>4.2.2 Giao diện trang …</w:t>
         </w:r>
         <w:r>
           <w:rPr>
@@ -2108,7 +3088,7 @@
             <w:noProof/>
             <w:webHidden/>
           </w:rPr>
-          <w:instrText xml:space="preserve"> PAGEREF _Toc230160113 \h </w:instrText>
+          <w:instrText xml:space="preserve"> PAGEREF _Toc234496362 \h </w:instrText>
         </w:r>
         <w:r>
           <w:rPr>
@@ -2128,7 +3108,7 @@
             <w:noProof/>
             <w:webHidden/>
           </w:rPr>
-          <w:t>3</w:t>
+          <w:t>8</w:t>
         </w:r>
         <w:r>
           <w:rPr>
@@ -2141,7 +3121,7 @@
     </w:p>
     <w:p>
       <w:pPr>
-        <w:pStyle w:val="TOC4"/>
+        <w:pStyle w:val="TOC1"/>
         <w:tabs>
           <w:tab w:val="right" w:leader="dot" w:pos="8778"/>
         </w:tabs>
@@ -2151,13 +3131,13 @@
           <w:sz w:val="22"/>
         </w:rPr>
       </w:pPr>
-      <w:hyperlink w:anchor="_Toc230160114" w:history="1">
+      <w:hyperlink w:anchor="_Toc234496363" w:history="1">
         <w:r>
           <w:rPr>
             <w:rStyle w:val="Hyperlink"/>
             <w:noProof/>
           </w:rPr>
-          <w:t>3.2.2.1 Tiêu đề mục 2.2.2.1</w:t>
+          <w:t>CHƯƠNG 5. Kết luận và hướng phát triển</w:t>
         </w:r>
         <w:r>
           <w:rPr>
@@ -2178,7 +3158,7 @@
             <w:noProof/>
             <w:webHidden/>
           </w:rPr>
-          <w:instrText xml:space="preserve"> PAGEREF _Toc230160114 \h </w:instrText>
+          <w:instrText xml:space="preserve"> PAGEREF _Toc234496363 \h </w:instrText>
         </w:r>
         <w:r>
           <w:rPr>
@@ -2198,77 +3178,7 @@
             <w:noProof/>
             <w:webHidden/>
           </w:rPr>
-          <w:t>3</w:t>
-        </w:r>
-        <w:r>
-          <w:rPr>
-            <w:noProof/>
-            <w:webHidden/>
-          </w:rPr>
-          <w:fldChar w:fldCharType="end"/>
-        </w:r>
-      </w:hyperlink>
-    </w:p>
-    <w:p>
-      <w:pPr>
-        <w:pStyle w:val="TOC4"/>
-        <w:tabs>
-          <w:tab w:val="right" w:leader="dot" w:pos="8778"/>
-        </w:tabs>
-        <w:rPr>
-          <w:rFonts w:asciiTheme="minorHAnsi" w:eastAsiaTheme="minorEastAsia" w:hAnsiTheme="minorHAnsi"/>
-          <w:noProof/>
-          <w:sz w:val="22"/>
-        </w:rPr>
-      </w:pPr>
-      <w:hyperlink w:anchor="_Toc230160115" w:history="1">
-        <w:r>
-          <w:rPr>
-            <w:rStyle w:val="Hyperlink"/>
-            <w:noProof/>
-          </w:rPr>
-          <w:t>3.2.2.2 Tiêu đề mục 2.2.2.2</w:t>
-        </w:r>
-        <w:r>
-          <w:rPr>
-            <w:noProof/>
-            <w:webHidden/>
-          </w:rPr>
-          <w:tab/>
-        </w:r>
-        <w:r>
-          <w:rPr>
-            <w:noProof/>
-            <w:webHidden/>
-          </w:rPr>
-          <w:fldChar w:fldCharType="begin"/>
-        </w:r>
-        <w:r>
-          <w:rPr>
-            <w:noProof/>
-            <w:webHidden/>
-          </w:rPr>
-          <w:instrText xml:space="preserve"> PAGEREF _Toc230160115 \h </w:instrText>
-        </w:r>
-        <w:r>
-          <w:rPr>
-            <w:noProof/>
-            <w:webHidden/>
-          </w:rPr>
-        </w:r>
-        <w:r>
-          <w:rPr>
-            <w:noProof/>
-            <w:webHidden/>
-          </w:rPr>
-          <w:fldChar w:fldCharType="separate"/>
-        </w:r>
-        <w:r>
-          <w:rPr>
-            <w:noProof/>
-            <w:webHidden/>
-          </w:rPr>
-          <w:t>3</w:t>
+          <w:t>9</w:t>
         </w:r>
         <w:r>
           <w:rPr>
@@ -2291,13 +3201,13 @@
           <w:sz w:val="22"/>
         </w:rPr>
       </w:pPr>
-      <w:hyperlink w:anchor="_Toc230160116" w:history="1">
+      <w:hyperlink w:anchor="_Toc234496364" w:history="1">
         <w:r>
           <w:rPr>
             <w:rStyle w:val="Hyperlink"/>
             <w:noProof/>
           </w:rPr>
-          <w:t>3.3 Thiết kế dữ liệu</w:t>
+          <w:t>5.1 Kết luận</w:t>
         </w:r>
         <w:r>
           <w:rPr>
@@ -2318,7 +3228,7 @@
             <w:noProof/>
             <w:webHidden/>
           </w:rPr>
-          <w:instrText xml:space="preserve"> PAGEREF _Toc230160116 \h </w:instrText>
+          <w:instrText xml:space="preserve"> PAGEREF _Toc234496364 \h </w:instrText>
         </w:r>
         <w:r>
           <w:rPr>
@@ -2338,147 +3248,7 @@
             <w:noProof/>
             <w:webHidden/>
           </w:rPr>
-          <w:t>3</w:t>
-        </w:r>
-        <w:r>
-          <w:rPr>
-            <w:noProof/>
-            <w:webHidden/>
-          </w:rPr>
-          <w:fldChar w:fldCharType="end"/>
-        </w:r>
-      </w:hyperlink>
-    </w:p>
-    <w:p>
-      <w:pPr>
-        <w:pStyle w:val="TOC3"/>
-        <w:tabs>
-          <w:tab w:val="right" w:leader="dot" w:pos="8778"/>
-        </w:tabs>
-        <w:rPr>
-          <w:rFonts w:asciiTheme="minorHAnsi" w:eastAsiaTheme="minorEastAsia" w:hAnsiTheme="minorHAnsi"/>
-          <w:noProof/>
-          <w:sz w:val="22"/>
-        </w:rPr>
-      </w:pPr>
-      <w:hyperlink w:anchor="_Toc230160117" w:history="1">
-        <w:r>
-          <w:rPr>
-            <w:rStyle w:val="Hyperlink"/>
-            <w:noProof/>
-          </w:rPr>
-          <w:t>3.3.1 Cấu trúc lưu trữ</w:t>
-        </w:r>
-        <w:r>
-          <w:rPr>
-            <w:noProof/>
-            <w:webHidden/>
-          </w:rPr>
-          <w:tab/>
-        </w:r>
-        <w:r>
-          <w:rPr>
-            <w:noProof/>
-            <w:webHidden/>
-          </w:rPr>
-          <w:fldChar w:fldCharType="begin"/>
-        </w:r>
-        <w:r>
-          <w:rPr>
-            <w:noProof/>
-            <w:webHidden/>
-          </w:rPr>
-          <w:instrText xml:space="preserve"> PAGEREF _Toc230160117 \h </w:instrText>
-        </w:r>
-        <w:r>
-          <w:rPr>
-            <w:noProof/>
-            <w:webHidden/>
-          </w:rPr>
-        </w:r>
-        <w:r>
-          <w:rPr>
-            <w:noProof/>
-            <w:webHidden/>
-          </w:rPr>
-          <w:fldChar w:fldCharType="separate"/>
-        </w:r>
-        <w:r>
-          <w:rPr>
-            <w:noProof/>
-            <w:webHidden/>
-          </w:rPr>
-          <w:t>3</w:t>
-        </w:r>
-        <w:r>
-          <w:rPr>
-            <w:noProof/>
-            <w:webHidden/>
-          </w:rPr>
-          <w:fldChar w:fldCharType="end"/>
-        </w:r>
-      </w:hyperlink>
-    </w:p>
-    <w:p>
-      <w:pPr>
-        <w:pStyle w:val="TOC3"/>
-        <w:tabs>
-          <w:tab w:val="right" w:leader="dot" w:pos="8778"/>
-        </w:tabs>
-        <w:rPr>
-          <w:rFonts w:asciiTheme="minorHAnsi" w:eastAsiaTheme="minorEastAsia" w:hAnsiTheme="minorHAnsi"/>
-          <w:noProof/>
-          <w:sz w:val="22"/>
-        </w:rPr>
-      </w:pPr>
-      <w:hyperlink w:anchor="_Toc230160118" w:history="1">
-        <w:r>
-          <w:rPr>
-            <w:rStyle w:val="Hyperlink"/>
-            <w:noProof/>
-          </w:rPr>
-          <w:t>3.3.2 Đặc tả chi tiết</w:t>
-        </w:r>
-        <w:r>
-          <w:rPr>
-            <w:noProof/>
-            <w:webHidden/>
-          </w:rPr>
-          <w:tab/>
-        </w:r>
-        <w:r>
-          <w:rPr>
-            <w:noProof/>
-            <w:webHidden/>
-          </w:rPr>
-          <w:fldChar w:fldCharType="begin"/>
-        </w:r>
-        <w:r>
-          <w:rPr>
-            <w:noProof/>
-            <w:webHidden/>
-          </w:rPr>
-          <w:instrText xml:space="preserve"> PAGEREF _Toc230160118 \h </w:instrText>
-        </w:r>
-        <w:r>
-          <w:rPr>
-            <w:noProof/>
-            <w:webHidden/>
-          </w:rPr>
-        </w:r>
-        <w:r>
-          <w:rPr>
-            <w:noProof/>
-            <w:webHidden/>
-          </w:rPr>
-          <w:fldChar w:fldCharType="separate"/>
-        </w:r>
-        <w:r>
-          <w:rPr>
-            <w:noProof/>
-            <w:webHidden/>
-          </w:rPr>
-          <w:t>3</w:t>
+          <w:t>9</w:t>
         </w:r>
         <w:r>
           <w:rPr>
@@ -2501,13 +3271,13 @@
           <w:sz w:val="22"/>
         </w:rPr>
       </w:pPr>
-      <w:hyperlink w:anchor="_Toc230160119" w:history="1">
+      <w:hyperlink w:anchor="_Toc234496365" w:history="1">
         <w:r>
           <w:rPr>
             <w:rStyle w:val="Hyperlink"/>
             <w:noProof/>
           </w:rPr>
-          <w:t>3.4 Thiết kế chức năng</w:t>
+          <w:t>5.2 Hướng phát triển</w:t>
         </w:r>
         <w:r>
           <w:rPr>
@@ -2528,7 +3298,7 @@
             <w:noProof/>
             <w:webHidden/>
           </w:rPr>
-          <w:instrText xml:space="preserve"> PAGEREF _Toc230160119 \h </w:instrText>
+          <w:instrText xml:space="preserve"> PAGEREF _Toc234496365 \h </w:instrText>
         </w:r>
         <w:r>
           <w:rPr>
@@ -2548,847 +3318,7 @@
             <w:noProof/>
             <w:webHidden/>
           </w:rPr>
-          <w:t>3</w:t>
-        </w:r>
-        <w:r>
-          <w:rPr>
-            <w:noProof/>
-            <w:webHidden/>
-          </w:rPr>
-          <w:fldChar w:fldCharType="end"/>
-        </w:r>
-      </w:hyperlink>
-    </w:p>
-    <w:p>
-      <w:pPr>
-        <w:pStyle w:val="TOC2"/>
-        <w:tabs>
-          <w:tab w:val="right" w:leader="dot" w:pos="8778"/>
-        </w:tabs>
-        <w:rPr>
-          <w:rFonts w:asciiTheme="minorHAnsi" w:eastAsiaTheme="minorEastAsia" w:hAnsiTheme="minorHAnsi"/>
-          <w:noProof/>
-          <w:sz w:val="22"/>
-        </w:rPr>
-      </w:pPr>
-      <w:hyperlink w:anchor="_Toc230160120" w:history="1">
-        <w:r>
-          <w:rPr>
-            <w:rStyle w:val="Hyperlink"/>
-            <w:noProof/>
-          </w:rPr>
-          <w:t>3.5 Thiết kế giao diện</w:t>
-        </w:r>
-        <w:r>
-          <w:rPr>
-            <w:noProof/>
-            <w:webHidden/>
-          </w:rPr>
-          <w:tab/>
-        </w:r>
-        <w:r>
-          <w:rPr>
-            <w:noProof/>
-            <w:webHidden/>
-          </w:rPr>
-          <w:fldChar w:fldCharType="begin"/>
-        </w:r>
-        <w:r>
-          <w:rPr>
-            <w:noProof/>
-            <w:webHidden/>
-          </w:rPr>
-          <w:instrText xml:space="preserve"> PAGEREF _Toc230160120 \h </w:instrText>
-        </w:r>
-        <w:r>
-          <w:rPr>
-            <w:noProof/>
-            <w:webHidden/>
-          </w:rPr>
-        </w:r>
-        <w:r>
-          <w:rPr>
-            <w:noProof/>
-            <w:webHidden/>
-          </w:rPr>
-          <w:fldChar w:fldCharType="separate"/>
-        </w:r>
-        <w:r>
-          <w:rPr>
-            <w:noProof/>
-            <w:webHidden/>
-          </w:rPr>
-          <w:t>3</w:t>
-        </w:r>
-        <w:r>
-          <w:rPr>
-            <w:noProof/>
-            <w:webHidden/>
-          </w:rPr>
-          <w:fldChar w:fldCharType="end"/>
-        </w:r>
-      </w:hyperlink>
-    </w:p>
-    <w:p>
-      <w:pPr>
-        <w:pStyle w:val="TOC3"/>
-        <w:tabs>
-          <w:tab w:val="right" w:leader="dot" w:pos="8778"/>
-        </w:tabs>
-        <w:rPr>
-          <w:rFonts w:asciiTheme="minorHAnsi" w:eastAsiaTheme="minorEastAsia" w:hAnsiTheme="minorHAnsi"/>
-          <w:noProof/>
-          <w:sz w:val="22"/>
-        </w:rPr>
-      </w:pPr>
-      <w:hyperlink w:anchor="_Toc230160121" w:history="1">
-        <w:r>
-          <w:rPr>
-            <w:rStyle w:val="Hyperlink"/>
-            <w:noProof/>
-          </w:rPr>
-          <w:t>3.5.1 Sơ đồ website</w:t>
-        </w:r>
-        <w:r>
-          <w:rPr>
-            <w:noProof/>
-            <w:webHidden/>
-          </w:rPr>
-          <w:tab/>
-        </w:r>
-        <w:r>
-          <w:rPr>
-            <w:noProof/>
-            <w:webHidden/>
-          </w:rPr>
-          <w:fldChar w:fldCharType="begin"/>
-        </w:r>
-        <w:r>
-          <w:rPr>
-            <w:noProof/>
-            <w:webHidden/>
-          </w:rPr>
-          <w:instrText xml:space="preserve"> PAGEREF _Toc230160121 \h </w:instrText>
-        </w:r>
-        <w:r>
-          <w:rPr>
-            <w:noProof/>
-            <w:webHidden/>
-          </w:rPr>
-        </w:r>
-        <w:r>
-          <w:rPr>
-            <w:noProof/>
-            <w:webHidden/>
-          </w:rPr>
-          <w:fldChar w:fldCharType="separate"/>
-        </w:r>
-        <w:r>
-          <w:rPr>
-            <w:noProof/>
-            <w:webHidden/>
-          </w:rPr>
-          <w:t>3</w:t>
-        </w:r>
-        <w:r>
-          <w:rPr>
-            <w:noProof/>
-            <w:webHidden/>
-          </w:rPr>
-          <w:fldChar w:fldCharType="end"/>
-        </w:r>
-      </w:hyperlink>
-    </w:p>
-    <w:p>
-      <w:pPr>
-        <w:pStyle w:val="TOC3"/>
-        <w:tabs>
-          <w:tab w:val="right" w:leader="dot" w:pos="8778"/>
-        </w:tabs>
-        <w:rPr>
-          <w:rFonts w:asciiTheme="minorHAnsi" w:eastAsiaTheme="minorEastAsia" w:hAnsiTheme="minorHAnsi"/>
-          <w:noProof/>
-          <w:sz w:val="22"/>
-        </w:rPr>
-      </w:pPr>
-      <w:hyperlink w:anchor="_Toc230160122" w:history="1">
-        <w:r>
-          <w:rPr>
-            <w:rStyle w:val="Hyperlink"/>
-            <w:noProof/>
-          </w:rPr>
-          <w:t>3.5.2 Giao diện trang chủ</w:t>
-        </w:r>
-        <w:r>
-          <w:rPr>
-            <w:noProof/>
-            <w:webHidden/>
-          </w:rPr>
-          <w:tab/>
-        </w:r>
-        <w:r>
-          <w:rPr>
-            <w:noProof/>
-            <w:webHidden/>
-          </w:rPr>
-          <w:fldChar w:fldCharType="begin"/>
-        </w:r>
-        <w:r>
-          <w:rPr>
-            <w:noProof/>
-            <w:webHidden/>
-          </w:rPr>
-          <w:instrText xml:space="preserve"> PAGEREF _Toc230160122 \h </w:instrText>
-        </w:r>
-        <w:r>
-          <w:rPr>
-            <w:noProof/>
-            <w:webHidden/>
-          </w:rPr>
-        </w:r>
-        <w:r>
-          <w:rPr>
-            <w:noProof/>
-            <w:webHidden/>
-          </w:rPr>
-          <w:fldChar w:fldCharType="separate"/>
-        </w:r>
-        <w:r>
-          <w:rPr>
-            <w:noProof/>
-            <w:webHidden/>
-          </w:rPr>
-          <w:t>3</w:t>
-        </w:r>
-        <w:r>
-          <w:rPr>
-            <w:noProof/>
-            <w:webHidden/>
-          </w:rPr>
-          <w:fldChar w:fldCharType="end"/>
-        </w:r>
-      </w:hyperlink>
-    </w:p>
-    <w:p>
-      <w:pPr>
-        <w:pStyle w:val="TOC3"/>
-        <w:tabs>
-          <w:tab w:val="right" w:leader="dot" w:pos="8778"/>
-        </w:tabs>
-        <w:rPr>
-          <w:rFonts w:asciiTheme="minorHAnsi" w:eastAsiaTheme="minorEastAsia" w:hAnsiTheme="minorHAnsi"/>
-          <w:noProof/>
-          <w:sz w:val="22"/>
-        </w:rPr>
-      </w:pPr>
-      <w:hyperlink w:anchor="_Toc230160123" w:history="1">
-        <w:r>
-          <w:rPr>
-            <w:rStyle w:val="Hyperlink"/>
-            <w:noProof/>
-          </w:rPr>
-          <w:t>3.5.3 Giao diện trang …</w:t>
-        </w:r>
-        <w:r>
-          <w:rPr>
-            <w:noProof/>
-            <w:webHidden/>
-          </w:rPr>
-          <w:tab/>
-        </w:r>
-        <w:r>
-          <w:rPr>
-            <w:noProof/>
-            <w:webHidden/>
-          </w:rPr>
-          <w:fldChar w:fldCharType="begin"/>
-        </w:r>
-        <w:r>
-          <w:rPr>
-            <w:noProof/>
-            <w:webHidden/>
-          </w:rPr>
-          <w:instrText xml:space="preserve"> PAGEREF _Toc230160123 \h </w:instrText>
-        </w:r>
-        <w:r>
-          <w:rPr>
-            <w:noProof/>
-            <w:webHidden/>
-          </w:rPr>
-        </w:r>
-        <w:r>
-          <w:rPr>
-            <w:noProof/>
-            <w:webHidden/>
-          </w:rPr>
-          <w:fldChar w:fldCharType="separate"/>
-        </w:r>
-        <w:r>
-          <w:rPr>
-            <w:noProof/>
-            <w:webHidden/>
-          </w:rPr>
-          <w:t>3</w:t>
-        </w:r>
-        <w:r>
-          <w:rPr>
-            <w:noProof/>
-            <w:webHidden/>
-          </w:rPr>
-          <w:fldChar w:fldCharType="end"/>
-        </w:r>
-      </w:hyperlink>
-    </w:p>
-    <w:p>
-      <w:pPr>
-        <w:pStyle w:val="TOC1"/>
-        <w:tabs>
-          <w:tab w:val="right" w:leader="dot" w:pos="8778"/>
-        </w:tabs>
-        <w:rPr>
-          <w:rFonts w:asciiTheme="minorHAnsi" w:eastAsiaTheme="minorEastAsia" w:hAnsiTheme="minorHAnsi"/>
-          <w:noProof/>
-          <w:sz w:val="22"/>
-        </w:rPr>
-      </w:pPr>
-      <w:hyperlink w:anchor="_Toc230160124" w:history="1">
-        <w:r>
-          <w:rPr>
-            <w:rStyle w:val="Hyperlink"/>
-            <w:noProof/>
-          </w:rPr>
-          <w:t>CHƯƠNG 4. KẾT QUẢ thực nghiệm</w:t>
-        </w:r>
-        <w:r>
-          <w:rPr>
-            <w:noProof/>
-            <w:webHidden/>
-          </w:rPr>
-          <w:tab/>
-        </w:r>
-        <w:r>
-          <w:rPr>
-            <w:noProof/>
-            <w:webHidden/>
-          </w:rPr>
-          <w:fldChar w:fldCharType="begin"/>
-        </w:r>
-        <w:r>
-          <w:rPr>
-            <w:noProof/>
-            <w:webHidden/>
-          </w:rPr>
-          <w:instrText xml:space="preserve"> PAGEREF _Toc230160124 \h </w:instrText>
-        </w:r>
-        <w:r>
-          <w:rPr>
-            <w:noProof/>
-            <w:webHidden/>
-          </w:rPr>
-        </w:r>
-        <w:r>
-          <w:rPr>
-            <w:noProof/>
-            <w:webHidden/>
-          </w:rPr>
-          <w:fldChar w:fldCharType="separate"/>
-        </w:r>
-        <w:r>
-          <w:rPr>
-            <w:noProof/>
-            <w:webHidden/>
-          </w:rPr>
-          <w:t>4</w:t>
-        </w:r>
-        <w:r>
-          <w:rPr>
-            <w:noProof/>
-            <w:webHidden/>
-          </w:rPr>
-          <w:fldChar w:fldCharType="end"/>
-        </w:r>
-      </w:hyperlink>
-    </w:p>
-    <w:p>
-      <w:pPr>
-        <w:pStyle w:val="TOC2"/>
-        <w:tabs>
-          <w:tab w:val="right" w:leader="dot" w:pos="8778"/>
-        </w:tabs>
-        <w:rPr>
-          <w:rFonts w:asciiTheme="minorHAnsi" w:eastAsiaTheme="minorEastAsia" w:hAnsiTheme="minorHAnsi"/>
-          <w:noProof/>
-          <w:sz w:val="22"/>
-        </w:rPr>
-      </w:pPr>
-      <w:hyperlink w:anchor="_Toc230160125" w:history="1">
-        <w:r>
-          <w:rPr>
-            <w:rStyle w:val="Hyperlink"/>
-            <w:noProof/>
-          </w:rPr>
-          <w:t>4.1 Dữ liệu thử nghiệm</w:t>
-        </w:r>
-        <w:r>
-          <w:rPr>
-            <w:noProof/>
-            <w:webHidden/>
-          </w:rPr>
-          <w:tab/>
-        </w:r>
-        <w:r>
-          <w:rPr>
-            <w:noProof/>
-            <w:webHidden/>
-          </w:rPr>
-          <w:fldChar w:fldCharType="begin"/>
-        </w:r>
-        <w:r>
-          <w:rPr>
-            <w:noProof/>
-            <w:webHidden/>
-          </w:rPr>
-          <w:instrText xml:space="preserve"> PAGEREF _Toc230160125 \h </w:instrText>
-        </w:r>
-        <w:r>
-          <w:rPr>
-            <w:noProof/>
-            <w:webHidden/>
-          </w:rPr>
-        </w:r>
-        <w:r>
-          <w:rPr>
-            <w:noProof/>
-            <w:webHidden/>
-          </w:rPr>
-          <w:fldChar w:fldCharType="separate"/>
-        </w:r>
-        <w:r>
-          <w:rPr>
-            <w:noProof/>
-            <w:webHidden/>
-          </w:rPr>
-          <w:t>4</w:t>
-        </w:r>
-        <w:r>
-          <w:rPr>
-            <w:noProof/>
-            <w:webHidden/>
-          </w:rPr>
-          <w:fldChar w:fldCharType="end"/>
-        </w:r>
-      </w:hyperlink>
-    </w:p>
-    <w:p>
-      <w:pPr>
-        <w:pStyle w:val="TOC2"/>
-        <w:tabs>
-          <w:tab w:val="right" w:leader="dot" w:pos="8778"/>
-        </w:tabs>
-        <w:rPr>
-          <w:rFonts w:asciiTheme="minorHAnsi" w:eastAsiaTheme="minorEastAsia" w:hAnsiTheme="minorHAnsi"/>
-          <w:noProof/>
-          <w:sz w:val="22"/>
-        </w:rPr>
-      </w:pPr>
-      <w:hyperlink w:anchor="_Toc230160126" w:history="1">
-        <w:r>
-          <w:rPr>
-            <w:rStyle w:val="Hyperlink"/>
-            <w:noProof/>
-          </w:rPr>
-          <w:t>4.2 Kết quả thực nghiệm</w:t>
-        </w:r>
-        <w:r>
-          <w:rPr>
-            <w:noProof/>
-            <w:webHidden/>
-          </w:rPr>
-          <w:tab/>
-        </w:r>
-        <w:r>
-          <w:rPr>
-            <w:noProof/>
-            <w:webHidden/>
-          </w:rPr>
-          <w:fldChar w:fldCharType="begin"/>
-        </w:r>
-        <w:r>
-          <w:rPr>
-            <w:noProof/>
-            <w:webHidden/>
-          </w:rPr>
-          <w:instrText xml:space="preserve"> PAGEREF _Toc230160126 \h </w:instrText>
-        </w:r>
-        <w:r>
-          <w:rPr>
-            <w:noProof/>
-            <w:webHidden/>
-          </w:rPr>
-        </w:r>
-        <w:r>
-          <w:rPr>
-            <w:noProof/>
-            <w:webHidden/>
-          </w:rPr>
-          <w:fldChar w:fldCharType="separate"/>
-        </w:r>
-        <w:r>
-          <w:rPr>
-            <w:noProof/>
-            <w:webHidden/>
-          </w:rPr>
-          <w:t>4</w:t>
-        </w:r>
-        <w:r>
-          <w:rPr>
-            <w:noProof/>
-            <w:webHidden/>
-          </w:rPr>
-          <w:fldChar w:fldCharType="end"/>
-        </w:r>
-      </w:hyperlink>
-    </w:p>
-    <w:p>
-      <w:pPr>
-        <w:pStyle w:val="TOC3"/>
-        <w:tabs>
-          <w:tab w:val="right" w:leader="dot" w:pos="8778"/>
-        </w:tabs>
-        <w:rPr>
-          <w:rFonts w:asciiTheme="minorHAnsi" w:eastAsiaTheme="minorEastAsia" w:hAnsiTheme="minorHAnsi"/>
-          <w:noProof/>
-          <w:sz w:val="22"/>
-        </w:rPr>
-      </w:pPr>
-      <w:hyperlink w:anchor="_Toc230160127" w:history="1">
-        <w:r>
-          <w:rPr>
-            <w:rStyle w:val="Hyperlink"/>
-            <w:noProof/>
-          </w:rPr>
-          <w:t>4.2.1 Giao diện trang chủ</w:t>
-        </w:r>
-        <w:r>
-          <w:rPr>
-            <w:noProof/>
-            <w:webHidden/>
-          </w:rPr>
-          <w:tab/>
-        </w:r>
-        <w:r>
-          <w:rPr>
-            <w:noProof/>
-            <w:webHidden/>
-          </w:rPr>
-          <w:fldChar w:fldCharType="begin"/>
-        </w:r>
-        <w:r>
-          <w:rPr>
-            <w:noProof/>
-            <w:webHidden/>
-          </w:rPr>
-          <w:instrText xml:space="preserve"> PAGEREF _Toc230160127 \h </w:instrText>
-        </w:r>
-        <w:r>
-          <w:rPr>
-            <w:noProof/>
-            <w:webHidden/>
-          </w:rPr>
-        </w:r>
-        <w:r>
-          <w:rPr>
-            <w:noProof/>
-            <w:webHidden/>
-          </w:rPr>
-          <w:fldChar w:fldCharType="separate"/>
-        </w:r>
-        <w:r>
-          <w:rPr>
-            <w:noProof/>
-            <w:webHidden/>
-          </w:rPr>
-          <w:t>4</w:t>
-        </w:r>
-        <w:r>
-          <w:rPr>
-            <w:noProof/>
-            <w:webHidden/>
-          </w:rPr>
-          <w:fldChar w:fldCharType="end"/>
-        </w:r>
-      </w:hyperlink>
-    </w:p>
-    <w:p>
-      <w:pPr>
-        <w:pStyle w:val="TOC3"/>
-        <w:tabs>
-          <w:tab w:val="right" w:leader="dot" w:pos="8778"/>
-        </w:tabs>
-        <w:rPr>
-          <w:rFonts w:asciiTheme="minorHAnsi" w:eastAsiaTheme="minorEastAsia" w:hAnsiTheme="minorHAnsi"/>
-          <w:noProof/>
-          <w:sz w:val="22"/>
-        </w:rPr>
-      </w:pPr>
-      <w:hyperlink w:anchor="_Toc230160128" w:history="1">
-        <w:r>
-          <w:rPr>
-            <w:rStyle w:val="Hyperlink"/>
-            <w:noProof/>
-          </w:rPr>
-          <w:t>4.2.2 Giao diện trang …</w:t>
-        </w:r>
-        <w:r>
-          <w:rPr>
-            <w:noProof/>
-            <w:webHidden/>
-          </w:rPr>
-          <w:tab/>
-        </w:r>
-        <w:r>
-          <w:rPr>
-            <w:noProof/>
-            <w:webHidden/>
-          </w:rPr>
-          <w:fldChar w:fldCharType="begin"/>
-        </w:r>
-        <w:r>
-          <w:rPr>
-            <w:noProof/>
-            <w:webHidden/>
-          </w:rPr>
-          <w:instrText xml:space="preserve"> PAGEREF _Toc230160128 \h </w:instrText>
-        </w:r>
-        <w:r>
-          <w:rPr>
-            <w:noProof/>
-            <w:webHidden/>
-          </w:rPr>
-        </w:r>
-        <w:r>
-          <w:rPr>
-            <w:noProof/>
-            <w:webHidden/>
-          </w:rPr>
-          <w:fldChar w:fldCharType="separate"/>
-        </w:r>
-        <w:r>
-          <w:rPr>
-            <w:noProof/>
-            <w:webHidden/>
-          </w:rPr>
-          <w:t>4</w:t>
-        </w:r>
-        <w:r>
-          <w:rPr>
-            <w:noProof/>
-            <w:webHidden/>
-          </w:rPr>
-          <w:fldChar w:fldCharType="end"/>
-        </w:r>
-      </w:hyperlink>
-    </w:p>
-    <w:p>
-      <w:pPr>
-        <w:pStyle w:val="TOC1"/>
-        <w:tabs>
-          <w:tab w:val="right" w:leader="dot" w:pos="8778"/>
-        </w:tabs>
-        <w:rPr>
-          <w:rFonts w:asciiTheme="minorHAnsi" w:eastAsiaTheme="minorEastAsia" w:hAnsiTheme="minorHAnsi"/>
-          <w:noProof/>
-          <w:sz w:val="22"/>
-        </w:rPr>
-      </w:pPr>
-      <w:hyperlink w:anchor="_Toc230160129" w:history="1">
-        <w:r>
-          <w:rPr>
-            <w:rStyle w:val="Hyperlink"/>
-            <w:noProof/>
-          </w:rPr>
-          <w:t>CHƯƠNG 5. Kết luận và hướng phát triển</w:t>
-        </w:r>
-        <w:r>
-          <w:rPr>
-            <w:noProof/>
-            <w:webHidden/>
-          </w:rPr>
-          <w:tab/>
-        </w:r>
-        <w:r>
-          <w:rPr>
-            <w:noProof/>
-            <w:webHidden/>
-          </w:rPr>
-          <w:fldChar w:fldCharType="begin"/>
-        </w:r>
-        <w:r>
-          <w:rPr>
-            <w:noProof/>
-            <w:webHidden/>
-          </w:rPr>
-          <w:instrText xml:space="preserve"> PAGEREF _Toc230160129 \h </w:instrText>
-        </w:r>
-        <w:r>
-          <w:rPr>
-            <w:noProof/>
-            <w:webHidden/>
-          </w:rPr>
-        </w:r>
-        <w:r>
-          <w:rPr>
-            <w:noProof/>
-            <w:webHidden/>
-          </w:rPr>
-          <w:fldChar w:fldCharType="separate"/>
-        </w:r>
-        <w:r>
-          <w:rPr>
-            <w:noProof/>
-            <w:webHidden/>
-          </w:rPr>
-          <w:t>5</w:t>
-        </w:r>
-        <w:r>
-          <w:rPr>
-            <w:noProof/>
-            <w:webHidden/>
-          </w:rPr>
-          <w:fldChar w:fldCharType="end"/>
-        </w:r>
-      </w:hyperlink>
-    </w:p>
-    <w:p>
-      <w:pPr>
-        <w:pStyle w:val="TOC2"/>
-        <w:tabs>
-          <w:tab w:val="right" w:leader="dot" w:pos="8778"/>
-        </w:tabs>
-        <w:rPr>
-          <w:rFonts w:asciiTheme="minorHAnsi" w:eastAsiaTheme="minorEastAsia" w:hAnsiTheme="minorHAnsi"/>
-          <w:noProof/>
-          <w:sz w:val="22"/>
-        </w:rPr>
-      </w:pPr>
-      <w:hyperlink w:anchor="_Toc230160130" w:history="1">
-        <w:r>
-          <w:rPr>
-            <w:rStyle w:val="Hyperlink"/>
-            <w:noProof/>
-          </w:rPr>
-          <w:t>5.1 Kết luận</w:t>
-        </w:r>
-        <w:r>
-          <w:rPr>
-            <w:noProof/>
-            <w:webHidden/>
-          </w:rPr>
-          <w:tab/>
-        </w:r>
-        <w:r>
-          <w:rPr>
-            <w:noProof/>
-            <w:webHidden/>
-          </w:rPr>
-          <w:fldChar w:fldCharType="begin"/>
-        </w:r>
-        <w:r>
-          <w:rPr>
-            <w:noProof/>
-            <w:webHidden/>
-          </w:rPr>
-          <w:instrText xml:space="preserve"> PAGEREF _Toc230160130 \h </w:instrText>
-        </w:r>
-        <w:r>
-          <w:rPr>
-            <w:noProof/>
-            <w:webHidden/>
-          </w:rPr>
-        </w:r>
-        <w:r>
-          <w:rPr>
-            <w:noProof/>
-            <w:webHidden/>
-          </w:rPr>
-          <w:fldChar w:fldCharType="separate"/>
-        </w:r>
-        <w:r>
-          <w:rPr>
-            <w:noProof/>
-            <w:webHidden/>
-          </w:rPr>
-          <w:t>5</w:t>
-        </w:r>
-        <w:r>
-          <w:rPr>
-            <w:noProof/>
-            <w:webHidden/>
-          </w:rPr>
-          <w:fldChar w:fldCharType="end"/>
-        </w:r>
-      </w:hyperlink>
-    </w:p>
-    <w:p>
-      <w:pPr>
-        <w:pStyle w:val="TOC2"/>
-        <w:tabs>
-          <w:tab w:val="right" w:leader="dot" w:pos="8778"/>
-        </w:tabs>
-        <w:rPr>
-          <w:rFonts w:asciiTheme="minorHAnsi" w:eastAsiaTheme="minorEastAsia" w:hAnsiTheme="minorHAnsi"/>
-          <w:noProof/>
-          <w:sz w:val="22"/>
-        </w:rPr>
-      </w:pPr>
-      <w:hyperlink w:anchor="_Toc230160131" w:history="1">
-        <w:r>
-          <w:rPr>
-            <w:rStyle w:val="Hyperlink"/>
-            <w:noProof/>
-          </w:rPr>
-          <w:t>5.2 Hướng phát triển</w:t>
-        </w:r>
-        <w:r>
-          <w:rPr>
-            <w:noProof/>
-            <w:webHidden/>
-          </w:rPr>
-          <w:tab/>
-        </w:r>
-        <w:r>
-          <w:rPr>
-            <w:noProof/>
-            <w:webHidden/>
-          </w:rPr>
-          <w:fldChar w:fldCharType="begin"/>
-        </w:r>
-        <w:r>
-          <w:rPr>
-            <w:noProof/>
-            <w:webHidden/>
-          </w:rPr>
-          <w:instrText xml:space="preserve"> PAGEREF _Toc230160131 \h </w:instrText>
-        </w:r>
-        <w:r>
-          <w:rPr>
-            <w:noProof/>
-            <w:webHidden/>
-          </w:rPr>
-        </w:r>
-        <w:r>
-          <w:rPr>
-            <w:noProof/>
-            <w:webHidden/>
-          </w:rPr>
-          <w:fldChar w:fldCharType="separate"/>
-        </w:r>
-        <w:r>
-          <w:rPr>
-            <w:noProof/>
-            <w:webHidden/>
-          </w:rPr>
-          <w:t>5</w:t>
+          <w:t>9</w:t>
         </w:r>
         <w:r>
           <w:rPr>
@@ -3573,7 +3503,7 @@
       <w:pPr>
         <w:pStyle w:val="Heading1"/>
       </w:pPr>
-      <w:bookmarkStart w:id="0" w:name="_Toc230160097"/>
+      <w:bookmarkStart w:id="0" w:name="_Toc234496332"/>
       <w:r>
         <w:lastRenderedPageBreak/>
         <w:t>T</w:t>
@@ -3587,7 +3517,7 @@
       <w:pPr>
         <w:pStyle w:val="Heading2"/>
       </w:pPr>
-      <w:bookmarkStart w:id="1" w:name="_Toc230160098"/>
+      <w:bookmarkStart w:id="1" w:name="_Toc234496333"/>
       <w:r>
         <w:t>Đặt vấn đề</w:t>
       </w:r>
@@ -3597,7 +3527,7 @@
       <w:pPr>
         <w:pStyle w:val="Heading2"/>
       </w:pPr>
-      <w:bookmarkStart w:id="2" w:name="_Toc230160099"/>
+      <w:bookmarkStart w:id="2" w:name="_Toc234496334"/>
       <w:r>
         <w:t>Mục tiêu nghiên cứu</w:t>
       </w:r>
@@ -3607,7 +3537,7 @@
       <w:pPr>
         <w:pStyle w:val="Heading2"/>
       </w:pPr>
-      <w:bookmarkStart w:id="3" w:name="_Toc230160100"/>
+      <w:bookmarkStart w:id="3" w:name="_Toc234496335"/>
       <w:r>
         <w:t>Phương pháp nghiên cứu</w:t>
       </w:r>
@@ -3617,7 +3547,7 @@
       <w:pPr>
         <w:pStyle w:val="Heading2"/>
       </w:pPr>
-      <w:bookmarkStart w:id="4" w:name="_Toc230160101"/>
+      <w:bookmarkStart w:id="4" w:name="_Toc234496336"/>
       <w:r>
         <w:t>Đối tượng nghiên cứu</w:t>
       </w:r>
@@ -3632,7 +3562,7 @@
       <w:pPr>
         <w:pStyle w:val="Heading1"/>
       </w:pPr>
-      <w:bookmarkStart w:id="5" w:name="_Toc230160102"/>
+      <w:bookmarkStart w:id="5" w:name="_Toc234496337"/>
       <w:r>
         <w:lastRenderedPageBreak/>
         <w:t>Cơ sở lý thuyết</w:t>
@@ -3643,124 +3573,44 @@
       <w:pPr>
         <w:pStyle w:val="Heading2"/>
       </w:pPr>
+      <w:bookmarkStart w:id="6" w:name="_Toc234496338"/>
       <w:r>
         <w:t>Ngôn ngữ định dạng cấu trúc và giao diện (HTML và CSS)</w:t>
       </w:r>
+      <w:bookmarkEnd w:id="6"/>
+    </w:p>
+    <w:p>
+      <w:pPr>
+        <w:pStyle w:val="noidung"/>
+      </w:pPr>
+      <w:r>
+        <w:t>Nền tảng của mọi ứng dụng ứng dụng web hiện đại dựa trên sự kết hợp chặt chẽ giữa hai thành phần: cấu trúc dữ liệu và biểu diễn giao diện trực quan.</w:t>
+      </w:r>
+    </w:p>
+    <w:p>
+      <w:pPr>
+        <w:pStyle w:val="noidung"/>
+      </w:pPr>
+      <w:r>
+        <w:t>Theo bài giảng Công nghệ Web của Đại học Bách Khoa Hà Nội, HTML5 (HyperText Markup Language 5) đóng vai trò định hình khung xương cốt lõi cho trang web thông qua hệ thống các thẻ ngữ nghĩa (Semantic Tags) [6]. Việc sử dụng các thẻ như &lt;nav&gt;, &lt;main&gt;, &lt;header&gt; và &lt;footer&gt; giúp phân tách bố cục dữ liệu một cách logic. Kỹ thuật này giúp trình duyệt và các bộ máy tìm kiếm (SEO) dễ dàng phân tích, lập chỉ mục nội dung trang web chính xác hơn so với các thẻ vô định hình truyền thống.</w:t>
+      </w:r>
     </w:p>
     <w:p>
       <w:pPr>
         <w:ind w:firstLine="720"/>
       </w:pPr>
-      <w:r>
-        <w:t>Nền tảng của mọi ứng dụng ứng dụng web hiện đại dựa trên sự kết hợp chặt chẽ giữa hai thành phần: cấu trúc dữ liệu và biểu diễn giao diện trực quan.</w:t>
-      </w:r>
     </w:p>
     <w:p>
       <w:pPr>
         <w:ind w:firstLine="720"/>
-      </w:pPr>
-      <w:r>
-        <w:t xml:space="preserve">Theo bài giảng Công nghệ Web của Đại học Bách Khoa Hà Nội, </w:t>
-      </w:r>
-      <w:r>
-        <w:rPr>
-          <w:b/>
-          <w:bCs/>
-        </w:rPr>
-        <w:t>HTML5</w:t>
-      </w:r>
-      <w:r>
-        <w:t xml:space="preserve"> (HyperText Markup Language 5) đóng vai trò định hình khung xương cốt lõi cho trang web thông qua hệ thống các thẻ ngữ nghĩa (Semantic Tags) [6]. Việc sử dụng các thẻ như </w:t>
-      </w:r>
-      <w:r>
-        <w:rPr>
-          <w:rStyle w:val="HTMLCode"/>
-          <w:rFonts w:eastAsiaTheme="minorHAnsi"/>
-          <w:b/>
-          <w:bCs/>
-          <w:sz w:val="26"/>
-          <w:szCs w:val="26"/>
-        </w:rPr>
-        <w:t>&lt;nav&gt;</w:t>
-      </w:r>
-      <w:r>
-        <w:rPr>
-          <w:b/>
-          <w:bCs/>
-          <w:szCs w:val="26"/>
-        </w:rPr>
-        <w:t xml:space="preserve">, </w:t>
-      </w:r>
-      <w:r>
-        <w:rPr>
-          <w:rStyle w:val="HTMLCode"/>
-          <w:rFonts w:eastAsiaTheme="minorHAnsi"/>
-          <w:b/>
-          <w:bCs/>
-          <w:sz w:val="26"/>
-          <w:szCs w:val="26"/>
-        </w:rPr>
-        <w:t>&lt;main&gt;</w:t>
-      </w:r>
-      <w:r>
-        <w:rPr>
-          <w:b/>
-          <w:bCs/>
-          <w:szCs w:val="26"/>
-        </w:rPr>
-        <w:t>,</w:t>
-      </w:r>
-      <w:r>
-        <w:rPr>
-          <w:b/>
-          <w:bCs/>
-        </w:rPr>
-        <w:t xml:space="preserve"> </w:t>
-      </w:r>
-      <w:r>
-        <w:rPr>
-          <w:rStyle w:val="HTMLCode"/>
-          <w:rFonts w:eastAsiaTheme="minorHAnsi"/>
-          <w:b/>
-          <w:bCs/>
-          <w:sz w:val="26"/>
-          <w:szCs w:val="26"/>
-        </w:rPr>
-        <w:t>&lt;header&gt;</w:t>
-      </w:r>
-      <w:r>
-        <w:t xml:space="preserve"> và </w:t>
-      </w:r>
-      <w:r>
-        <w:rPr>
-          <w:rStyle w:val="HTMLCode"/>
-          <w:rFonts w:eastAsiaTheme="minorHAnsi"/>
-          <w:b/>
-          <w:bCs/>
-          <w:sz w:val="26"/>
-          <w:szCs w:val="26"/>
-        </w:rPr>
-        <w:t>&lt;footer&gt;</w:t>
-      </w:r>
-      <w:r>
-        <w:t xml:space="preserve"> giúp phân tách bố cục dữ liệu một cách logic. Kỹ thuật này giúp trình duyệt và các bộ máy tìm kiếm (SEO) dễ dàng phân tích, lập chỉ mục nội dung trang web chính xác hơn so với các thẻ vô định hình truyền thống.</w:t>
-      </w:r>
-    </w:p>
-    <w:p>
-      <w:pPr>
-        <w:ind w:firstLine="720"/>
-      </w:pPr>
-    </w:p>
-    <w:p>
-      <w:pPr>
-        <w:ind w:firstLine="720"/>
+        <w:jc w:val="center"/>
       </w:pPr>
       <w:r>
         <w:rPr>
           <w:noProof/>
         </w:rPr>
         <w:drawing>
-          <wp:inline distT="0" distB="0" distL="0" distR="0" wp14:anchorId="320F860F" wp14:editId="1896B383">
+          <wp:inline distT="0" distB="0" distL="0" distR="0" wp14:anchorId="320F860F" wp14:editId="4F8AD380">
             <wp:extent cx="5387807" cy="2446232"/>
             <wp:effectExtent l="0" t="0" r="3810" b="0"/>
             <wp:docPr id="3" name="Picture 3"/>
@@ -3798,77 +3648,31 @@
     </w:p>
     <w:p>
       <w:pPr>
-        <w:ind w:firstLine="720"/>
-      </w:pPr>
-    </w:p>
-    <w:p>
-      <w:pPr>
-        <w:ind w:firstLine="720"/>
-      </w:pPr>
-    </w:p>
-    <w:p>
-      <w:pPr>
-        <w:ind w:firstLine="720"/>
+        <w:pStyle w:val="noidung"/>
       </w:pPr>
       <w:r>
         <w:t xml:space="preserve">Song song đó, </w:t>
       </w:r>
       <w:r>
-        <w:rPr>
-          <w:b/>
-          <w:bCs/>
-        </w:rPr>
         <w:t>CSS3</w:t>
       </w:r>
       <w:r>
         <w:t xml:space="preserve"> (Cascading Style Sheets 3) chịu trách nhiệm cô lập hoàn toàn phần hiển thị mỹ thuật ra khỏi phần dữ liệu. Như được phân tích trong tài liệu của Đại học Công nghệ Thông tin – ĐHQG TP.HCM, các thuộc tính tiên tiến của CSS3 như </w:t>
       </w:r>
       <w:r>
-        <w:rPr>
-          <w:rStyle w:val="HTMLCode"/>
-          <w:rFonts w:eastAsiaTheme="minorHAnsi"/>
-          <w:b/>
-          <w:bCs/>
-          <w:sz w:val="26"/>
-          <w:szCs w:val="26"/>
-        </w:rPr>
-        <w:t>transition</w:t>
-      </w:r>
-      <w:r>
-        <w:rPr>
-          <w:b/>
-          <w:bCs/>
-          <w:szCs w:val="26"/>
-        </w:rPr>
-        <w:t xml:space="preserve">, </w:t>
-      </w:r>
-      <w:r>
-        <w:rPr>
-          <w:rStyle w:val="HTMLCode"/>
-          <w:rFonts w:eastAsiaTheme="minorHAnsi"/>
-          <w:b/>
-          <w:bCs/>
-          <w:sz w:val="26"/>
-          <w:szCs w:val="26"/>
-        </w:rPr>
-        <w:t>box-shadow</w:t>
-      </w:r>
-      <w:r>
-        <w:t xml:space="preserve"> và </w:t>
-      </w:r>
-      <w:r>
-        <w:rPr>
-          <w:rStyle w:val="HTMLCode"/>
-          <w:rFonts w:eastAsiaTheme="minorHAnsi"/>
-          <w:b/>
-          <w:bCs/>
-          <w:sz w:val="26"/>
-          <w:szCs w:val="26"/>
-        </w:rPr>
-        <w:t>linear-gradient</w:t>
-      </w:r>
-      <w:r>
-        <w:t xml:space="preserve"> cho phép lập trình viên tạo lập các bộ lọc màu, các hiệu ứng đổ bóng phát sáng neon (Glow Effect) cho các thẻ hiển thị danh sách game [4]. Điều này tạo nên trải nghiệm thị giác sống động mang phong cách gaming mà không cần lạm dụng nhiều tệp hình ảnh nặng, giúp tối ưu băng thông và tốc độ phản hồi của hệ thống.</w:t>
+        <w:t>transition, box-shadow</w:t>
+      </w:r>
+      <w:r>
+        <w:t xml:space="preserve"> và</w:t>
+      </w:r>
+      <w:r>
+        <w:t xml:space="preserve"> linear-gradient </w:t>
+      </w:r>
+      <w:r>
+        <w:t xml:space="preserve">cho phép lập trình viên tạo lập các bộ lọc màu, các hiệu ứng đổ bóng phát sáng neon (Glow Effect) cho các thẻ hiển thị danh sách game [4]. Điều này tạo nên trải nghiệm thị giác sống động mang phong </w:t>
+      </w:r>
+      <w:r>
+        <w:t>cách gaming mà không cần lạm dụng nhiều tệp hình ảnh nặng, giúp tối ưu băng thông và tốc độ phản hồi của hệ thống.</w:t>
       </w:r>
     </w:p>
     <w:p/>
@@ -3888,7 +3692,6 @@
         <w:rPr>
           <w:noProof/>
         </w:rPr>
-        <w:lastRenderedPageBreak/>
         <w:drawing>
           <wp:inline distT="0" distB="0" distL="0" distR="0" wp14:anchorId="56F0C921" wp14:editId="440A5466">
             <wp:extent cx="5580380" cy="1796415"/>
@@ -3930,21 +3733,25 @@
       <w:pPr>
         <w:pStyle w:val="Heading2"/>
       </w:pPr>
+      <w:bookmarkStart w:id="7" w:name="_Toc234496339"/>
       <w:r>
         <w:t>Kiến trúc giao diện phản hồi và xử lý logic phía người dùng</w:t>
       </w:r>
+      <w:bookmarkEnd w:id="7"/>
     </w:p>
     <w:p>
       <w:pPr>
         <w:pStyle w:val="Heading3"/>
       </w:pPr>
+      <w:bookmarkStart w:id="8" w:name="_Toc234496340"/>
       <w:r>
         <w:t>Khung phát triển ứng dụng Bootstrap 5</w:t>
       </w:r>
-    </w:p>
-    <w:p>
-      <w:pPr>
-        <w:ind w:firstLine="720"/>
+      <w:bookmarkEnd w:id="8"/>
+    </w:p>
+    <w:p>
+      <w:pPr>
+        <w:pStyle w:val="noidung"/>
       </w:pPr>
       <w:r>
         <w:t>Để giải quyết bài toán hiển thị tối ưu trên nhiều loại thiết bị phần cứng có kích thước màn hình khác nhau, các thư viện Front-End mã nguồn mở được đưa vào áp dụng rộng rãi, tiêu biểu là Bootstrap 5.</w:t>
@@ -3952,7 +3759,7 @@
     </w:p>
     <w:p>
       <w:pPr>
-        <w:ind w:firstLine="720"/>
+        <w:pStyle w:val="noidung"/>
       </w:pPr>
       <w:r>
         <w:t>Hệ thống lưới (Grid System):</w:t>
@@ -3961,40 +3768,7 @@
         <w:t xml:space="preserve"> Khung làm việc Bootstrap 5 vận hành dựa trên cơ chế bố cục linh hoạt (Flexbox) kết hợp cấu trúc phân tầng </w:t>
       </w:r>
       <w:r>
-        <w:rPr>
-          <w:rStyle w:val="HTMLCode"/>
-          <w:rFonts w:eastAsiaTheme="minorHAnsi"/>
-          <w:sz w:val="26"/>
-          <w:szCs w:val="26"/>
-        </w:rPr>
-        <w:t>container</w:t>
-      </w:r>
-      <w:r>
-        <w:rPr>
-          <w:szCs w:val="26"/>
-        </w:rPr>
-        <w:t xml:space="preserve">, </w:t>
-      </w:r>
-      <w:r>
-        <w:rPr>
-          <w:rStyle w:val="HTMLCode"/>
-          <w:rFonts w:eastAsiaTheme="minorHAnsi"/>
-          <w:sz w:val="26"/>
-          <w:szCs w:val="26"/>
-        </w:rPr>
-        <w:t>row</w:t>
-      </w:r>
-      <w:r>
-        <w:t xml:space="preserve"> và </w:t>
-      </w:r>
-      <w:r>
-        <w:rPr>
-          <w:rStyle w:val="HTMLCode"/>
-          <w:rFonts w:eastAsiaTheme="minorHAnsi"/>
-          <w:sz w:val="26"/>
-          <w:szCs w:val="26"/>
-        </w:rPr>
-        <w:t>col-*</w:t>
+        <w:t>container, row và col-*</w:t>
       </w:r>
       <w:r>
         <w:t xml:space="preserve"> [1]. Cơ chế này cho phép tự động tính toán lại tỷ lệ và kích thước của các khối giao diện. Cụ thể, danh sách 10 tựa game di động sẽ tự động co giãn từ bố cục 4 cột (trên màn hình máy tính) thành 2 cột (trên máy tính bảng) và thu gọn về 1 cột duy nhất (trên điện thoại di động).</w:t>
@@ -4048,7 +3822,7 @@
     </w:p>
     <w:p>
       <w:pPr>
-        <w:ind w:firstLine="720"/>
+        <w:pStyle w:val="noidung"/>
       </w:pPr>
       <w:r>
         <w:t>Thiết kế ưu tiên di động (Mobile-First):</w:t>
@@ -4067,13 +3841,16 @@
       <w:pPr>
         <w:pStyle w:val="Heading3"/>
       </w:pPr>
-      <w:r>
+      <w:bookmarkStart w:id="9" w:name="_Toc234496341"/>
+      <w:r>
+        <w:lastRenderedPageBreak/>
         <w:t>Xử lý tương tác bằng JavaScript</w:t>
       </w:r>
-    </w:p>
-    <w:p>
-      <w:pPr>
-        <w:ind w:firstLine="720"/>
+      <w:bookmarkEnd w:id="9"/>
+    </w:p>
+    <w:p>
+      <w:pPr>
+        <w:pStyle w:val="noidung"/>
       </w:pPr>
       <w:r>
         <w:t>JavaScript là ngôn ngữ lập trình kịch bản chạy tại máy khách (Client-side), chịu trách nhiệm điều khiển toàn bộ hành vi mạng và tạo tương tác thời gian thực giữa người dùng với giao diện trang web.</w:t>
@@ -4081,16 +3858,17 @@
     </w:p>
     <w:p>
       <w:pPr>
-        <w:pStyle w:val="Heading4"/>
-      </w:pPr>
-      <w:r>
-        <w:lastRenderedPageBreak/>
+        <w:pStyle w:val="Heading3"/>
+      </w:pPr>
+      <w:bookmarkStart w:id="10" w:name="_Toc234496342"/>
+      <w:r>
         <w:t>Cơ chế điều khiển DOM và quản lý dữ liệu mảng</w:t>
       </w:r>
-    </w:p>
-    <w:p>
-      <w:pPr>
-        <w:ind w:firstLine="720"/>
+      <w:bookmarkEnd w:id="10"/>
+    </w:p>
+    <w:p>
+      <w:pPr>
+        <w:pStyle w:val="noidung"/>
       </w:pPr>
       <w:r>
         <w:t>Trong giải pháp xây dựng mã nguồn, thông tin thô của 10 loại game được đóng gói tập trung trong một mảng các đối tượng (Array of Objects) nằm trong tệp tin script riêng biệt.</w:t>
@@ -4148,10 +3926,54 @@
     </w:p>
     <w:p>
       <w:pPr>
+        <w:pStyle w:val="noidung"/>
+      </w:pPr>
+      <w:r>
+        <w:t xml:space="preserve">Dựa theo nghiên cứu cấu trúc dữ liệu web của Học viện Công nghệ Bưu chính Viễn thông, việc phân tách dữ liệu khỏi cấu trúc HTML tĩnh giúp hệ thống dễ bảo trì và nâng cấp [2]. JavaScript sử dụng cấu trúc lặp </w:t>
+      </w:r>
+      <w:r>
+        <w:t>forEach()</w:t>
+      </w:r>
+      <w:r>
+        <w:t xml:space="preserve"> truy xuất dữ liệu từ mảng rồi thực hiện kỹ thuật thay đổi cây cấu trúc nội dung </w:t>
+      </w:r>
+      <w:r>
+        <w:t xml:space="preserve">DOM </w:t>
+      </w:r>
+      <w:r>
+        <w:t xml:space="preserve">(Document Object Model) qua thuộc tính </w:t>
+      </w:r>
+      <w:r>
+        <w:t>innerHTML</w:t>
+      </w:r>
+      <w:r>
+        <w:t>. Quá trình này giúp trình duyệt tự động sinh mã HTML động, giảm bớt hàng trăm dòng code lặp lại một cách thủ công.</w:t>
+      </w:r>
+    </w:p>
+    <w:p>
+      <w:pPr>
         <w:ind w:firstLine="720"/>
       </w:pPr>
-      <w:r>
-        <w:t xml:space="preserve">Dựa theo nghiên cứu cấu trúc dữ liệu web của Học viện Công nghệ Bưu chính Viễn thông, việc phân tách dữ liệu khỏi cấu trúc HTML tĩnh giúp hệ thống dễ bảo trì và nâng cấp [2]. JavaScript sử dụng cấu trúc lặp </w:t>
+    </w:p>
+    <w:p>
+      <w:pPr>
+        <w:pStyle w:val="noidung"/>
+      </w:pPr>
+      <w:r>
+        <w:lastRenderedPageBreak/>
+        <w:t>Định tuyến động qua URL và xử lý bất đồng bộ</w:t>
+      </w:r>
+      <w:r>
+        <w:t xml:space="preserve">: </w:t>
+      </w:r>
+      <w:r>
+        <w:t xml:space="preserve">Nhằm tối ưu hóa số lượng tệp tin cần khởi tạo, hệ thống sử dụng một trang giao diện chi tiết duy nhất </w:t>
+      </w:r>
+      <w:r>
+        <w:t>(chi-tiet.html)</w:t>
+      </w:r>
+      <w:r>
+        <w:t xml:space="preserve"> phối hợp với kỹ thuật truyền tham số thông tin qua chuỗi truy vấn URL (Query String) dưới dạng </w:t>
       </w:r>
       <w:r>
         <w:rPr>
@@ -4160,81 +3982,10 @@
           <w:sz w:val="26"/>
           <w:szCs w:val="26"/>
         </w:rPr>
-        <w:t>forEach()</w:t>
-      </w:r>
-      <w:r>
-        <w:t xml:space="preserve"> truy xuất dữ liệu từ mảng rồi thực hiện kỹ thuật thay đổi cây cấu trúc nội dung </w:t>
-      </w:r>
-      <w:r>
-        <w:t xml:space="preserve">DOM </w:t>
-      </w:r>
-      <w:r>
-        <w:t xml:space="preserve">(Document Object Model) qua thuộc tính </w:t>
-      </w:r>
-      <w:r>
-        <w:rPr>
-          <w:rStyle w:val="HTMLCode"/>
-          <w:rFonts w:eastAsiaTheme="minorHAnsi"/>
-          <w:sz w:val="26"/>
-          <w:szCs w:val="26"/>
-        </w:rPr>
-        <w:t>innerHTML</w:t>
-      </w:r>
-      <w:r>
-        <w:t>. Quá trình này giúp trình duyệt tự động sinh mã HTML động, giảm bớt hàng trăm dòng code lặp lại một cách thủ công.</w:t>
-      </w:r>
-    </w:p>
-    <w:p>
-      <w:pPr>
-        <w:ind w:firstLine="720"/>
-      </w:pPr>
-    </w:p>
-    <w:p>
-      <w:pPr>
-        <w:pStyle w:val="Heading4"/>
-      </w:pPr>
-      <w:r>
-        <w:t>Định tuyến động qua URL và xử lý bất đồng bộ</w:t>
-      </w:r>
-    </w:p>
-    <w:p>
-      <w:pPr>
-        <w:ind w:firstLine="720"/>
-      </w:pPr>
-      <w:r>
-        <w:t>Nhằm tối ưu hóa số lượng tệp tin cần khởi tạo, hệ thống sử dụng một trang giao diện chi tiết duy nhất (</w:t>
-      </w:r>
-      <w:r>
-        <w:rPr>
-          <w:rStyle w:val="HTMLCode"/>
-          <w:rFonts w:eastAsiaTheme="minorHAnsi"/>
-          <w:sz w:val="26"/>
-          <w:szCs w:val="26"/>
-        </w:rPr>
-        <w:t>chi-tiet.html</w:t>
-      </w:r>
-      <w:r>
-        <w:t xml:space="preserve">) phối hợp với kỹ thuật truyền tham số thông tin qua chuỗi truy vấn URL (Query String) dưới dạng </w:t>
-      </w:r>
-      <w:r>
-        <w:rPr>
-          <w:rStyle w:val="HTMLCode"/>
-          <w:rFonts w:eastAsiaTheme="minorHAnsi"/>
-          <w:sz w:val="26"/>
-          <w:szCs w:val="26"/>
-        </w:rPr>
-        <w:t>?id=...</w:t>
-      </w:r>
-      <w:r>
-        <w:rPr>
-          <w:szCs w:val="26"/>
-        </w:rPr>
-        <w:t>.</w:t>
-      </w:r>
-    </w:p>
-    <w:p>
-      <w:r>
-        <w:br w:type="page"/>
+        <w:t>?</w:t>
+      </w:r>
+      <w:r>
+        <w:t>id=....</w:t>
       </w:r>
     </w:p>
     <w:p>
@@ -4242,7 +3993,6 @@
         <w:rPr>
           <w:noProof/>
         </w:rPr>
-        <w:lastRenderedPageBreak/>
         <w:drawing>
           <wp:inline distT="0" distB="0" distL="0" distR="0" wp14:anchorId="392164F4" wp14:editId="603A797A">
             <wp:extent cx="5580380" cy="2667000"/>
@@ -4281,28 +4031,19 @@
       </w:r>
     </w:p>
     <w:p>
+      <w:pPr>
+        <w:pStyle w:val="noidung"/>
+      </w:pPr>
       <w:r>
         <w:t xml:space="preserve">Theo tài liệu hướng dẫn lập trình ứng dụng Web của Đại học Sư phạm Kỹ thuật TP.HCM, đối tượng </w:t>
       </w:r>
       <w:r>
-        <w:rPr>
-          <w:rStyle w:val="HTMLCode"/>
-          <w:rFonts w:eastAsiaTheme="minorHAnsi"/>
-          <w:sz w:val="26"/>
-          <w:szCs w:val="26"/>
-        </w:rPr>
-        <w:t>URLSearchParams</w:t>
-      </w:r>
-      <w:r>
-        <w:t xml:space="preserve"> tích hợp sẵn trong các trình duyệt hiện đại sẽ bóc tách mã định danh (ID) của game từ thanh địa chỉ khi trang được tải [3]. JavaScript sau đó dùng phương thức </w:t>
-      </w:r>
-      <w:r>
-        <w:rPr>
-          <w:rStyle w:val="HTMLCode"/>
-          <w:rFonts w:eastAsiaTheme="minorHAnsi"/>
-          <w:sz w:val="26"/>
-          <w:szCs w:val="26"/>
-        </w:rPr>
+        <w:t xml:space="preserve">URLSearchParams </w:t>
+      </w:r>
+      <w:r>
+        <w:t xml:space="preserve">tích hợp sẵn trong các trình duyệt hiện đại sẽ bóc tách mã định danh (ID) của game từ thanh địa chỉ khi trang được tải [3]. JavaScript sau đó dùng phương thức </w:t>
+      </w:r>
+      <w:r>
         <w:t>find()</w:t>
       </w:r>
       <w:r>
@@ -4313,81 +4054,82 @@
       <w:pPr>
         <w:pStyle w:val="Heading1"/>
       </w:pPr>
-      <w:bookmarkStart w:id="6" w:name="_Toc230160109"/>
-      <w:r>
+      <w:bookmarkStart w:id="11" w:name="_Toc234496343"/>
+      <w:r>
+        <w:lastRenderedPageBreak/>
         <w:t>Phân tích thiết kế hệ thống</w:t>
       </w:r>
-      <w:bookmarkEnd w:id="6"/>
+      <w:bookmarkEnd w:id="11"/>
     </w:p>
     <w:p>
       <w:pPr>
         <w:pStyle w:val="Heading2"/>
       </w:pPr>
-      <w:bookmarkStart w:id="7" w:name="_Toc230160110"/>
+      <w:bookmarkStart w:id="12" w:name="_Toc234496344"/>
       <w:r>
         <w:t>Mô tả vấn đề</w:t>
       </w:r>
-      <w:bookmarkEnd w:id="7"/>
+      <w:bookmarkEnd w:id="12"/>
     </w:p>
     <w:p>
       <w:pPr>
         <w:pStyle w:val="Heading2"/>
       </w:pPr>
-      <w:bookmarkStart w:id="8" w:name="_Toc230160111"/>
+      <w:bookmarkStart w:id="13" w:name="_Toc234496345"/>
       <w:r>
         <w:t>Đặc tả yêu cầu hệ thống</w:t>
       </w:r>
-      <w:bookmarkEnd w:id="8"/>
+      <w:bookmarkEnd w:id="13"/>
     </w:p>
     <w:p>
       <w:pPr>
         <w:pStyle w:val="Heading3"/>
       </w:pPr>
-      <w:bookmarkStart w:id="9" w:name="_Toc230160112"/>
+      <w:bookmarkStart w:id="14" w:name="_Toc234496346"/>
       <w:r>
         <w:t>Yêu cầu chức năng</w:t>
       </w:r>
-      <w:bookmarkEnd w:id="9"/>
+      <w:bookmarkEnd w:id="14"/>
     </w:p>
     <w:p>
       <w:pPr>
         <w:pStyle w:val="Heading3"/>
       </w:pPr>
-      <w:bookmarkStart w:id="10" w:name="_Toc230160113"/>
+      <w:bookmarkStart w:id="15" w:name="_Toc234496347"/>
       <w:r>
         <w:t>Yêu cầu phi chức năng</w:t>
       </w:r>
-      <w:bookmarkEnd w:id="10"/>
+      <w:bookmarkEnd w:id="15"/>
     </w:p>
     <w:p>
       <w:pPr>
         <w:pStyle w:val="Heading4"/>
       </w:pPr>
-      <w:bookmarkStart w:id="11" w:name="_Toc230160114"/>
+      <w:bookmarkStart w:id="16" w:name="_Toc234496348"/>
       <w:r>
         <w:t>Tiêu đề mục 2.2.2.1</w:t>
       </w:r>
-      <w:bookmarkEnd w:id="11"/>
+      <w:bookmarkEnd w:id="16"/>
     </w:p>
     <w:p>
       <w:pPr>
         <w:pStyle w:val="Heading4"/>
       </w:pPr>
-      <w:bookmarkStart w:id="12" w:name="_Toc230160115"/>
+      <w:bookmarkStart w:id="17" w:name="_Toc234496349"/>
       <w:r>
         <w:t>Tiêu đề mục 2.2.2.2</w:t>
       </w:r>
-      <w:bookmarkEnd w:id="12"/>
+      <w:bookmarkEnd w:id="17"/>
     </w:p>
     <w:p>
       <w:pPr>
         <w:pStyle w:val="Heading2"/>
       </w:pPr>
-      <w:bookmarkStart w:id="13" w:name="_Toc230160116"/>
+      <w:bookmarkStart w:id="18" w:name="_Toc234496350"/>
       <w:r>
         <w:t>Thiết kế dữ liệu</w:t>
       </w:r>
-      <w:bookmarkEnd w:id="13"/>
+      <w:bookmarkEnd w:id="18"/>
     </w:p>
     <w:p>
       <w:pPr>
@@ -4398,21 +4140,21 @@
       <w:pPr>
         <w:pStyle w:val="Heading3"/>
       </w:pPr>
-      <w:bookmarkStart w:id="14" w:name="_Toc230160117"/>
+      <w:bookmarkStart w:id="19" w:name="_Toc234496351"/>
       <w:r>
         <w:t>Cấu trúc lưu trữ</w:t>
       </w:r>
-      <w:bookmarkEnd w:id="14"/>
+      <w:bookmarkEnd w:id="19"/>
     </w:p>
     <w:p>
       <w:pPr>
         <w:pStyle w:val="Heading3"/>
       </w:pPr>
-      <w:bookmarkStart w:id="15" w:name="_Toc230160118"/>
+      <w:bookmarkStart w:id="20" w:name="_Toc234496352"/>
       <w:r>
         <w:t>Đặc tả chi tiết</w:t>
       </w:r>
-      <w:bookmarkEnd w:id="15"/>
+      <w:bookmarkEnd w:id="20"/>
     </w:p>
     <w:p>
       <w:pPr>
@@ -4425,7 +4167,6 @@
         <w:keepNext/>
       </w:pPr>
       <w:r>
-        <w:lastRenderedPageBreak/>
         <w:t xml:space="preserve">Bảng </w:t>
       </w:r>
       <w:r>
@@ -4671,31 +4412,32 @@
       <w:pPr>
         <w:pStyle w:val="Heading2"/>
       </w:pPr>
-      <w:bookmarkStart w:id="16" w:name="_Toc230160119"/>
-      <w:r>
+      <w:bookmarkStart w:id="21" w:name="_Toc234496353"/>
+      <w:r>
+        <w:lastRenderedPageBreak/>
         <w:t>Thiết kế chức năng</w:t>
       </w:r>
-      <w:bookmarkEnd w:id="16"/>
+      <w:bookmarkEnd w:id="21"/>
     </w:p>
     <w:p>
       <w:pPr>
         <w:pStyle w:val="Heading2"/>
       </w:pPr>
-      <w:bookmarkStart w:id="17" w:name="_Toc230160120"/>
+      <w:bookmarkStart w:id="22" w:name="_Toc234496354"/>
       <w:r>
         <w:t>Thiết kế giao diện</w:t>
       </w:r>
-      <w:bookmarkEnd w:id="17"/>
+      <w:bookmarkEnd w:id="22"/>
     </w:p>
     <w:p>
       <w:pPr>
         <w:pStyle w:val="Heading3"/>
       </w:pPr>
-      <w:bookmarkStart w:id="18" w:name="_Toc230160121"/>
+      <w:bookmarkStart w:id="23" w:name="_Toc234496355"/>
       <w:r>
         <w:t>Sơ đồ website</w:t>
       </w:r>
-      <w:bookmarkEnd w:id="18"/>
+      <w:bookmarkEnd w:id="23"/>
     </w:p>
     <w:p>
       <w:pPr>
@@ -4803,21 +4545,21 @@
       <w:pPr>
         <w:pStyle w:val="Heading3"/>
       </w:pPr>
-      <w:bookmarkStart w:id="19" w:name="_Toc230160122"/>
+      <w:bookmarkStart w:id="24" w:name="_Toc234496356"/>
       <w:r>
         <w:t>Giao diện trang chủ</w:t>
       </w:r>
-      <w:bookmarkEnd w:id="19"/>
+      <w:bookmarkEnd w:id="24"/>
     </w:p>
     <w:p>
       <w:pPr>
         <w:pStyle w:val="Heading3"/>
       </w:pPr>
-      <w:bookmarkStart w:id="20" w:name="_Toc230160123"/>
+      <w:bookmarkStart w:id="25" w:name="_Toc234496357"/>
       <w:r>
         <w:t>Giao diện trang …</w:t>
       </w:r>
-      <w:bookmarkEnd w:id="20"/>
+      <w:bookmarkEnd w:id="25"/>
     </w:p>
     <w:p/>
     <w:p>
@@ -4829,7 +4571,7 @@
       <w:pPr>
         <w:pStyle w:val="Heading1"/>
       </w:pPr>
-      <w:bookmarkStart w:id="21" w:name="_Toc230160124"/>
+      <w:bookmarkStart w:id="26" w:name="_Toc234496358"/>
       <w:r>
         <w:lastRenderedPageBreak/>
         <w:t>KẾT QUẢ</w:t>
@@ -4837,37 +4579,37 @@
       <w:r>
         <w:t xml:space="preserve"> thực nghiệm</w:t>
       </w:r>
-      <w:bookmarkEnd w:id="21"/>
+      <w:bookmarkEnd w:id="26"/>
     </w:p>
     <w:p>
       <w:pPr>
         <w:pStyle w:val="Heading2"/>
       </w:pPr>
-      <w:bookmarkStart w:id="22" w:name="_Toc230160125"/>
+      <w:bookmarkStart w:id="27" w:name="_Toc234496359"/>
       <w:r>
         <w:t>Dữ liệu thử nghiệm</w:t>
       </w:r>
-      <w:bookmarkEnd w:id="22"/>
+      <w:bookmarkEnd w:id="27"/>
     </w:p>
     <w:p>
       <w:pPr>
         <w:pStyle w:val="Heading2"/>
       </w:pPr>
-      <w:bookmarkStart w:id="23" w:name="_Toc230160126"/>
+      <w:bookmarkStart w:id="28" w:name="_Toc234496360"/>
       <w:r>
         <w:t>Kết quả thực nghiệm</w:t>
       </w:r>
-      <w:bookmarkEnd w:id="23"/>
+      <w:bookmarkEnd w:id="28"/>
     </w:p>
     <w:p>
       <w:pPr>
         <w:pStyle w:val="Heading3"/>
       </w:pPr>
-      <w:bookmarkStart w:id="24" w:name="_Toc230160127"/>
+      <w:bookmarkStart w:id="29" w:name="_Toc234496361"/>
       <w:r>
         <w:t>Giao diện trang chủ</w:t>
       </w:r>
-      <w:bookmarkEnd w:id="24"/>
+      <w:bookmarkEnd w:id="29"/>
     </w:p>
     <w:p>
       <w:pPr>
@@ -4881,11 +4623,11 @@
       <w:pPr>
         <w:pStyle w:val="Heading3"/>
       </w:pPr>
-      <w:bookmarkStart w:id="25" w:name="_Toc230160128"/>
+      <w:bookmarkStart w:id="30" w:name="_Toc234496362"/>
       <w:r>
         <w:t>Giao diện trang …</w:t>
       </w:r>
-      <w:bookmarkEnd w:id="25"/>
+      <w:bookmarkEnd w:id="30"/>
     </w:p>
     <w:p>
       <w:pPr>
@@ -4914,22 +4656,22 @@
       <w:pPr>
         <w:pStyle w:val="Heading1"/>
       </w:pPr>
-      <w:bookmarkStart w:id="26" w:name="_Toc230160129"/>
+      <w:bookmarkStart w:id="31" w:name="_Toc234496363"/>
       <w:r>
         <w:lastRenderedPageBreak/>
         <w:t>Kết luận và hướng phát triển</w:t>
       </w:r>
-      <w:bookmarkEnd w:id="26"/>
+      <w:bookmarkEnd w:id="31"/>
     </w:p>
     <w:p>
       <w:pPr>
         <w:pStyle w:val="Heading2"/>
       </w:pPr>
-      <w:bookmarkStart w:id="27" w:name="_Toc230160130"/>
+      <w:bookmarkStart w:id="32" w:name="_Toc234496364"/>
       <w:r>
         <w:t>Kết luận</w:t>
       </w:r>
-      <w:bookmarkEnd w:id="27"/>
+      <w:bookmarkEnd w:id="32"/>
     </w:p>
     <w:p>
       <w:pPr>
@@ -4940,11 +4682,11 @@
       <w:pPr>
         <w:pStyle w:val="Heading2"/>
       </w:pPr>
-      <w:bookmarkStart w:id="28" w:name="_Toc230160131"/>
+      <w:bookmarkStart w:id="33" w:name="_Toc234496365"/>
       <w:r>
         <w:t>Hướng phát triển</w:t>
       </w:r>
-      <w:bookmarkEnd w:id="28"/>
+      <w:bookmarkEnd w:id="33"/>
     </w:p>
     <w:p>
       <w:pPr>
@@ -5046,19 +4788,7 @@
         <w:pStyle w:val="NormalWeb"/>
       </w:pPr>
       <w:r>
-        <w:t>[1] Hứa Minh Đức</w:t>
-      </w:r>
-      <w:r>
-        <w:t xml:space="preserve"> (</w:t>
-      </w:r>
-      <w:r>
-        <w:t>2024</w:t>
-      </w:r>
-      <w:r>
-        <w:t>).</w:t>
-      </w:r>
-      <w:r>
-        <w:t xml:space="preserve"> </w:t>
+        <w:t xml:space="preserve">[1] Hứa Minh Đức (2024). </w:t>
       </w:r>
       <w:r>
         <w:rPr>
@@ -5076,16 +4806,7 @@
         <w:pStyle w:val="NormalWeb"/>
       </w:pPr>
       <w:r>
-        <w:t>[2] Nguyễn Thị Hà</w:t>
-      </w:r>
-      <w:r>
-        <w:t xml:space="preserve"> (</w:t>
-      </w:r>
-      <w:r>
-        <w:t>2023</w:t>
-      </w:r>
-      <w:r>
-        <w:t xml:space="preserve">). </w:t>
+        <w:t xml:space="preserve">[2] Nguyễn Thị Hà (2023). </w:t>
       </w:r>
       <w:r>
         <w:rPr>
@@ -6497,7 +6218,6 @@
   <w:style w:type="character" w:default="1" w:styleId="DefaultParagraphFont">
     <w:name w:val="Default Paragraph Font"/>
     <w:uiPriority w:val="1"/>
-    <w:semiHidden/>
     <w:unhideWhenUsed/>
   </w:style>
   <w:style w:type="table" w:default="1" w:styleId="TableNormal">

--- a/assets/110125106_Nguyễn Thị Tú Mỹ_DA25TTB-to1.docx
+++ b/assets/110125106_Nguyễn Thị Tú Mỹ_DA25TTB-to1.docx
@@ -3858,13 +3858,16 @@
     </w:p>
     <w:p>
       <w:pPr>
-        <w:pStyle w:val="Heading3"/>
-      </w:pPr>
-      <w:bookmarkStart w:id="10" w:name="_Toc234496342"/>
-      <w:r>
-        <w:t>Cơ chế điều khiển DOM và quản lý dữ liệu mảng</w:t>
-      </w:r>
-      <w:bookmarkEnd w:id="10"/>
+        <w:pStyle w:val="Heading4"/>
+        <w:numPr>
+          <w:ilvl w:val="0"/>
+          <w:numId w:val="0"/>
+        </w:numPr>
+        <w:ind w:left="270"/>
+      </w:pPr>
+      <w:r>
+        <w:t>2.2.2.1 Cơ chế điều khiển DOM và quản lý dữ liệu mảng</w:t>
+      </w:r>
     </w:p>
     <w:p>
       <w:pPr>
@@ -3960,13 +3963,33 @@
         <w:pStyle w:val="noidung"/>
       </w:pPr>
       <w:r>
+        <w:rPr>
+          <w:rStyle w:val="Heading4Char"/>
+        </w:rPr>
+        <w:t xml:space="preserve">2.2.2.2 </w:t>
+      </w:r>
+      <w:r>
+        <w:rPr>
+          <w:rStyle w:val="Heading4Char"/>
+        </w:rPr>
+        <w:t>Định tuyến động qua URL và xử lý bất đồng bộ</w:t>
+      </w:r>
+      <w:r>
+        <w:rPr>
+          <w:rStyle w:val="Heading4Char"/>
+        </w:rPr>
+        <w:t>:</w:t>
+      </w:r>
+      <w:r>
+        <w:t xml:space="preserve"> </w:t>
+      </w:r>
+    </w:p>
+    <w:p>
+      <w:pPr>
+        <w:pStyle w:val="noidung"/>
+      </w:pPr>
+      <w:r>
         <w:lastRenderedPageBreak/>
-        <w:t>Định tuyến động qua URL và xử lý bất đồng bộ</w:t>
-      </w:r>
-      <w:r>
-        <w:t xml:space="preserve">: </w:t>
-      </w:r>
-      <w:r>
         <w:t xml:space="preserve">Nhằm tối ưu hóa số lượng tệp tin cần khởi tạo, hệ thống sử dụng một trang giao diện chi tiết duy nhất </w:t>
       </w:r>
       <w:r>
@@ -4054,107 +4077,107 @@
       <w:pPr>
         <w:pStyle w:val="Heading1"/>
       </w:pPr>
-      <w:bookmarkStart w:id="11" w:name="_Toc234496343"/>
+      <w:bookmarkStart w:id="10" w:name="_Toc234496343"/>
       <w:r>
         <w:lastRenderedPageBreak/>
         <w:t>Phân tích thiết kế hệ thống</w:t>
       </w:r>
+      <w:bookmarkEnd w:id="10"/>
+    </w:p>
+    <w:p>
+      <w:pPr>
+        <w:pStyle w:val="Heading2"/>
+      </w:pPr>
+      <w:bookmarkStart w:id="11" w:name="_Toc234496344"/>
+      <w:r>
+        <w:t>Mô tả vấn đề</w:t>
+      </w:r>
       <w:bookmarkEnd w:id="11"/>
     </w:p>
     <w:p>
       <w:pPr>
         <w:pStyle w:val="Heading2"/>
       </w:pPr>
-      <w:bookmarkStart w:id="12" w:name="_Toc234496344"/>
-      <w:r>
-        <w:t>Mô tả vấn đề</w:t>
+      <w:bookmarkStart w:id="12" w:name="_Toc234496345"/>
+      <w:r>
+        <w:t>Đặc tả yêu cầu hệ thống</w:t>
       </w:r>
       <w:bookmarkEnd w:id="12"/>
     </w:p>
     <w:p>
       <w:pPr>
+        <w:pStyle w:val="Heading3"/>
+      </w:pPr>
+      <w:bookmarkStart w:id="13" w:name="_Toc234496346"/>
+      <w:r>
+        <w:t>Yêu cầu chức năng</w:t>
+      </w:r>
+      <w:bookmarkEnd w:id="13"/>
+    </w:p>
+    <w:p>
+      <w:pPr>
+        <w:pStyle w:val="Heading3"/>
+      </w:pPr>
+      <w:bookmarkStart w:id="14" w:name="_Toc234496347"/>
+      <w:r>
+        <w:t>Yêu cầu phi chức năng</w:t>
+      </w:r>
+      <w:bookmarkEnd w:id="14"/>
+    </w:p>
+    <w:p>
+      <w:pPr>
+        <w:pStyle w:val="Heading4"/>
+      </w:pPr>
+      <w:bookmarkStart w:id="15" w:name="_Toc234496348"/>
+      <w:r>
+        <w:t>Tiêu đề mục 2.2.2.1</w:t>
+      </w:r>
+      <w:bookmarkEnd w:id="15"/>
+    </w:p>
+    <w:p>
+      <w:pPr>
+        <w:pStyle w:val="Heading4"/>
+      </w:pPr>
+      <w:bookmarkStart w:id="16" w:name="_Toc234496349"/>
+      <w:r>
+        <w:t>Tiêu đề mục 2.2.2.2</w:t>
+      </w:r>
+      <w:bookmarkEnd w:id="16"/>
+    </w:p>
+    <w:p>
+      <w:pPr>
         <w:pStyle w:val="Heading2"/>
       </w:pPr>
-      <w:bookmarkStart w:id="13" w:name="_Toc234496345"/>
-      <w:r>
-        <w:t>Đặc tả yêu cầu hệ thống</w:t>
-      </w:r>
-      <w:bookmarkEnd w:id="13"/>
+      <w:bookmarkStart w:id="17" w:name="_Toc234496350"/>
+      <w:r>
+        <w:t>Thiết kế dữ liệu</w:t>
+      </w:r>
+      <w:bookmarkEnd w:id="17"/>
+    </w:p>
+    <w:p>
+      <w:pPr>
+        <w:pStyle w:val="noidung"/>
+      </w:pPr>
     </w:p>
     <w:p>
       <w:pPr>
         <w:pStyle w:val="Heading3"/>
       </w:pPr>
-      <w:bookmarkStart w:id="14" w:name="_Toc234496346"/>
-      <w:r>
-        <w:t>Yêu cầu chức năng</w:t>
-      </w:r>
-      <w:bookmarkEnd w:id="14"/>
+      <w:bookmarkStart w:id="18" w:name="_Toc234496351"/>
+      <w:r>
+        <w:t>Cấu trúc lưu trữ</w:t>
+      </w:r>
+      <w:bookmarkEnd w:id="18"/>
     </w:p>
     <w:p>
       <w:pPr>
         <w:pStyle w:val="Heading3"/>
       </w:pPr>
-      <w:bookmarkStart w:id="15" w:name="_Toc234496347"/>
-      <w:r>
-        <w:t>Yêu cầu phi chức năng</w:t>
-      </w:r>
-      <w:bookmarkEnd w:id="15"/>
-    </w:p>
-    <w:p>
-      <w:pPr>
-        <w:pStyle w:val="Heading4"/>
-      </w:pPr>
-      <w:bookmarkStart w:id="16" w:name="_Toc234496348"/>
-      <w:r>
-        <w:t>Tiêu đề mục 2.2.2.1</w:t>
-      </w:r>
-      <w:bookmarkEnd w:id="16"/>
-    </w:p>
-    <w:p>
-      <w:pPr>
-        <w:pStyle w:val="Heading4"/>
-      </w:pPr>
-      <w:bookmarkStart w:id="17" w:name="_Toc234496349"/>
-      <w:r>
-        <w:t>Tiêu đề mục 2.2.2.2</w:t>
-      </w:r>
-      <w:bookmarkEnd w:id="17"/>
-    </w:p>
-    <w:p>
-      <w:pPr>
-        <w:pStyle w:val="Heading2"/>
-      </w:pPr>
-      <w:bookmarkStart w:id="18" w:name="_Toc234496350"/>
-      <w:r>
-        <w:t>Thiết kế dữ liệu</w:t>
-      </w:r>
-      <w:bookmarkEnd w:id="18"/>
-    </w:p>
-    <w:p>
-      <w:pPr>
-        <w:pStyle w:val="noidung"/>
-      </w:pPr>
-    </w:p>
-    <w:p>
-      <w:pPr>
-        <w:pStyle w:val="Heading3"/>
-      </w:pPr>
-      <w:bookmarkStart w:id="19" w:name="_Toc234496351"/>
-      <w:r>
-        <w:t>Cấu trúc lưu trữ</w:t>
+      <w:bookmarkStart w:id="19" w:name="_Toc234496352"/>
+      <w:r>
+        <w:t>Đặc tả chi tiết</w:t>
       </w:r>
       <w:bookmarkEnd w:id="19"/>
-    </w:p>
-    <w:p>
-      <w:pPr>
-        <w:pStyle w:val="Heading3"/>
-      </w:pPr>
-      <w:bookmarkStart w:id="20" w:name="_Toc234496352"/>
-      <w:r>
-        <w:t>Đặc tả chi tiết</w:t>
-      </w:r>
-      <w:bookmarkEnd w:id="20"/>
     </w:p>
     <w:p>
       <w:pPr>
@@ -4169,57 +4192,25 @@
       <w:r>
         <w:t xml:space="preserve">Bảng </w:t>
       </w:r>
-      <w:r>
-        <w:fldChar w:fldCharType="begin"/>
-      </w:r>
-      <w:r>
-        <w:instrText xml:space="preserve"> STYLEREF 1 \s </w:instrText>
-      </w:r>
-      <w:r>
-        <w:fldChar w:fldCharType="separate"/>
-      </w:r>
-      <w:r>
-        <w:rPr>
-          <w:noProof/>
-        </w:rPr>
-        <w:t>3</w:t>
-      </w:r>
-      <w:r>
-        <w:rPr>
-          <w:noProof/>
-        </w:rPr>
-        <w:fldChar w:fldCharType="end"/>
-      </w:r>
+      <w:fldSimple w:instr=" STYLEREF 1 \s ">
+        <w:r>
+          <w:rPr>
+            <w:noProof/>
+          </w:rPr>
+          <w:t>3</w:t>
+        </w:r>
+      </w:fldSimple>
       <w:r>
         <w:t>.</w:t>
       </w:r>
-      <w:r>
-        <w:fldChar w:fldCharType="begin"/>
-      </w:r>
-      <w:r>
-        <w:instrText xml:space="preserve"> SEQ B</w:instrText>
-      </w:r>
-      <w:r>
-        <w:instrText>ả</w:instrText>
-      </w:r>
-      <w:r>
-        <w:instrText xml:space="preserve">ng \* ARABIC \s 1 </w:instrText>
-      </w:r>
-      <w:r>
-        <w:fldChar w:fldCharType="separate"/>
-      </w:r>
-      <w:r>
-        <w:rPr>
-          <w:noProof/>
-        </w:rPr>
-        <w:t>1</w:t>
-      </w:r>
-      <w:r>
-        <w:rPr>
-          <w:noProof/>
-        </w:rPr>
-        <w:fldChar w:fldCharType="end"/>
-      </w:r>
+      <w:fldSimple w:instr=" SEQ Bảng \* ARABIC \s 1 ">
+        <w:r>
+          <w:rPr>
+            <w:noProof/>
+          </w:rPr>
+          <w:t>1</w:t>
+        </w:r>
+      </w:fldSimple>
       <w:r>
         <w:t xml:space="preserve"> </w:t>
       </w:r>
@@ -4412,32 +4403,32 @@
       <w:pPr>
         <w:pStyle w:val="Heading2"/>
       </w:pPr>
-      <w:bookmarkStart w:id="21" w:name="_Toc234496353"/>
+      <w:bookmarkStart w:id="20" w:name="_Toc234496353"/>
       <w:r>
         <w:lastRenderedPageBreak/>
         <w:t>Thiết kế chức năng</w:t>
       </w:r>
+      <w:bookmarkEnd w:id="20"/>
+    </w:p>
+    <w:p>
+      <w:pPr>
+        <w:pStyle w:val="Heading2"/>
+      </w:pPr>
+      <w:bookmarkStart w:id="21" w:name="_Toc234496354"/>
+      <w:r>
+        <w:t>Thiết kế giao diện</w:t>
+      </w:r>
       <w:bookmarkEnd w:id="21"/>
     </w:p>
     <w:p>
       <w:pPr>
-        <w:pStyle w:val="Heading2"/>
-      </w:pPr>
-      <w:bookmarkStart w:id="22" w:name="_Toc234496354"/>
-      <w:r>
-        <w:t>Thiết kế giao diện</w:t>
+        <w:pStyle w:val="Heading3"/>
+      </w:pPr>
+      <w:bookmarkStart w:id="22" w:name="_Toc234496355"/>
+      <w:r>
+        <w:t>Sơ đồ website</w:t>
       </w:r>
       <w:bookmarkEnd w:id="22"/>
-    </w:p>
-    <w:p>
-      <w:pPr>
-        <w:pStyle w:val="Heading3"/>
-      </w:pPr>
-      <w:bookmarkStart w:id="23" w:name="_Toc234496355"/>
-      <w:r>
-        <w:t>Sơ đồ website</w:t>
-      </w:r>
-      <w:bookmarkEnd w:id="23"/>
     </w:p>
     <w:p>
       <w:pPr>
@@ -4492,51 +4483,25 @@
       <w:r>
         <w:t xml:space="preserve">Hình </w:t>
       </w:r>
-      <w:r>
-        <w:fldChar w:fldCharType="begin"/>
-      </w:r>
-      <w:r>
-        <w:instrText xml:space="preserve"> STYLEREF 1 \s </w:instrText>
-      </w:r>
-      <w:r>
-        <w:fldChar w:fldCharType="separate"/>
-      </w:r>
-      <w:r>
-        <w:rPr>
-          <w:noProof/>
-        </w:rPr>
-        <w:t>3</w:t>
-      </w:r>
-      <w:r>
-        <w:rPr>
-          <w:noProof/>
-        </w:rPr>
-        <w:fldChar w:fldCharType="end"/>
-      </w:r>
+      <w:fldSimple w:instr=" STYLEREF 1 \s ">
+        <w:r>
+          <w:rPr>
+            <w:noProof/>
+          </w:rPr>
+          <w:t>3</w:t>
+        </w:r>
+      </w:fldSimple>
       <w:r>
         <w:t>.</w:t>
       </w:r>
-      <w:r>
-        <w:fldChar w:fldCharType="begin"/>
-      </w:r>
-      <w:r>
-        <w:instrText xml:space="preserve"> SEQ Hình \* ARABIC \s 1 </w:instrText>
-      </w:r>
-      <w:r>
-        <w:fldChar w:fldCharType="separate"/>
-      </w:r>
-      <w:r>
-        <w:rPr>
-          <w:noProof/>
-        </w:rPr>
-        <w:t>1</w:t>
-      </w:r>
-      <w:r>
-        <w:rPr>
-          <w:noProof/>
-        </w:rPr>
-        <w:fldChar w:fldCharType="end"/>
-      </w:r>
+      <w:fldSimple w:instr=" SEQ Hình \* ARABIC \s 1 ">
+        <w:r>
+          <w:rPr>
+            <w:noProof/>
+          </w:rPr>
+          <w:t>1</w:t>
+        </w:r>
+      </w:fldSimple>
       <w:r>
         <w:t xml:space="preserve"> Nhập tiêu đề cho hình minh họa</w:t>
       </w:r>
@@ -4545,22 +4510,22 @@
       <w:pPr>
         <w:pStyle w:val="Heading3"/>
       </w:pPr>
-      <w:bookmarkStart w:id="24" w:name="_Toc234496356"/>
+      <w:bookmarkStart w:id="23" w:name="_Toc234496356"/>
       <w:r>
         <w:t>Giao diện trang chủ</w:t>
       </w:r>
+      <w:bookmarkEnd w:id="23"/>
+    </w:p>
+    <w:p>
+      <w:pPr>
+        <w:pStyle w:val="Heading3"/>
+      </w:pPr>
+      <w:bookmarkStart w:id="24" w:name="_Toc234496357"/>
+      <w:r>
+        <w:t>Giao diện trang …</w:t>
+      </w:r>
       <w:bookmarkEnd w:id="24"/>
     </w:p>
-    <w:p>
-      <w:pPr>
-        <w:pStyle w:val="Heading3"/>
-      </w:pPr>
-      <w:bookmarkStart w:id="25" w:name="_Toc234496357"/>
-      <w:r>
-        <w:t>Giao diện trang …</w:t>
-      </w:r>
-      <w:bookmarkEnd w:id="25"/>
-    </w:p>
     <w:p/>
     <w:p>
       <w:r>
@@ -4571,7 +4536,7 @@
       <w:pPr>
         <w:pStyle w:val="Heading1"/>
       </w:pPr>
-      <w:bookmarkStart w:id="26" w:name="_Toc234496358"/>
+      <w:bookmarkStart w:id="25" w:name="_Toc234496358"/>
       <w:r>
         <w:lastRenderedPageBreak/>
         <w:t>KẾT QUẢ</w:t>
@@ -4579,55 +4544,55 @@
       <w:r>
         <w:t xml:space="preserve"> thực nghiệm</w:t>
       </w:r>
+      <w:bookmarkEnd w:id="25"/>
+    </w:p>
+    <w:p>
+      <w:pPr>
+        <w:pStyle w:val="Heading2"/>
+      </w:pPr>
+      <w:bookmarkStart w:id="26" w:name="_Toc234496359"/>
+      <w:r>
+        <w:t>Dữ liệu thử nghiệm</w:t>
+      </w:r>
       <w:bookmarkEnd w:id="26"/>
     </w:p>
     <w:p>
       <w:pPr>
         <w:pStyle w:val="Heading2"/>
       </w:pPr>
-      <w:bookmarkStart w:id="27" w:name="_Toc234496359"/>
-      <w:r>
-        <w:t>Dữ liệu thử nghiệm</w:t>
+      <w:bookmarkStart w:id="27" w:name="_Toc234496360"/>
+      <w:r>
+        <w:t>Kết quả thực nghiệm</w:t>
       </w:r>
       <w:bookmarkEnd w:id="27"/>
     </w:p>
     <w:p>
       <w:pPr>
-        <w:pStyle w:val="Heading2"/>
-      </w:pPr>
-      <w:bookmarkStart w:id="28" w:name="_Toc234496360"/>
-      <w:r>
-        <w:t>Kết quả thực nghiệm</w:t>
+        <w:pStyle w:val="Heading3"/>
+      </w:pPr>
+      <w:bookmarkStart w:id="28" w:name="_Toc234496361"/>
+      <w:r>
+        <w:t>Giao diện trang chủ</w:t>
       </w:r>
       <w:bookmarkEnd w:id="28"/>
     </w:p>
     <w:p>
       <w:pPr>
+        <w:pStyle w:val="noidung"/>
+      </w:pPr>
+      <w:r>
+        <w:t>Chụp hình và mô tả</w:t>
+      </w:r>
+    </w:p>
+    <w:p>
+      <w:pPr>
         <w:pStyle w:val="Heading3"/>
       </w:pPr>
-      <w:bookmarkStart w:id="29" w:name="_Toc234496361"/>
-      <w:r>
-        <w:t>Giao diện trang chủ</w:t>
+      <w:bookmarkStart w:id="29" w:name="_Toc234496362"/>
+      <w:r>
+        <w:t>Giao diện trang …</w:t>
       </w:r>
       <w:bookmarkEnd w:id="29"/>
-    </w:p>
-    <w:p>
-      <w:pPr>
-        <w:pStyle w:val="noidung"/>
-      </w:pPr>
-      <w:r>
-        <w:t>Chụp hình và mô tả</w:t>
-      </w:r>
-    </w:p>
-    <w:p>
-      <w:pPr>
-        <w:pStyle w:val="Heading3"/>
-      </w:pPr>
-      <w:bookmarkStart w:id="30" w:name="_Toc234496362"/>
-      <w:r>
-        <w:t>Giao diện trang …</w:t>
-      </w:r>
-      <w:bookmarkEnd w:id="30"/>
     </w:p>
     <w:p>
       <w:pPr>
@@ -4656,37 +4621,37 @@
       <w:pPr>
         <w:pStyle w:val="Heading1"/>
       </w:pPr>
-      <w:bookmarkStart w:id="31" w:name="_Toc234496363"/>
+      <w:bookmarkStart w:id="30" w:name="_Toc234496363"/>
       <w:r>
         <w:lastRenderedPageBreak/>
         <w:t>Kết luận và hướng phát triển</w:t>
       </w:r>
+      <w:bookmarkEnd w:id="30"/>
+    </w:p>
+    <w:p>
+      <w:pPr>
+        <w:pStyle w:val="Heading2"/>
+      </w:pPr>
+      <w:bookmarkStart w:id="31" w:name="_Toc234496364"/>
+      <w:r>
+        <w:t>Kết luận</w:t>
+      </w:r>
       <w:bookmarkEnd w:id="31"/>
     </w:p>
     <w:p>
       <w:pPr>
+        <w:pStyle w:val="noidung"/>
+      </w:pPr>
+    </w:p>
+    <w:p>
+      <w:pPr>
         <w:pStyle w:val="Heading2"/>
       </w:pPr>
-      <w:bookmarkStart w:id="32" w:name="_Toc234496364"/>
-      <w:r>
-        <w:t>Kết luận</w:t>
+      <w:bookmarkStart w:id="32" w:name="_Toc234496365"/>
+      <w:r>
+        <w:t>Hướng phát triển</w:t>
       </w:r>
       <w:bookmarkEnd w:id="32"/>
-    </w:p>
-    <w:p>
-      <w:pPr>
-        <w:pStyle w:val="noidung"/>
-      </w:pPr>
-    </w:p>
-    <w:p>
-      <w:pPr>
-        <w:pStyle w:val="Heading2"/>
-      </w:pPr>
-      <w:bookmarkStart w:id="33" w:name="_Toc234496365"/>
-      <w:r>
-        <w:t>Hướng phát triển</w:t>
-      </w:r>
-      <w:bookmarkEnd w:id="33"/>
     </w:p>
     <w:p>
       <w:pPr>
@@ -5435,7 +5400,7 @@
       <w:lvlText w:val="%1.%2.%3.%4"/>
       <w:lvlJc w:val="left"/>
       <w:pPr>
-        <w:ind w:left="0" w:firstLine="0"/>
+        <w:ind w:left="270" w:firstLine="0"/>
       </w:pPr>
       <w:rPr>
         <w:rFonts w:ascii="Times New Roman" w:hAnsi="Times New Roman" w:hint="default"/>
@@ -6075,6 +6040,7 @@
         <w:numId w:val="4"/>
       </w:numPr>
       <w:spacing w:before="120" w:after="120" w:line="360" w:lineRule="auto"/>
+      <w:ind w:left="0"/>
       <w:outlineLvl w:val="3"/>
     </w:pPr>
     <w:rPr>
@@ -6218,6 +6184,7 @@
   <w:style w:type="character" w:default="1" w:styleId="DefaultParagraphFont">
     <w:name w:val="Default Paragraph Font"/>
     <w:uiPriority w:val="1"/>
+    <w:semiHidden/>
     <w:unhideWhenUsed/>
   </w:style>
   <w:style w:type="table" w:default="1" w:styleId="TableNormal">

--- a/assets/110125106_Nguyễn Thị Tú Mỹ_DA25TTB-to1.docx
+++ b/assets/110125106_Nguyễn Thị Tú Mỹ_DA25TTB-to1.docx
@@ -961,7 +961,7 @@
       <w:r>
         <w:fldChar w:fldCharType="separate"/>
       </w:r>
-      <w:hyperlink w:anchor="_Toc234496332" w:history="1">
+      <w:hyperlink w:anchor="_Toc234497753" w:history="1">
         <w:r>
           <w:rPr>
             <w:rStyle w:val="Hyperlink"/>
@@ -988,7 +988,7 @@
             <w:noProof/>
             <w:webHidden/>
           </w:rPr>
-          <w:instrText xml:space="preserve"> PAGEREF _Toc234496332 \h </w:instrText>
+          <w:instrText xml:space="preserve"> PAGEREF _Toc234497753 \h </w:instrText>
         </w:r>
         <w:r>
           <w:rPr>
@@ -1008,7 +1008,7 @@
             <w:noProof/>
             <w:webHidden/>
           </w:rPr>
-          <w:t>1</w:t>
+          <w:t>2</w:t>
         </w:r>
         <w:r>
           <w:rPr>
@@ -1031,7 +1031,7 @@
           <w:sz w:val="22"/>
         </w:rPr>
       </w:pPr>
-      <w:hyperlink w:anchor="_Toc234496333" w:history="1">
+      <w:hyperlink w:anchor="_Toc234497754" w:history="1">
         <w:r>
           <w:rPr>
             <w:rStyle w:val="Hyperlink"/>
@@ -1058,7 +1058,7 @@
             <w:noProof/>
             <w:webHidden/>
           </w:rPr>
-          <w:instrText xml:space="preserve"> PAGEREF _Toc234496333 \h </w:instrText>
+          <w:instrText xml:space="preserve"> PAGEREF _Toc234497754 \h </w:instrText>
         </w:r>
         <w:r>
           <w:rPr>
@@ -1078,7 +1078,7 @@
             <w:noProof/>
             <w:webHidden/>
           </w:rPr>
-          <w:t>1</w:t>
+          <w:t>2</w:t>
         </w:r>
         <w:r>
           <w:rPr>
@@ -1101,7 +1101,7 @@
           <w:sz w:val="22"/>
         </w:rPr>
       </w:pPr>
-      <w:hyperlink w:anchor="_Toc234496334" w:history="1">
+      <w:hyperlink w:anchor="_Toc234497755" w:history="1">
         <w:r>
           <w:rPr>
             <w:rStyle w:val="Hyperlink"/>
@@ -1128,7 +1128,7 @@
             <w:noProof/>
             <w:webHidden/>
           </w:rPr>
-          <w:instrText xml:space="preserve"> PAGEREF _Toc234496334 \h </w:instrText>
+          <w:instrText xml:space="preserve"> PAGEREF _Toc234497755 \h </w:instrText>
         </w:r>
         <w:r>
           <w:rPr>
@@ -1148,7 +1148,7 @@
             <w:noProof/>
             <w:webHidden/>
           </w:rPr>
-          <w:t>1</w:t>
+          <w:t>2</w:t>
         </w:r>
         <w:r>
           <w:rPr>
@@ -1171,7 +1171,7 @@
           <w:sz w:val="22"/>
         </w:rPr>
       </w:pPr>
-      <w:hyperlink w:anchor="_Toc234496335" w:history="1">
+      <w:hyperlink w:anchor="_Toc234497756" w:history="1">
         <w:r>
           <w:rPr>
             <w:rStyle w:val="Hyperlink"/>
@@ -1198,7 +1198,7 @@
             <w:noProof/>
             <w:webHidden/>
           </w:rPr>
-          <w:instrText xml:space="preserve"> PAGEREF _Toc234496335 \h </w:instrText>
+          <w:instrText xml:space="preserve"> PAGEREF _Toc234497756 \h </w:instrText>
         </w:r>
         <w:r>
           <w:rPr>
@@ -1218,7 +1218,7 @@
             <w:noProof/>
             <w:webHidden/>
           </w:rPr>
-          <w:t>1</w:t>
+          <w:t>2</w:t>
         </w:r>
         <w:r>
           <w:rPr>
@@ -1241,7 +1241,7 @@
           <w:sz w:val="22"/>
         </w:rPr>
       </w:pPr>
-      <w:hyperlink w:anchor="_Toc234496336" w:history="1">
+      <w:hyperlink w:anchor="_Toc234497757" w:history="1">
         <w:r>
           <w:rPr>
             <w:rStyle w:val="Hyperlink"/>
@@ -1268,7 +1268,7 @@
             <w:noProof/>
             <w:webHidden/>
           </w:rPr>
-          <w:instrText xml:space="preserve"> PAGEREF _Toc234496336 \h </w:instrText>
+          <w:instrText xml:space="preserve"> PAGEREF _Toc234497757 \h </w:instrText>
         </w:r>
         <w:r>
           <w:rPr>
@@ -1288,7 +1288,7 @@
             <w:noProof/>
             <w:webHidden/>
           </w:rPr>
-          <w:t>1</w:t>
+          <w:t>2</w:t>
         </w:r>
         <w:r>
           <w:rPr>
@@ -1311,7 +1311,7 @@
           <w:sz w:val="22"/>
         </w:rPr>
       </w:pPr>
-      <w:hyperlink w:anchor="_Toc234496337" w:history="1">
+      <w:hyperlink w:anchor="_Toc234497758" w:history="1">
         <w:r>
           <w:rPr>
             <w:rStyle w:val="Hyperlink"/>
@@ -1338,7 +1338,7 @@
             <w:noProof/>
             <w:webHidden/>
           </w:rPr>
-          <w:instrText xml:space="preserve"> PAGEREF _Toc234496337 \h </w:instrText>
+          <w:instrText xml:space="preserve"> PAGEREF _Toc234497758 \h </w:instrText>
         </w:r>
         <w:r>
           <w:rPr>
@@ -1381,7 +1381,7 @@
           <w:sz w:val="22"/>
         </w:rPr>
       </w:pPr>
-      <w:hyperlink w:anchor="_Toc234496338" w:history="1">
+      <w:hyperlink w:anchor="_Toc234497759" w:history="1">
         <w:r>
           <w:rPr>
             <w:rStyle w:val="Hyperlink"/>
@@ -1408,7 +1408,7 @@
             <w:noProof/>
             <w:webHidden/>
           </w:rPr>
-          <w:instrText xml:space="preserve"> PAGEREF _Toc234496338 \h </w:instrText>
+          <w:instrText xml:space="preserve"> PAGEREF _Toc234497759 \h </w:instrText>
         </w:r>
         <w:r>
           <w:rPr>
@@ -1451,7 +1451,7 @@
           <w:sz w:val="22"/>
         </w:rPr>
       </w:pPr>
-      <w:hyperlink w:anchor="_Toc234496339" w:history="1">
+      <w:hyperlink w:anchor="_Toc234497760" w:history="1">
         <w:r>
           <w:rPr>
             <w:rStyle w:val="Hyperlink"/>
@@ -1478,7 +1478,7 @@
             <w:noProof/>
             <w:webHidden/>
           </w:rPr>
-          <w:instrText xml:space="preserve"> PAGEREF _Toc234496339 \h </w:instrText>
+          <w:instrText xml:space="preserve"> PAGEREF _Toc234497760 \h </w:instrText>
         </w:r>
         <w:r>
           <w:rPr>
@@ -1498,7 +1498,7 @@
             <w:noProof/>
             <w:webHidden/>
           </w:rPr>
-          <w:t>3</w:t>
+          <w:t>2</w:t>
         </w:r>
         <w:r>
           <w:rPr>
@@ -1521,7 +1521,7 @@
           <w:sz w:val="22"/>
         </w:rPr>
       </w:pPr>
-      <w:hyperlink w:anchor="_Toc234496340" w:history="1">
+      <w:hyperlink w:anchor="_Toc234497761" w:history="1">
         <w:r>
           <w:rPr>
             <w:rStyle w:val="Hyperlink"/>
@@ -1548,7 +1548,7 @@
             <w:noProof/>
             <w:webHidden/>
           </w:rPr>
-          <w:instrText xml:space="preserve"> PAGEREF _Toc234496340 \h </w:instrText>
+          <w:instrText xml:space="preserve"> PAGEREF _Toc234497761 \h </w:instrText>
         </w:r>
         <w:r>
           <w:rPr>
@@ -1568,7 +1568,7 @@
             <w:noProof/>
             <w:webHidden/>
           </w:rPr>
-          <w:t>3</w:t>
+          <w:t>2</w:t>
         </w:r>
         <w:r>
           <w:rPr>
@@ -1591,7 +1591,7 @@
           <w:sz w:val="22"/>
         </w:rPr>
       </w:pPr>
-      <w:hyperlink w:anchor="_Toc234496341" w:history="1">
+      <w:hyperlink w:anchor="_Toc234497762" w:history="1">
         <w:r>
           <w:rPr>
             <w:rStyle w:val="Hyperlink"/>
@@ -1618,7 +1618,7 @@
             <w:noProof/>
             <w:webHidden/>
           </w:rPr>
-          <w:instrText xml:space="preserve"> PAGEREF _Toc234496341 \h </w:instrText>
+          <w:instrText xml:space="preserve"> PAGEREF _Toc234497762 \h </w:instrText>
         </w:r>
         <w:r>
           <w:rPr>
@@ -1638,7 +1638,357 @@
             <w:noProof/>
             <w:webHidden/>
           </w:rPr>
-          <w:t>4</w:t>
+          <w:t>2</w:t>
+        </w:r>
+        <w:r>
+          <w:rPr>
+            <w:noProof/>
+            <w:webHidden/>
+          </w:rPr>
+          <w:fldChar w:fldCharType="end"/>
+        </w:r>
+      </w:hyperlink>
+    </w:p>
+    <w:p>
+      <w:pPr>
+        <w:pStyle w:val="TOC4"/>
+        <w:tabs>
+          <w:tab w:val="right" w:leader="dot" w:pos="8778"/>
+        </w:tabs>
+        <w:rPr>
+          <w:rFonts w:asciiTheme="minorHAnsi" w:eastAsiaTheme="minorEastAsia" w:hAnsiTheme="minorHAnsi"/>
+          <w:noProof/>
+          <w:sz w:val="22"/>
+        </w:rPr>
+      </w:pPr>
+      <w:hyperlink w:anchor="_Toc234497763" w:history="1">
+        <w:r>
+          <w:rPr>
+            <w:rStyle w:val="Hyperlink"/>
+            <w:noProof/>
+          </w:rPr>
+          <w:t>2.2.2.1 Cơ chế điều khiển DOM và quản lý dữ liệu mảng</w:t>
+        </w:r>
+        <w:r>
+          <w:rPr>
+            <w:noProof/>
+            <w:webHidden/>
+          </w:rPr>
+          <w:tab/>
+        </w:r>
+        <w:r>
+          <w:rPr>
+            <w:noProof/>
+            <w:webHidden/>
+          </w:rPr>
+          <w:fldChar w:fldCharType="begin"/>
+        </w:r>
+        <w:r>
+          <w:rPr>
+            <w:noProof/>
+            <w:webHidden/>
+          </w:rPr>
+          <w:instrText xml:space="preserve"> PAGEREF _Toc234497763 \h </w:instrText>
+        </w:r>
+        <w:r>
+          <w:rPr>
+            <w:noProof/>
+            <w:webHidden/>
+          </w:rPr>
+        </w:r>
+        <w:r>
+          <w:rPr>
+            <w:noProof/>
+            <w:webHidden/>
+          </w:rPr>
+          <w:fldChar w:fldCharType="separate"/>
+        </w:r>
+        <w:r>
+          <w:rPr>
+            <w:noProof/>
+            <w:webHidden/>
+          </w:rPr>
+          <w:t>2</w:t>
+        </w:r>
+        <w:r>
+          <w:rPr>
+            <w:noProof/>
+            <w:webHidden/>
+          </w:rPr>
+          <w:fldChar w:fldCharType="end"/>
+        </w:r>
+      </w:hyperlink>
+    </w:p>
+    <w:p>
+      <w:pPr>
+        <w:pStyle w:val="TOC4"/>
+        <w:tabs>
+          <w:tab w:val="right" w:leader="dot" w:pos="8778"/>
+        </w:tabs>
+        <w:rPr>
+          <w:rFonts w:asciiTheme="minorHAnsi" w:eastAsiaTheme="minorEastAsia" w:hAnsiTheme="minorHAnsi"/>
+          <w:noProof/>
+          <w:sz w:val="22"/>
+        </w:rPr>
+      </w:pPr>
+      <w:hyperlink w:anchor="_Toc234497764" w:history="1">
+        <w:r>
+          <w:rPr>
+            <w:rStyle w:val="Hyperlink"/>
+            <w:noProof/>
+          </w:rPr>
+          <w:t>2.2.2.2 Định tuyến động qua URL và xử lý bất đồng bộ:</w:t>
+        </w:r>
+        <w:r>
+          <w:rPr>
+            <w:noProof/>
+            <w:webHidden/>
+          </w:rPr>
+          <w:tab/>
+        </w:r>
+        <w:r>
+          <w:rPr>
+            <w:noProof/>
+            <w:webHidden/>
+          </w:rPr>
+          <w:fldChar w:fldCharType="begin"/>
+        </w:r>
+        <w:r>
+          <w:rPr>
+            <w:noProof/>
+            <w:webHidden/>
+          </w:rPr>
+          <w:instrText xml:space="preserve"> PAGEREF _Toc234497764 \h </w:instrText>
+        </w:r>
+        <w:r>
+          <w:rPr>
+            <w:noProof/>
+            <w:webHidden/>
+          </w:rPr>
+        </w:r>
+        <w:r>
+          <w:rPr>
+            <w:noProof/>
+            <w:webHidden/>
+          </w:rPr>
+          <w:fldChar w:fldCharType="separate"/>
+        </w:r>
+        <w:r>
+          <w:rPr>
+            <w:noProof/>
+            <w:webHidden/>
+          </w:rPr>
+          <w:t>2</w:t>
+        </w:r>
+        <w:r>
+          <w:rPr>
+            <w:noProof/>
+            <w:webHidden/>
+          </w:rPr>
+          <w:fldChar w:fldCharType="end"/>
+        </w:r>
+      </w:hyperlink>
+    </w:p>
+    <w:p>
+      <w:pPr>
+        <w:pStyle w:val="TOC1"/>
+        <w:tabs>
+          <w:tab w:val="right" w:leader="dot" w:pos="8778"/>
+        </w:tabs>
+        <w:rPr>
+          <w:rFonts w:asciiTheme="minorHAnsi" w:eastAsiaTheme="minorEastAsia" w:hAnsiTheme="minorHAnsi"/>
+          <w:noProof/>
+          <w:sz w:val="22"/>
+        </w:rPr>
+      </w:pPr>
+      <w:hyperlink w:anchor="_Toc234497765" w:history="1">
+        <w:r>
+          <w:rPr>
+            <w:rStyle w:val="Hyperlink"/>
+            <w:noProof/>
+          </w:rPr>
+          <w:t>CHƯƠNG 3. Phân tích thiết kế hệ thống</w:t>
+        </w:r>
+        <w:r>
+          <w:rPr>
+            <w:noProof/>
+            <w:webHidden/>
+          </w:rPr>
+          <w:tab/>
+        </w:r>
+        <w:r>
+          <w:rPr>
+            <w:noProof/>
+            <w:webHidden/>
+          </w:rPr>
+          <w:fldChar w:fldCharType="begin"/>
+        </w:r>
+        <w:r>
+          <w:rPr>
+            <w:noProof/>
+            <w:webHidden/>
+          </w:rPr>
+          <w:instrText xml:space="preserve"> PAGEREF _Toc234497765 \h </w:instrText>
+        </w:r>
+        <w:r>
+          <w:rPr>
+            <w:noProof/>
+            <w:webHidden/>
+          </w:rPr>
+        </w:r>
+        <w:r>
+          <w:rPr>
+            <w:noProof/>
+            <w:webHidden/>
+          </w:rPr>
+          <w:fldChar w:fldCharType="separate"/>
+        </w:r>
+        <w:r>
+          <w:rPr>
+            <w:noProof/>
+            <w:webHidden/>
+          </w:rPr>
+          <w:t>2</w:t>
+        </w:r>
+        <w:r>
+          <w:rPr>
+            <w:noProof/>
+            <w:webHidden/>
+          </w:rPr>
+          <w:fldChar w:fldCharType="end"/>
+        </w:r>
+      </w:hyperlink>
+    </w:p>
+    <w:p>
+      <w:pPr>
+        <w:pStyle w:val="TOC2"/>
+        <w:tabs>
+          <w:tab w:val="right" w:leader="dot" w:pos="8778"/>
+        </w:tabs>
+        <w:rPr>
+          <w:rFonts w:asciiTheme="minorHAnsi" w:eastAsiaTheme="minorEastAsia" w:hAnsiTheme="minorHAnsi"/>
+          <w:noProof/>
+          <w:sz w:val="22"/>
+        </w:rPr>
+      </w:pPr>
+      <w:hyperlink w:anchor="_Toc234497766" w:history="1">
+        <w:r>
+          <w:rPr>
+            <w:rStyle w:val="Hyperlink"/>
+            <w:noProof/>
+          </w:rPr>
+          <w:t>3.1 Mô tả vấn đề</w:t>
+        </w:r>
+        <w:r>
+          <w:rPr>
+            <w:noProof/>
+            <w:webHidden/>
+          </w:rPr>
+          <w:tab/>
+        </w:r>
+        <w:r>
+          <w:rPr>
+            <w:noProof/>
+            <w:webHidden/>
+          </w:rPr>
+          <w:fldChar w:fldCharType="begin"/>
+        </w:r>
+        <w:r>
+          <w:rPr>
+            <w:noProof/>
+            <w:webHidden/>
+          </w:rPr>
+          <w:instrText xml:space="preserve"> PAGEREF _Toc234497766 \h </w:instrText>
+        </w:r>
+        <w:r>
+          <w:rPr>
+            <w:noProof/>
+            <w:webHidden/>
+          </w:rPr>
+        </w:r>
+        <w:r>
+          <w:rPr>
+            <w:noProof/>
+            <w:webHidden/>
+          </w:rPr>
+          <w:fldChar w:fldCharType="separate"/>
+        </w:r>
+        <w:r>
+          <w:rPr>
+            <w:noProof/>
+            <w:webHidden/>
+          </w:rPr>
+          <w:t>2</w:t>
+        </w:r>
+        <w:r>
+          <w:rPr>
+            <w:noProof/>
+            <w:webHidden/>
+          </w:rPr>
+          <w:fldChar w:fldCharType="end"/>
+        </w:r>
+      </w:hyperlink>
+    </w:p>
+    <w:p>
+      <w:pPr>
+        <w:pStyle w:val="TOC2"/>
+        <w:tabs>
+          <w:tab w:val="right" w:leader="dot" w:pos="8778"/>
+        </w:tabs>
+        <w:rPr>
+          <w:rFonts w:asciiTheme="minorHAnsi" w:eastAsiaTheme="minorEastAsia" w:hAnsiTheme="minorHAnsi"/>
+          <w:noProof/>
+          <w:sz w:val="22"/>
+        </w:rPr>
+      </w:pPr>
+      <w:hyperlink w:anchor="_Toc234497767" w:history="1">
+        <w:r>
+          <w:rPr>
+            <w:rStyle w:val="Hyperlink"/>
+            <w:noProof/>
+          </w:rPr>
+          <w:t>3.2 Đặc tả yêu cầu hệ thống</w:t>
+        </w:r>
+        <w:r>
+          <w:rPr>
+            <w:noProof/>
+            <w:webHidden/>
+          </w:rPr>
+          <w:tab/>
+        </w:r>
+        <w:r>
+          <w:rPr>
+            <w:noProof/>
+            <w:webHidden/>
+          </w:rPr>
+          <w:fldChar w:fldCharType="begin"/>
+        </w:r>
+        <w:r>
+          <w:rPr>
+            <w:noProof/>
+            <w:webHidden/>
+          </w:rPr>
+          <w:instrText xml:space="preserve"> PAGEREF _Toc234497767 \h </w:instrText>
+        </w:r>
+        <w:r>
+          <w:rPr>
+            <w:noProof/>
+            <w:webHidden/>
+          </w:rPr>
+        </w:r>
+        <w:r>
+          <w:rPr>
+            <w:noProof/>
+            <w:webHidden/>
+          </w:rPr>
+          <w:fldChar w:fldCharType="separate"/>
+        </w:r>
+        <w:r>
+          <w:rPr>
+            <w:noProof/>
+            <w:webHidden/>
+          </w:rPr>
+          <w:t>2</w:t>
         </w:r>
         <w:r>
           <w:rPr>
@@ -1661,13 +2011,13 @@
           <w:sz w:val="22"/>
         </w:rPr>
       </w:pPr>
-      <w:hyperlink w:anchor="_Toc234496342" w:history="1">
+      <w:hyperlink w:anchor="_Toc234497768" w:history="1">
         <w:r>
           <w:rPr>
             <w:rStyle w:val="Hyperlink"/>
             <w:noProof/>
           </w:rPr>
-          <w:t>2.2.3 Cơ chế điều khiển DOM và quản lý dữ liệu mảng</w:t>
+          <w:t>3.2.1 Yêu cầu chức năng</w:t>
         </w:r>
         <w:r>
           <w:rPr>
@@ -1688,7 +2038,7 @@
             <w:noProof/>
             <w:webHidden/>
           </w:rPr>
-          <w:instrText xml:space="preserve"> PAGEREF _Toc234496342 \h </w:instrText>
+          <w:instrText xml:space="preserve"> PAGEREF _Toc234497768 \h </w:instrText>
         </w:r>
         <w:r>
           <w:rPr>
@@ -1708,7 +2058,777 @@
             <w:noProof/>
             <w:webHidden/>
           </w:rPr>
-          <w:t>4</w:t>
+          <w:t>2</w:t>
+        </w:r>
+        <w:r>
+          <w:rPr>
+            <w:noProof/>
+            <w:webHidden/>
+          </w:rPr>
+          <w:fldChar w:fldCharType="end"/>
+        </w:r>
+      </w:hyperlink>
+    </w:p>
+    <w:p>
+      <w:pPr>
+        <w:pStyle w:val="TOC3"/>
+        <w:tabs>
+          <w:tab w:val="right" w:leader="dot" w:pos="8778"/>
+        </w:tabs>
+        <w:rPr>
+          <w:rFonts w:asciiTheme="minorHAnsi" w:eastAsiaTheme="minorEastAsia" w:hAnsiTheme="minorHAnsi"/>
+          <w:noProof/>
+          <w:sz w:val="22"/>
+        </w:rPr>
+      </w:pPr>
+      <w:hyperlink w:anchor="_Toc234497769" w:history="1">
+        <w:r>
+          <w:rPr>
+            <w:rStyle w:val="Hyperlink"/>
+            <w:noProof/>
+          </w:rPr>
+          <w:t>3.2.2 Yêu cầu phi chức năng</w:t>
+        </w:r>
+        <w:r>
+          <w:rPr>
+            <w:noProof/>
+            <w:webHidden/>
+          </w:rPr>
+          <w:tab/>
+        </w:r>
+        <w:r>
+          <w:rPr>
+            <w:noProof/>
+            <w:webHidden/>
+          </w:rPr>
+          <w:fldChar w:fldCharType="begin"/>
+        </w:r>
+        <w:r>
+          <w:rPr>
+            <w:noProof/>
+            <w:webHidden/>
+          </w:rPr>
+          <w:instrText xml:space="preserve"> PAGEREF _Toc234497769 \h </w:instrText>
+        </w:r>
+        <w:r>
+          <w:rPr>
+            <w:noProof/>
+            <w:webHidden/>
+          </w:rPr>
+        </w:r>
+        <w:r>
+          <w:rPr>
+            <w:noProof/>
+            <w:webHidden/>
+          </w:rPr>
+          <w:fldChar w:fldCharType="separate"/>
+        </w:r>
+        <w:r>
+          <w:rPr>
+            <w:noProof/>
+            <w:webHidden/>
+          </w:rPr>
+          <w:t>2</w:t>
+        </w:r>
+        <w:r>
+          <w:rPr>
+            <w:noProof/>
+            <w:webHidden/>
+          </w:rPr>
+          <w:fldChar w:fldCharType="end"/>
+        </w:r>
+      </w:hyperlink>
+    </w:p>
+    <w:p>
+      <w:pPr>
+        <w:pStyle w:val="TOC4"/>
+        <w:tabs>
+          <w:tab w:val="right" w:leader="dot" w:pos="8778"/>
+        </w:tabs>
+        <w:rPr>
+          <w:rFonts w:asciiTheme="minorHAnsi" w:eastAsiaTheme="minorEastAsia" w:hAnsiTheme="minorHAnsi"/>
+          <w:noProof/>
+          <w:sz w:val="22"/>
+        </w:rPr>
+      </w:pPr>
+      <w:hyperlink w:anchor="_Toc234497770" w:history="1">
+        <w:r>
+          <w:rPr>
+            <w:rStyle w:val="Hyperlink"/>
+            <w:noProof/>
+          </w:rPr>
+          <w:t>3.2.2.1 Tiêu đề mục 2.2.2.1</w:t>
+        </w:r>
+        <w:r>
+          <w:rPr>
+            <w:noProof/>
+            <w:webHidden/>
+          </w:rPr>
+          <w:tab/>
+        </w:r>
+        <w:r>
+          <w:rPr>
+            <w:noProof/>
+            <w:webHidden/>
+          </w:rPr>
+          <w:fldChar w:fldCharType="begin"/>
+        </w:r>
+        <w:r>
+          <w:rPr>
+            <w:noProof/>
+            <w:webHidden/>
+          </w:rPr>
+          <w:instrText xml:space="preserve"> PAGEREF _Toc234497770 \h </w:instrText>
+        </w:r>
+        <w:r>
+          <w:rPr>
+            <w:noProof/>
+            <w:webHidden/>
+          </w:rPr>
+        </w:r>
+        <w:r>
+          <w:rPr>
+            <w:noProof/>
+            <w:webHidden/>
+          </w:rPr>
+          <w:fldChar w:fldCharType="separate"/>
+        </w:r>
+        <w:r>
+          <w:rPr>
+            <w:noProof/>
+            <w:webHidden/>
+          </w:rPr>
+          <w:t>2</w:t>
+        </w:r>
+        <w:r>
+          <w:rPr>
+            <w:noProof/>
+            <w:webHidden/>
+          </w:rPr>
+          <w:fldChar w:fldCharType="end"/>
+        </w:r>
+      </w:hyperlink>
+    </w:p>
+    <w:p>
+      <w:pPr>
+        <w:pStyle w:val="TOC4"/>
+        <w:tabs>
+          <w:tab w:val="right" w:leader="dot" w:pos="8778"/>
+        </w:tabs>
+        <w:rPr>
+          <w:rFonts w:asciiTheme="minorHAnsi" w:eastAsiaTheme="minorEastAsia" w:hAnsiTheme="minorHAnsi"/>
+          <w:noProof/>
+          <w:sz w:val="22"/>
+        </w:rPr>
+      </w:pPr>
+      <w:hyperlink w:anchor="_Toc234497771" w:history="1">
+        <w:r>
+          <w:rPr>
+            <w:rStyle w:val="Hyperlink"/>
+            <w:noProof/>
+          </w:rPr>
+          <w:t>3.2.2.2 Tiêu đề mục 2.2.2.2</w:t>
+        </w:r>
+        <w:r>
+          <w:rPr>
+            <w:noProof/>
+            <w:webHidden/>
+          </w:rPr>
+          <w:tab/>
+        </w:r>
+        <w:r>
+          <w:rPr>
+            <w:noProof/>
+            <w:webHidden/>
+          </w:rPr>
+          <w:fldChar w:fldCharType="begin"/>
+        </w:r>
+        <w:r>
+          <w:rPr>
+            <w:noProof/>
+            <w:webHidden/>
+          </w:rPr>
+          <w:instrText xml:space="preserve"> PAGEREF _Toc234497771 \h </w:instrText>
+        </w:r>
+        <w:r>
+          <w:rPr>
+            <w:noProof/>
+            <w:webHidden/>
+          </w:rPr>
+        </w:r>
+        <w:r>
+          <w:rPr>
+            <w:noProof/>
+            <w:webHidden/>
+          </w:rPr>
+          <w:fldChar w:fldCharType="separate"/>
+        </w:r>
+        <w:r>
+          <w:rPr>
+            <w:noProof/>
+            <w:webHidden/>
+          </w:rPr>
+          <w:t>2</w:t>
+        </w:r>
+        <w:r>
+          <w:rPr>
+            <w:noProof/>
+            <w:webHidden/>
+          </w:rPr>
+          <w:fldChar w:fldCharType="end"/>
+        </w:r>
+      </w:hyperlink>
+    </w:p>
+    <w:p>
+      <w:pPr>
+        <w:pStyle w:val="TOC2"/>
+        <w:tabs>
+          <w:tab w:val="right" w:leader="dot" w:pos="8778"/>
+        </w:tabs>
+        <w:rPr>
+          <w:rFonts w:asciiTheme="minorHAnsi" w:eastAsiaTheme="minorEastAsia" w:hAnsiTheme="minorHAnsi"/>
+          <w:noProof/>
+          <w:sz w:val="22"/>
+        </w:rPr>
+      </w:pPr>
+      <w:hyperlink w:anchor="_Toc234497772" w:history="1">
+        <w:r>
+          <w:rPr>
+            <w:rStyle w:val="Hyperlink"/>
+            <w:noProof/>
+          </w:rPr>
+          <w:t>3.3 Thiết kế dữ liệu</w:t>
+        </w:r>
+        <w:r>
+          <w:rPr>
+            <w:noProof/>
+            <w:webHidden/>
+          </w:rPr>
+          <w:tab/>
+        </w:r>
+        <w:r>
+          <w:rPr>
+            <w:noProof/>
+            <w:webHidden/>
+          </w:rPr>
+          <w:fldChar w:fldCharType="begin"/>
+        </w:r>
+        <w:r>
+          <w:rPr>
+            <w:noProof/>
+            <w:webHidden/>
+          </w:rPr>
+          <w:instrText xml:space="preserve"> PAGEREF _Toc234497772 \h </w:instrText>
+        </w:r>
+        <w:r>
+          <w:rPr>
+            <w:noProof/>
+            <w:webHidden/>
+          </w:rPr>
+        </w:r>
+        <w:r>
+          <w:rPr>
+            <w:noProof/>
+            <w:webHidden/>
+          </w:rPr>
+          <w:fldChar w:fldCharType="separate"/>
+        </w:r>
+        <w:r>
+          <w:rPr>
+            <w:noProof/>
+            <w:webHidden/>
+          </w:rPr>
+          <w:t>2</w:t>
+        </w:r>
+        <w:r>
+          <w:rPr>
+            <w:noProof/>
+            <w:webHidden/>
+          </w:rPr>
+          <w:fldChar w:fldCharType="end"/>
+        </w:r>
+      </w:hyperlink>
+    </w:p>
+    <w:p>
+      <w:pPr>
+        <w:pStyle w:val="TOC3"/>
+        <w:tabs>
+          <w:tab w:val="right" w:leader="dot" w:pos="8778"/>
+        </w:tabs>
+        <w:rPr>
+          <w:rFonts w:asciiTheme="minorHAnsi" w:eastAsiaTheme="minorEastAsia" w:hAnsiTheme="minorHAnsi"/>
+          <w:noProof/>
+          <w:sz w:val="22"/>
+        </w:rPr>
+      </w:pPr>
+      <w:hyperlink w:anchor="_Toc234497773" w:history="1">
+        <w:r>
+          <w:rPr>
+            <w:rStyle w:val="Hyperlink"/>
+            <w:noProof/>
+          </w:rPr>
+          <w:t>3.3.1 Cấu trúc lưu trữ</w:t>
+        </w:r>
+        <w:r>
+          <w:rPr>
+            <w:noProof/>
+            <w:webHidden/>
+          </w:rPr>
+          <w:tab/>
+        </w:r>
+        <w:r>
+          <w:rPr>
+            <w:noProof/>
+            <w:webHidden/>
+          </w:rPr>
+          <w:fldChar w:fldCharType="begin"/>
+        </w:r>
+        <w:r>
+          <w:rPr>
+            <w:noProof/>
+            <w:webHidden/>
+          </w:rPr>
+          <w:instrText xml:space="preserve"> PAGEREF _Toc234497773 \h </w:instrText>
+        </w:r>
+        <w:r>
+          <w:rPr>
+            <w:noProof/>
+            <w:webHidden/>
+          </w:rPr>
+        </w:r>
+        <w:r>
+          <w:rPr>
+            <w:noProof/>
+            <w:webHidden/>
+          </w:rPr>
+          <w:fldChar w:fldCharType="separate"/>
+        </w:r>
+        <w:r>
+          <w:rPr>
+            <w:noProof/>
+            <w:webHidden/>
+          </w:rPr>
+          <w:t>2</w:t>
+        </w:r>
+        <w:r>
+          <w:rPr>
+            <w:noProof/>
+            <w:webHidden/>
+          </w:rPr>
+          <w:fldChar w:fldCharType="end"/>
+        </w:r>
+      </w:hyperlink>
+    </w:p>
+    <w:p>
+      <w:pPr>
+        <w:pStyle w:val="TOC3"/>
+        <w:tabs>
+          <w:tab w:val="right" w:leader="dot" w:pos="8778"/>
+        </w:tabs>
+        <w:rPr>
+          <w:rFonts w:asciiTheme="minorHAnsi" w:eastAsiaTheme="minorEastAsia" w:hAnsiTheme="minorHAnsi"/>
+          <w:noProof/>
+          <w:sz w:val="22"/>
+        </w:rPr>
+      </w:pPr>
+      <w:hyperlink w:anchor="_Toc234497774" w:history="1">
+        <w:r>
+          <w:rPr>
+            <w:rStyle w:val="Hyperlink"/>
+            <w:noProof/>
+          </w:rPr>
+          <w:t>3.3.2 Đặc tả chi tiết</w:t>
+        </w:r>
+        <w:r>
+          <w:rPr>
+            <w:noProof/>
+            <w:webHidden/>
+          </w:rPr>
+          <w:tab/>
+        </w:r>
+        <w:r>
+          <w:rPr>
+            <w:noProof/>
+            <w:webHidden/>
+          </w:rPr>
+          <w:fldChar w:fldCharType="begin"/>
+        </w:r>
+        <w:r>
+          <w:rPr>
+            <w:noProof/>
+            <w:webHidden/>
+          </w:rPr>
+          <w:instrText xml:space="preserve"> PAGEREF _Toc234497774 \h </w:instrText>
+        </w:r>
+        <w:r>
+          <w:rPr>
+            <w:noProof/>
+            <w:webHidden/>
+          </w:rPr>
+        </w:r>
+        <w:r>
+          <w:rPr>
+            <w:noProof/>
+            <w:webHidden/>
+          </w:rPr>
+          <w:fldChar w:fldCharType="separate"/>
+        </w:r>
+        <w:r>
+          <w:rPr>
+            <w:noProof/>
+            <w:webHidden/>
+          </w:rPr>
+          <w:t>2</w:t>
+        </w:r>
+        <w:r>
+          <w:rPr>
+            <w:noProof/>
+            <w:webHidden/>
+          </w:rPr>
+          <w:fldChar w:fldCharType="end"/>
+        </w:r>
+      </w:hyperlink>
+    </w:p>
+    <w:p>
+      <w:pPr>
+        <w:pStyle w:val="TOC2"/>
+        <w:tabs>
+          <w:tab w:val="right" w:leader="dot" w:pos="8778"/>
+        </w:tabs>
+        <w:rPr>
+          <w:rFonts w:asciiTheme="minorHAnsi" w:eastAsiaTheme="minorEastAsia" w:hAnsiTheme="minorHAnsi"/>
+          <w:noProof/>
+          <w:sz w:val="22"/>
+        </w:rPr>
+      </w:pPr>
+      <w:hyperlink w:anchor="_Toc234497775" w:history="1">
+        <w:r>
+          <w:rPr>
+            <w:rStyle w:val="Hyperlink"/>
+            <w:noProof/>
+          </w:rPr>
+          <w:t>3.4 Thiết kế chức năng</w:t>
+        </w:r>
+        <w:r>
+          <w:rPr>
+            <w:noProof/>
+            <w:webHidden/>
+          </w:rPr>
+          <w:tab/>
+        </w:r>
+        <w:r>
+          <w:rPr>
+            <w:noProof/>
+            <w:webHidden/>
+          </w:rPr>
+          <w:fldChar w:fldCharType="begin"/>
+        </w:r>
+        <w:r>
+          <w:rPr>
+            <w:noProof/>
+            <w:webHidden/>
+          </w:rPr>
+          <w:instrText xml:space="preserve"> PAGEREF _Toc234497775 \h </w:instrText>
+        </w:r>
+        <w:r>
+          <w:rPr>
+            <w:noProof/>
+            <w:webHidden/>
+          </w:rPr>
+        </w:r>
+        <w:r>
+          <w:rPr>
+            <w:noProof/>
+            <w:webHidden/>
+          </w:rPr>
+          <w:fldChar w:fldCharType="separate"/>
+        </w:r>
+        <w:r>
+          <w:rPr>
+            <w:noProof/>
+            <w:webHidden/>
+          </w:rPr>
+          <w:t>2</w:t>
+        </w:r>
+        <w:r>
+          <w:rPr>
+            <w:noProof/>
+            <w:webHidden/>
+          </w:rPr>
+          <w:fldChar w:fldCharType="end"/>
+        </w:r>
+      </w:hyperlink>
+    </w:p>
+    <w:p>
+      <w:pPr>
+        <w:pStyle w:val="TOC2"/>
+        <w:tabs>
+          <w:tab w:val="right" w:leader="dot" w:pos="8778"/>
+        </w:tabs>
+        <w:rPr>
+          <w:rFonts w:asciiTheme="minorHAnsi" w:eastAsiaTheme="minorEastAsia" w:hAnsiTheme="minorHAnsi"/>
+          <w:noProof/>
+          <w:sz w:val="22"/>
+        </w:rPr>
+      </w:pPr>
+      <w:hyperlink w:anchor="_Toc234497776" w:history="1">
+        <w:r>
+          <w:rPr>
+            <w:rStyle w:val="Hyperlink"/>
+            <w:noProof/>
+          </w:rPr>
+          <w:t>3.5 Thiết kế giao diện</w:t>
+        </w:r>
+        <w:r>
+          <w:rPr>
+            <w:noProof/>
+            <w:webHidden/>
+          </w:rPr>
+          <w:tab/>
+        </w:r>
+        <w:r>
+          <w:rPr>
+            <w:noProof/>
+            <w:webHidden/>
+          </w:rPr>
+          <w:fldChar w:fldCharType="begin"/>
+        </w:r>
+        <w:r>
+          <w:rPr>
+            <w:noProof/>
+            <w:webHidden/>
+          </w:rPr>
+          <w:instrText xml:space="preserve"> PAGEREF _Toc234497776 \h </w:instrText>
+        </w:r>
+        <w:r>
+          <w:rPr>
+            <w:noProof/>
+            <w:webHidden/>
+          </w:rPr>
+        </w:r>
+        <w:r>
+          <w:rPr>
+            <w:noProof/>
+            <w:webHidden/>
+          </w:rPr>
+          <w:fldChar w:fldCharType="separate"/>
+        </w:r>
+        <w:r>
+          <w:rPr>
+            <w:noProof/>
+            <w:webHidden/>
+          </w:rPr>
+          <w:t>2</w:t>
+        </w:r>
+        <w:r>
+          <w:rPr>
+            <w:noProof/>
+            <w:webHidden/>
+          </w:rPr>
+          <w:fldChar w:fldCharType="end"/>
+        </w:r>
+      </w:hyperlink>
+    </w:p>
+    <w:p>
+      <w:pPr>
+        <w:pStyle w:val="TOC3"/>
+        <w:tabs>
+          <w:tab w:val="right" w:leader="dot" w:pos="8778"/>
+        </w:tabs>
+        <w:rPr>
+          <w:rFonts w:asciiTheme="minorHAnsi" w:eastAsiaTheme="minorEastAsia" w:hAnsiTheme="minorHAnsi"/>
+          <w:noProof/>
+          <w:sz w:val="22"/>
+        </w:rPr>
+      </w:pPr>
+      <w:hyperlink w:anchor="_Toc234497777" w:history="1">
+        <w:r>
+          <w:rPr>
+            <w:rStyle w:val="Hyperlink"/>
+            <w:noProof/>
+          </w:rPr>
+          <w:t>3.5.1 Sơ đồ website</w:t>
+        </w:r>
+        <w:r>
+          <w:rPr>
+            <w:noProof/>
+            <w:webHidden/>
+          </w:rPr>
+          <w:tab/>
+        </w:r>
+        <w:r>
+          <w:rPr>
+            <w:noProof/>
+            <w:webHidden/>
+          </w:rPr>
+          <w:fldChar w:fldCharType="begin"/>
+        </w:r>
+        <w:r>
+          <w:rPr>
+            <w:noProof/>
+            <w:webHidden/>
+          </w:rPr>
+          <w:instrText xml:space="preserve"> PAGEREF _Toc234497777 \h </w:instrText>
+        </w:r>
+        <w:r>
+          <w:rPr>
+            <w:noProof/>
+            <w:webHidden/>
+          </w:rPr>
+        </w:r>
+        <w:r>
+          <w:rPr>
+            <w:noProof/>
+            <w:webHidden/>
+          </w:rPr>
+          <w:fldChar w:fldCharType="separate"/>
+        </w:r>
+        <w:r>
+          <w:rPr>
+            <w:noProof/>
+            <w:webHidden/>
+          </w:rPr>
+          <w:t>2</w:t>
+        </w:r>
+        <w:r>
+          <w:rPr>
+            <w:noProof/>
+            <w:webHidden/>
+          </w:rPr>
+          <w:fldChar w:fldCharType="end"/>
+        </w:r>
+      </w:hyperlink>
+    </w:p>
+    <w:p>
+      <w:pPr>
+        <w:pStyle w:val="TOC3"/>
+        <w:tabs>
+          <w:tab w:val="right" w:leader="dot" w:pos="8778"/>
+        </w:tabs>
+        <w:rPr>
+          <w:rFonts w:asciiTheme="minorHAnsi" w:eastAsiaTheme="minorEastAsia" w:hAnsiTheme="minorHAnsi"/>
+          <w:noProof/>
+          <w:sz w:val="22"/>
+        </w:rPr>
+      </w:pPr>
+      <w:hyperlink w:anchor="_Toc234497778" w:history="1">
+        <w:r>
+          <w:rPr>
+            <w:rStyle w:val="Hyperlink"/>
+            <w:noProof/>
+          </w:rPr>
+          <w:t>3.5.2 Giao diện trang chủ</w:t>
+        </w:r>
+        <w:r>
+          <w:rPr>
+            <w:noProof/>
+            <w:webHidden/>
+          </w:rPr>
+          <w:tab/>
+        </w:r>
+        <w:r>
+          <w:rPr>
+            <w:noProof/>
+            <w:webHidden/>
+          </w:rPr>
+          <w:fldChar w:fldCharType="begin"/>
+        </w:r>
+        <w:r>
+          <w:rPr>
+            <w:noProof/>
+            <w:webHidden/>
+          </w:rPr>
+          <w:instrText xml:space="preserve"> PAGEREF _Toc234497778 \h </w:instrText>
+        </w:r>
+        <w:r>
+          <w:rPr>
+            <w:noProof/>
+            <w:webHidden/>
+          </w:rPr>
+        </w:r>
+        <w:r>
+          <w:rPr>
+            <w:noProof/>
+            <w:webHidden/>
+          </w:rPr>
+          <w:fldChar w:fldCharType="separate"/>
+        </w:r>
+        <w:r>
+          <w:rPr>
+            <w:noProof/>
+            <w:webHidden/>
+          </w:rPr>
+          <w:t>2</w:t>
+        </w:r>
+        <w:r>
+          <w:rPr>
+            <w:noProof/>
+            <w:webHidden/>
+          </w:rPr>
+          <w:fldChar w:fldCharType="end"/>
+        </w:r>
+      </w:hyperlink>
+    </w:p>
+    <w:p>
+      <w:pPr>
+        <w:pStyle w:val="TOC3"/>
+        <w:tabs>
+          <w:tab w:val="right" w:leader="dot" w:pos="8778"/>
+        </w:tabs>
+        <w:rPr>
+          <w:rFonts w:asciiTheme="minorHAnsi" w:eastAsiaTheme="minorEastAsia" w:hAnsiTheme="minorHAnsi"/>
+          <w:noProof/>
+          <w:sz w:val="22"/>
+        </w:rPr>
+      </w:pPr>
+      <w:hyperlink w:anchor="_Toc234497779" w:history="1">
+        <w:r>
+          <w:rPr>
+            <w:rStyle w:val="Hyperlink"/>
+            <w:noProof/>
+          </w:rPr>
+          <w:t>3.5.3 Giao diện trang …</w:t>
+        </w:r>
+        <w:r>
+          <w:rPr>
+            <w:noProof/>
+            <w:webHidden/>
+          </w:rPr>
+          <w:tab/>
+        </w:r>
+        <w:r>
+          <w:rPr>
+            <w:noProof/>
+            <w:webHidden/>
+          </w:rPr>
+          <w:fldChar w:fldCharType="begin"/>
+        </w:r>
+        <w:r>
+          <w:rPr>
+            <w:noProof/>
+            <w:webHidden/>
+          </w:rPr>
+          <w:instrText xml:space="preserve"> PAGEREF _Toc234497779 \h </w:instrText>
+        </w:r>
+        <w:r>
+          <w:rPr>
+            <w:noProof/>
+            <w:webHidden/>
+          </w:rPr>
+        </w:r>
+        <w:r>
+          <w:rPr>
+            <w:noProof/>
+            <w:webHidden/>
+          </w:rPr>
+          <w:fldChar w:fldCharType="separate"/>
+        </w:r>
+        <w:r>
+          <w:rPr>
+            <w:noProof/>
+            <w:webHidden/>
+          </w:rPr>
+          <w:t>2</w:t>
         </w:r>
         <w:r>
           <w:rPr>
@@ -1731,13 +2851,13 @@
           <w:sz w:val="22"/>
         </w:rPr>
       </w:pPr>
-      <w:hyperlink w:anchor="_Toc234496343" w:history="1">
+      <w:hyperlink w:anchor="_Toc234497780" w:history="1">
         <w:r>
           <w:rPr>
             <w:rStyle w:val="Hyperlink"/>
             <w:noProof/>
           </w:rPr>
-          <w:t>CHƯƠNG 3. Phân tích thiết kế hệ thống</w:t>
+          <w:t>CHƯƠNG 4. KẾT QUẢ thực nghiệm</w:t>
         </w:r>
         <w:r>
           <w:rPr>
@@ -1758,7 +2878,7 @@
             <w:noProof/>
             <w:webHidden/>
           </w:rPr>
-          <w:instrText xml:space="preserve"> PAGEREF _Toc234496343 \h </w:instrText>
+          <w:instrText xml:space="preserve"> PAGEREF _Toc234497780 \h </w:instrText>
         </w:r>
         <w:r>
           <w:rPr>
@@ -1778,7 +2898,7 @@
             <w:noProof/>
             <w:webHidden/>
           </w:rPr>
-          <w:t>6</w:t>
+          <w:t>2</w:t>
         </w:r>
         <w:r>
           <w:rPr>
@@ -1801,13 +2921,13 @@
           <w:sz w:val="22"/>
         </w:rPr>
       </w:pPr>
-      <w:hyperlink w:anchor="_Toc234496344" w:history="1">
+      <w:hyperlink w:anchor="_Toc234497781" w:history="1">
         <w:r>
           <w:rPr>
             <w:rStyle w:val="Hyperlink"/>
             <w:noProof/>
           </w:rPr>
-          <w:t>3.1 Mô tả vấn đề</w:t>
+          <w:t>4.1 Dữ liệu thử nghiệm</w:t>
         </w:r>
         <w:r>
           <w:rPr>
@@ -1828,7 +2948,7 @@
             <w:noProof/>
             <w:webHidden/>
           </w:rPr>
-          <w:instrText xml:space="preserve"> PAGEREF _Toc234496344 \h </w:instrText>
+          <w:instrText xml:space="preserve"> PAGEREF _Toc234497781 \h </w:instrText>
         </w:r>
         <w:r>
           <w:rPr>
@@ -1848,7 +2968,7 @@
             <w:noProof/>
             <w:webHidden/>
           </w:rPr>
-          <w:t>6</w:t>
+          <w:t>2</w:t>
         </w:r>
         <w:r>
           <w:rPr>
@@ -1871,13 +2991,13 @@
           <w:sz w:val="22"/>
         </w:rPr>
       </w:pPr>
-      <w:hyperlink w:anchor="_Toc234496345" w:history="1">
+      <w:hyperlink w:anchor="_Toc234497782" w:history="1">
         <w:r>
           <w:rPr>
             <w:rStyle w:val="Hyperlink"/>
             <w:noProof/>
           </w:rPr>
-          <w:t>3.2 Đặc tả yêu cầu hệ thống</w:t>
+          <w:t>4.2 Kết quả thực nghiệm</w:t>
         </w:r>
         <w:r>
           <w:rPr>
@@ -1898,7 +3018,7 @@
             <w:noProof/>
             <w:webHidden/>
           </w:rPr>
-          <w:instrText xml:space="preserve"> PAGEREF _Toc234496345 \h </w:instrText>
+          <w:instrText xml:space="preserve"> PAGEREF _Toc234497782 \h </w:instrText>
         </w:r>
         <w:r>
           <w:rPr>
@@ -1918,7 +3038,7 @@
             <w:noProof/>
             <w:webHidden/>
           </w:rPr>
-          <w:t>6</w:t>
+          <w:t>2</w:t>
         </w:r>
         <w:r>
           <w:rPr>
@@ -1941,13 +3061,13 @@
           <w:sz w:val="22"/>
         </w:rPr>
       </w:pPr>
-      <w:hyperlink w:anchor="_Toc234496346" w:history="1">
+      <w:hyperlink w:anchor="_Toc234497783" w:history="1">
         <w:r>
           <w:rPr>
             <w:rStyle w:val="Hyperlink"/>
             <w:noProof/>
           </w:rPr>
-          <w:t>3.2.1 Yêu cầu chức năng</w:t>
+          <w:t>4.2.1 Giao diện trang chủ</w:t>
         </w:r>
         <w:r>
           <w:rPr>
@@ -1968,7 +3088,7 @@
             <w:noProof/>
             <w:webHidden/>
           </w:rPr>
-          <w:instrText xml:space="preserve"> PAGEREF _Toc234496346 \h </w:instrText>
+          <w:instrText xml:space="preserve"> PAGEREF _Toc234497783 \h </w:instrText>
         </w:r>
         <w:r>
           <w:rPr>
@@ -1988,7 +3108,7 @@
             <w:noProof/>
             <w:webHidden/>
           </w:rPr>
-          <w:t>6</w:t>
+          <w:t>2</w:t>
         </w:r>
         <w:r>
           <w:rPr>
@@ -2011,13 +3131,13 @@
           <w:sz w:val="22"/>
         </w:rPr>
       </w:pPr>
-      <w:hyperlink w:anchor="_Toc234496347" w:history="1">
+      <w:hyperlink w:anchor="_Toc234497784" w:history="1">
         <w:r>
           <w:rPr>
             <w:rStyle w:val="Hyperlink"/>
             <w:noProof/>
           </w:rPr>
-          <w:t>3.2.2 Yêu cầu phi chức năng</w:t>
+          <w:t>4.2.2 Giao diện trang …</w:t>
         </w:r>
         <w:r>
           <w:rPr>
@@ -2038,7 +3158,7 @@
             <w:noProof/>
             <w:webHidden/>
           </w:rPr>
-          <w:instrText xml:space="preserve"> PAGEREF _Toc234496347 \h </w:instrText>
+          <w:instrText xml:space="preserve"> PAGEREF _Toc234497784 \h </w:instrText>
         </w:r>
         <w:r>
           <w:rPr>
@@ -2058,7 +3178,7 @@
             <w:noProof/>
             <w:webHidden/>
           </w:rPr>
-          <w:t>6</w:t>
+          <w:t>2</w:t>
         </w:r>
         <w:r>
           <w:rPr>
@@ -2071,7 +3191,7 @@
     </w:p>
     <w:p>
       <w:pPr>
-        <w:pStyle w:val="TOC4"/>
+        <w:pStyle w:val="TOC1"/>
         <w:tabs>
           <w:tab w:val="right" w:leader="dot" w:pos="8778"/>
         </w:tabs>
@@ -2081,13 +3201,13 @@
           <w:sz w:val="22"/>
         </w:rPr>
       </w:pPr>
-      <w:hyperlink w:anchor="_Toc234496348" w:history="1">
+      <w:hyperlink w:anchor="_Toc234497785" w:history="1">
         <w:r>
           <w:rPr>
             <w:rStyle w:val="Hyperlink"/>
             <w:noProof/>
           </w:rPr>
-          <w:t>3.2.2.1 Tiêu đề mục 2.2.2.1</w:t>
+          <w:t>CHƯƠNG 5. Kết luận và hướng phát triển</w:t>
         </w:r>
         <w:r>
           <w:rPr>
@@ -2108,7 +3228,7 @@
             <w:noProof/>
             <w:webHidden/>
           </w:rPr>
-          <w:instrText xml:space="preserve"> PAGEREF _Toc234496348 \h </w:instrText>
+          <w:instrText xml:space="preserve"> PAGEREF _Toc234497785 \h </w:instrText>
         </w:r>
         <w:r>
           <w:rPr>
@@ -2128,77 +3248,7 @@
             <w:noProof/>
             <w:webHidden/>
           </w:rPr>
-          <w:t>6</w:t>
-        </w:r>
-        <w:r>
-          <w:rPr>
-            <w:noProof/>
-            <w:webHidden/>
-          </w:rPr>
-          <w:fldChar w:fldCharType="end"/>
-        </w:r>
-      </w:hyperlink>
-    </w:p>
-    <w:p>
-      <w:pPr>
-        <w:pStyle w:val="TOC4"/>
-        <w:tabs>
-          <w:tab w:val="right" w:leader="dot" w:pos="8778"/>
-        </w:tabs>
-        <w:rPr>
-          <w:rFonts w:asciiTheme="minorHAnsi" w:eastAsiaTheme="minorEastAsia" w:hAnsiTheme="minorHAnsi"/>
-          <w:noProof/>
-          <w:sz w:val="22"/>
-        </w:rPr>
-      </w:pPr>
-      <w:hyperlink w:anchor="_Toc234496349" w:history="1">
-        <w:r>
-          <w:rPr>
-            <w:rStyle w:val="Hyperlink"/>
-            <w:noProof/>
-          </w:rPr>
-          <w:t>3.2.2.2 Tiêu đề mục 2.2.2.2</w:t>
-        </w:r>
-        <w:r>
-          <w:rPr>
-            <w:noProof/>
-            <w:webHidden/>
-          </w:rPr>
-          <w:tab/>
-        </w:r>
-        <w:r>
-          <w:rPr>
-            <w:noProof/>
-            <w:webHidden/>
-          </w:rPr>
-          <w:fldChar w:fldCharType="begin"/>
-        </w:r>
-        <w:r>
-          <w:rPr>
-            <w:noProof/>
-            <w:webHidden/>
-          </w:rPr>
-          <w:instrText xml:space="preserve"> PAGEREF _Toc234496349 \h </w:instrText>
-        </w:r>
-        <w:r>
-          <w:rPr>
-            <w:noProof/>
-            <w:webHidden/>
-          </w:rPr>
-        </w:r>
-        <w:r>
-          <w:rPr>
-            <w:noProof/>
-            <w:webHidden/>
-          </w:rPr>
-          <w:fldChar w:fldCharType="separate"/>
-        </w:r>
-        <w:r>
-          <w:rPr>
-            <w:noProof/>
-            <w:webHidden/>
-          </w:rPr>
-          <w:t>6</w:t>
+          <w:t>2</w:t>
         </w:r>
         <w:r>
           <w:rPr>
@@ -2221,13 +3271,13 @@
           <w:sz w:val="22"/>
         </w:rPr>
       </w:pPr>
-      <w:hyperlink w:anchor="_Toc234496350" w:history="1">
+      <w:hyperlink w:anchor="_Toc234497786" w:history="1">
         <w:r>
           <w:rPr>
             <w:rStyle w:val="Hyperlink"/>
             <w:noProof/>
           </w:rPr>
-          <w:t>3.3 Thiết kế dữ liệu</w:t>
+          <w:t>5.1 Kết luận</w:t>
         </w:r>
         <w:r>
           <w:rPr>
@@ -2248,7 +3298,7 @@
             <w:noProof/>
             <w:webHidden/>
           </w:rPr>
-          <w:instrText xml:space="preserve"> PAGEREF _Toc234496350 \h </w:instrText>
+          <w:instrText xml:space="preserve"> PAGEREF _Toc234497786 \h </w:instrText>
         </w:r>
         <w:r>
           <w:rPr>
@@ -2268,147 +3318,7 @@
             <w:noProof/>
             <w:webHidden/>
           </w:rPr>
-          <w:t>6</w:t>
-        </w:r>
-        <w:r>
-          <w:rPr>
-            <w:noProof/>
-            <w:webHidden/>
-          </w:rPr>
-          <w:fldChar w:fldCharType="end"/>
-        </w:r>
-      </w:hyperlink>
-    </w:p>
-    <w:p>
-      <w:pPr>
-        <w:pStyle w:val="TOC3"/>
-        <w:tabs>
-          <w:tab w:val="right" w:leader="dot" w:pos="8778"/>
-        </w:tabs>
-        <w:rPr>
-          <w:rFonts w:asciiTheme="minorHAnsi" w:eastAsiaTheme="minorEastAsia" w:hAnsiTheme="minorHAnsi"/>
-          <w:noProof/>
-          <w:sz w:val="22"/>
-        </w:rPr>
-      </w:pPr>
-      <w:hyperlink w:anchor="_Toc234496351" w:history="1">
-        <w:r>
-          <w:rPr>
-            <w:rStyle w:val="Hyperlink"/>
-            <w:noProof/>
-          </w:rPr>
-          <w:t>3.3.1 Cấu trúc lưu trữ</w:t>
-        </w:r>
-        <w:r>
-          <w:rPr>
-            <w:noProof/>
-            <w:webHidden/>
-          </w:rPr>
-          <w:tab/>
-        </w:r>
-        <w:r>
-          <w:rPr>
-            <w:noProof/>
-            <w:webHidden/>
-          </w:rPr>
-          <w:fldChar w:fldCharType="begin"/>
-        </w:r>
-        <w:r>
-          <w:rPr>
-            <w:noProof/>
-            <w:webHidden/>
-          </w:rPr>
-          <w:instrText xml:space="preserve"> PAGEREF _Toc234496351 \h </w:instrText>
-        </w:r>
-        <w:r>
-          <w:rPr>
-            <w:noProof/>
-            <w:webHidden/>
-          </w:rPr>
-        </w:r>
-        <w:r>
-          <w:rPr>
-            <w:noProof/>
-            <w:webHidden/>
-          </w:rPr>
-          <w:fldChar w:fldCharType="separate"/>
-        </w:r>
-        <w:r>
-          <w:rPr>
-            <w:noProof/>
-            <w:webHidden/>
-          </w:rPr>
-          <w:t>6</w:t>
-        </w:r>
-        <w:r>
-          <w:rPr>
-            <w:noProof/>
-            <w:webHidden/>
-          </w:rPr>
-          <w:fldChar w:fldCharType="end"/>
-        </w:r>
-      </w:hyperlink>
-    </w:p>
-    <w:p>
-      <w:pPr>
-        <w:pStyle w:val="TOC3"/>
-        <w:tabs>
-          <w:tab w:val="right" w:leader="dot" w:pos="8778"/>
-        </w:tabs>
-        <w:rPr>
-          <w:rFonts w:asciiTheme="minorHAnsi" w:eastAsiaTheme="minorEastAsia" w:hAnsiTheme="minorHAnsi"/>
-          <w:noProof/>
-          <w:sz w:val="22"/>
-        </w:rPr>
-      </w:pPr>
-      <w:hyperlink w:anchor="_Toc234496352" w:history="1">
-        <w:r>
-          <w:rPr>
-            <w:rStyle w:val="Hyperlink"/>
-            <w:noProof/>
-          </w:rPr>
-          <w:t>3.3.2 Đặc tả chi tiết</w:t>
-        </w:r>
-        <w:r>
-          <w:rPr>
-            <w:noProof/>
-            <w:webHidden/>
-          </w:rPr>
-          <w:tab/>
-        </w:r>
-        <w:r>
-          <w:rPr>
-            <w:noProof/>
-            <w:webHidden/>
-          </w:rPr>
-          <w:fldChar w:fldCharType="begin"/>
-        </w:r>
-        <w:r>
-          <w:rPr>
-            <w:noProof/>
-            <w:webHidden/>
-          </w:rPr>
-          <w:instrText xml:space="preserve"> PAGEREF _Toc234496352 \h </w:instrText>
-        </w:r>
-        <w:r>
-          <w:rPr>
-            <w:noProof/>
-            <w:webHidden/>
-          </w:rPr>
-        </w:r>
-        <w:r>
-          <w:rPr>
-            <w:noProof/>
-            <w:webHidden/>
-          </w:rPr>
-          <w:fldChar w:fldCharType="separate"/>
-        </w:r>
-        <w:r>
-          <w:rPr>
-            <w:noProof/>
-            <w:webHidden/>
-          </w:rPr>
-          <w:t>6</w:t>
+          <w:t>2</w:t>
         </w:r>
         <w:r>
           <w:rPr>
@@ -2431,13 +3341,13 @@
           <w:sz w:val="22"/>
         </w:rPr>
       </w:pPr>
-      <w:hyperlink w:anchor="_Toc234496353" w:history="1">
+      <w:hyperlink w:anchor="_Toc234497787" w:history="1">
         <w:r>
           <w:rPr>
             <w:rStyle w:val="Hyperlink"/>
             <w:noProof/>
           </w:rPr>
-          <w:t>3.4 Thiết kế chức năng</w:t>
+          <w:t>5.2 Hướng phát triển</w:t>
         </w:r>
         <w:r>
           <w:rPr>
@@ -2458,7 +3368,7 @@
             <w:noProof/>
             <w:webHidden/>
           </w:rPr>
-          <w:instrText xml:space="preserve"> PAGEREF _Toc234496353 \h </w:instrText>
+          <w:instrText xml:space="preserve"> PAGEREF _Toc234497787 \h </w:instrText>
         </w:r>
         <w:r>
           <w:rPr>
@@ -2478,847 +3388,7 @@
             <w:noProof/>
             <w:webHidden/>
           </w:rPr>
-          <w:t>7</w:t>
-        </w:r>
-        <w:r>
-          <w:rPr>
-            <w:noProof/>
-            <w:webHidden/>
-          </w:rPr>
-          <w:fldChar w:fldCharType="end"/>
-        </w:r>
-      </w:hyperlink>
-    </w:p>
-    <w:p>
-      <w:pPr>
-        <w:pStyle w:val="TOC2"/>
-        <w:tabs>
-          <w:tab w:val="right" w:leader="dot" w:pos="8778"/>
-        </w:tabs>
-        <w:rPr>
-          <w:rFonts w:asciiTheme="minorHAnsi" w:eastAsiaTheme="minorEastAsia" w:hAnsiTheme="minorHAnsi"/>
-          <w:noProof/>
-          <w:sz w:val="22"/>
-        </w:rPr>
-      </w:pPr>
-      <w:hyperlink w:anchor="_Toc234496354" w:history="1">
-        <w:r>
-          <w:rPr>
-            <w:rStyle w:val="Hyperlink"/>
-            <w:noProof/>
-          </w:rPr>
-          <w:t>3.5 Thiết kế giao diện</w:t>
-        </w:r>
-        <w:r>
-          <w:rPr>
-            <w:noProof/>
-            <w:webHidden/>
-          </w:rPr>
-          <w:tab/>
-        </w:r>
-        <w:r>
-          <w:rPr>
-            <w:noProof/>
-            <w:webHidden/>
-          </w:rPr>
-          <w:fldChar w:fldCharType="begin"/>
-        </w:r>
-        <w:r>
-          <w:rPr>
-            <w:noProof/>
-            <w:webHidden/>
-          </w:rPr>
-          <w:instrText xml:space="preserve"> PAGEREF _Toc234496354 \h </w:instrText>
-        </w:r>
-        <w:r>
-          <w:rPr>
-            <w:noProof/>
-            <w:webHidden/>
-          </w:rPr>
-        </w:r>
-        <w:r>
-          <w:rPr>
-            <w:noProof/>
-            <w:webHidden/>
-          </w:rPr>
-          <w:fldChar w:fldCharType="separate"/>
-        </w:r>
-        <w:r>
-          <w:rPr>
-            <w:noProof/>
-            <w:webHidden/>
-          </w:rPr>
-          <w:t>7</w:t>
-        </w:r>
-        <w:r>
-          <w:rPr>
-            <w:noProof/>
-            <w:webHidden/>
-          </w:rPr>
-          <w:fldChar w:fldCharType="end"/>
-        </w:r>
-      </w:hyperlink>
-    </w:p>
-    <w:p>
-      <w:pPr>
-        <w:pStyle w:val="TOC3"/>
-        <w:tabs>
-          <w:tab w:val="right" w:leader="dot" w:pos="8778"/>
-        </w:tabs>
-        <w:rPr>
-          <w:rFonts w:asciiTheme="minorHAnsi" w:eastAsiaTheme="minorEastAsia" w:hAnsiTheme="minorHAnsi"/>
-          <w:noProof/>
-          <w:sz w:val="22"/>
-        </w:rPr>
-      </w:pPr>
-      <w:hyperlink w:anchor="_Toc234496355" w:history="1">
-        <w:r>
-          <w:rPr>
-            <w:rStyle w:val="Hyperlink"/>
-            <w:noProof/>
-          </w:rPr>
-          <w:t>3.5.1 Sơ đồ website</w:t>
-        </w:r>
-        <w:r>
-          <w:rPr>
-            <w:noProof/>
-            <w:webHidden/>
-          </w:rPr>
-          <w:tab/>
-        </w:r>
-        <w:r>
-          <w:rPr>
-            <w:noProof/>
-            <w:webHidden/>
-          </w:rPr>
-          <w:fldChar w:fldCharType="begin"/>
-        </w:r>
-        <w:r>
-          <w:rPr>
-            <w:noProof/>
-            <w:webHidden/>
-          </w:rPr>
-          <w:instrText xml:space="preserve"> PAGEREF _Toc234496355 \h </w:instrText>
-        </w:r>
-        <w:r>
-          <w:rPr>
-            <w:noProof/>
-            <w:webHidden/>
-          </w:rPr>
-        </w:r>
-        <w:r>
-          <w:rPr>
-            <w:noProof/>
-            <w:webHidden/>
-          </w:rPr>
-          <w:fldChar w:fldCharType="separate"/>
-        </w:r>
-        <w:r>
-          <w:rPr>
-            <w:noProof/>
-            <w:webHidden/>
-          </w:rPr>
-          <w:t>7</w:t>
-        </w:r>
-        <w:r>
-          <w:rPr>
-            <w:noProof/>
-            <w:webHidden/>
-          </w:rPr>
-          <w:fldChar w:fldCharType="end"/>
-        </w:r>
-      </w:hyperlink>
-    </w:p>
-    <w:p>
-      <w:pPr>
-        <w:pStyle w:val="TOC3"/>
-        <w:tabs>
-          <w:tab w:val="right" w:leader="dot" w:pos="8778"/>
-        </w:tabs>
-        <w:rPr>
-          <w:rFonts w:asciiTheme="minorHAnsi" w:eastAsiaTheme="minorEastAsia" w:hAnsiTheme="minorHAnsi"/>
-          <w:noProof/>
-          <w:sz w:val="22"/>
-        </w:rPr>
-      </w:pPr>
-      <w:hyperlink w:anchor="_Toc234496356" w:history="1">
-        <w:r>
-          <w:rPr>
-            <w:rStyle w:val="Hyperlink"/>
-            <w:noProof/>
-          </w:rPr>
-          <w:t>3.5.2 Giao diện trang chủ</w:t>
-        </w:r>
-        <w:r>
-          <w:rPr>
-            <w:noProof/>
-            <w:webHidden/>
-          </w:rPr>
-          <w:tab/>
-        </w:r>
-        <w:r>
-          <w:rPr>
-            <w:noProof/>
-            <w:webHidden/>
-          </w:rPr>
-          <w:fldChar w:fldCharType="begin"/>
-        </w:r>
-        <w:r>
-          <w:rPr>
-            <w:noProof/>
-            <w:webHidden/>
-          </w:rPr>
-          <w:instrText xml:space="preserve"> PAGEREF _Toc234496356 \h </w:instrText>
-        </w:r>
-        <w:r>
-          <w:rPr>
-            <w:noProof/>
-            <w:webHidden/>
-          </w:rPr>
-        </w:r>
-        <w:r>
-          <w:rPr>
-            <w:noProof/>
-            <w:webHidden/>
-          </w:rPr>
-          <w:fldChar w:fldCharType="separate"/>
-        </w:r>
-        <w:r>
-          <w:rPr>
-            <w:noProof/>
-            <w:webHidden/>
-          </w:rPr>
-          <w:t>7</w:t>
-        </w:r>
-        <w:r>
-          <w:rPr>
-            <w:noProof/>
-            <w:webHidden/>
-          </w:rPr>
-          <w:fldChar w:fldCharType="end"/>
-        </w:r>
-      </w:hyperlink>
-    </w:p>
-    <w:p>
-      <w:pPr>
-        <w:pStyle w:val="TOC3"/>
-        <w:tabs>
-          <w:tab w:val="right" w:leader="dot" w:pos="8778"/>
-        </w:tabs>
-        <w:rPr>
-          <w:rFonts w:asciiTheme="minorHAnsi" w:eastAsiaTheme="minorEastAsia" w:hAnsiTheme="minorHAnsi"/>
-          <w:noProof/>
-          <w:sz w:val="22"/>
-        </w:rPr>
-      </w:pPr>
-      <w:hyperlink w:anchor="_Toc234496357" w:history="1">
-        <w:r>
-          <w:rPr>
-            <w:rStyle w:val="Hyperlink"/>
-            <w:noProof/>
-          </w:rPr>
-          <w:t>3.5.3 Giao diện trang …</w:t>
-        </w:r>
-        <w:r>
-          <w:rPr>
-            <w:noProof/>
-            <w:webHidden/>
-          </w:rPr>
-          <w:tab/>
-        </w:r>
-        <w:r>
-          <w:rPr>
-            <w:noProof/>
-            <w:webHidden/>
-          </w:rPr>
-          <w:fldChar w:fldCharType="begin"/>
-        </w:r>
-        <w:r>
-          <w:rPr>
-            <w:noProof/>
-            <w:webHidden/>
-          </w:rPr>
-          <w:instrText xml:space="preserve"> PAGEREF _Toc234496357 \h </w:instrText>
-        </w:r>
-        <w:r>
-          <w:rPr>
-            <w:noProof/>
-            <w:webHidden/>
-          </w:rPr>
-        </w:r>
-        <w:r>
-          <w:rPr>
-            <w:noProof/>
-            <w:webHidden/>
-          </w:rPr>
-          <w:fldChar w:fldCharType="separate"/>
-        </w:r>
-        <w:r>
-          <w:rPr>
-            <w:noProof/>
-            <w:webHidden/>
-          </w:rPr>
-          <w:t>7</w:t>
-        </w:r>
-        <w:r>
-          <w:rPr>
-            <w:noProof/>
-            <w:webHidden/>
-          </w:rPr>
-          <w:fldChar w:fldCharType="end"/>
-        </w:r>
-      </w:hyperlink>
-    </w:p>
-    <w:p>
-      <w:pPr>
-        <w:pStyle w:val="TOC1"/>
-        <w:tabs>
-          <w:tab w:val="right" w:leader="dot" w:pos="8778"/>
-        </w:tabs>
-        <w:rPr>
-          <w:rFonts w:asciiTheme="minorHAnsi" w:eastAsiaTheme="minorEastAsia" w:hAnsiTheme="minorHAnsi"/>
-          <w:noProof/>
-          <w:sz w:val="22"/>
-        </w:rPr>
-      </w:pPr>
-      <w:hyperlink w:anchor="_Toc234496358" w:history="1">
-        <w:r>
-          <w:rPr>
-            <w:rStyle w:val="Hyperlink"/>
-            <w:noProof/>
-          </w:rPr>
-          <w:t>CHƯƠNG 4. KẾT QUẢ thực nghiệm</w:t>
-        </w:r>
-        <w:r>
-          <w:rPr>
-            <w:noProof/>
-            <w:webHidden/>
-          </w:rPr>
-          <w:tab/>
-        </w:r>
-        <w:r>
-          <w:rPr>
-            <w:noProof/>
-            <w:webHidden/>
-          </w:rPr>
-          <w:fldChar w:fldCharType="begin"/>
-        </w:r>
-        <w:r>
-          <w:rPr>
-            <w:noProof/>
-            <w:webHidden/>
-          </w:rPr>
-          <w:instrText xml:space="preserve"> PAGEREF _Toc234496358 \h </w:instrText>
-        </w:r>
-        <w:r>
-          <w:rPr>
-            <w:noProof/>
-            <w:webHidden/>
-          </w:rPr>
-        </w:r>
-        <w:r>
-          <w:rPr>
-            <w:noProof/>
-            <w:webHidden/>
-          </w:rPr>
-          <w:fldChar w:fldCharType="separate"/>
-        </w:r>
-        <w:r>
-          <w:rPr>
-            <w:noProof/>
-            <w:webHidden/>
-          </w:rPr>
-          <w:t>8</w:t>
-        </w:r>
-        <w:r>
-          <w:rPr>
-            <w:noProof/>
-            <w:webHidden/>
-          </w:rPr>
-          <w:fldChar w:fldCharType="end"/>
-        </w:r>
-      </w:hyperlink>
-    </w:p>
-    <w:p>
-      <w:pPr>
-        <w:pStyle w:val="TOC2"/>
-        <w:tabs>
-          <w:tab w:val="right" w:leader="dot" w:pos="8778"/>
-        </w:tabs>
-        <w:rPr>
-          <w:rFonts w:asciiTheme="minorHAnsi" w:eastAsiaTheme="minorEastAsia" w:hAnsiTheme="minorHAnsi"/>
-          <w:noProof/>
-          <w:sz w:val="22"/>
-        </w:rPr>
-      </w:pPr>
-      <w:hyperlink w:anchor="_Toc234496359" w:history="1">
-        <w:r>
-          <w:rPr>
-            <w:rStyle w:val="Hyperlink"/>
-            <w:noProof/>
-          </w:rPr>
-          <w:t>4.1 Dữ liệu thử nghiệm</w:t>
-        </w:r>
-        <w:r>
-          <w:rPr>
-            <w:noProof/>
-            <w:webHidden/>
-          </w:rPr>
-          <w:tab/>
-        </w:r>
-        <w:r>
-          <w:rPr>
-            <w:noProof/>
-            <w:webHidden/>
-          </w:rPr>
-          <w:fldChar w:fldCharType="begin"/>
-        </w:r>
-        <w:r>
-          <w:rPr>
-            <w:noProof/>
-            <w:webHidden/>
-          </w:rPr>
-          <w:instrText xml:space="preserve"> PAGEREF _Toc234496359 \h </w:instrText>
-        </w:r>
-        <w:r>
-          <w:rPr>
-            <w:noProof/>
-            <w:webHidden/>
-          </w:rPr>
-        </w:r>
-        <w:r>
-          <w:rPr>
-            <w:noProof/>
-            <w:webHidden/>
-          </w:rPr>
-          <w:fldChar w:fldCharType="separate"/>
-        </w:r>
-        <w:r>
-          <w:rPr>
-            <w:noProof/>
-            <w:webHidden/>
-          </w:rPr>
-          <w:t>8</w:t>
-        </w:r>
-        <w:r>
-          <w:rPr>
-            <w:noProof/>
-            <w:webHidden/>
-          </w:rPr>
-          <w:fldChar w:fldCharType="end"/>
-        </w:r>
-      </w:hyperlink>
-    </w:p>
-    <w:p>
-      <w:pPr>
-        <w:pStyle w:val="TOC2"/>
-        <w:tabs>
-          <w:tab w:val="right" w:leader="dot" w:pos="8778"/>
-        </w:tabs>
-        <w:rPr>
-          <w:rFonts w:asciiTheme="minorHAnsi" w:eastAsiaTheme="minorEastAsia" w:hAnsiTheme="minorHAnsi"/>
-          <w:noProof/>
-          <w:sz w:val="22"/>
-        </w:rPr>
-      </w:pPr>
-      <w:hyperlink w:anchor="_Toc234496360" w:history="1">
-        <w:r>
-          <w:rPr>
-            <w:rStyle w:val="Hyperlink"/>
-            <w:noProof/>
-          </w:rPr>
-          <w:t>4.2 Kết quả thực nghiệm</w:t>
-        </w:r>
-        <w:r>
-          <w:rPr>
-            <w:noProof/>
-            <w:webHidden/>
-          </w:rPr>
-          <w:tab/>
-        </w:r>
-        <w:r>
-          <w:rPr>
-            <w:noProof/>
-            <w:webHidden/>
-          </w:rPr>
-          <w:fldChar w:fldCharType="begin"/>
-        </w:r>
-        <w:r>
-          <w:rPr>
-            <w:noProof/>
-            <w:webHidden/>
-          </w:rPr>
-          <w:instrText xml:space="preserve"> PAGEREF _Toc234496360 \h </w:instrText>
-        </w:r>
-        <w:r>
-          <w:rPr>
-            <w:noProof/>
-            <w:webHidden/>
-          </w:rPr>
-        </w:r>
-        <w:r>
-          <w:rPr>
-            <w:noProof/>
-            <w:webHidden/>
-          </w:rPr>
-          <w:fldChar w:fldCharType="separate"/>
-        </w:r>
-        <w:r>
-          <w:rPr>
-            <w:noProof/>
-            <w:webHidden/>
-          </w:rPr>
-          <w:t>8</w:t>
-        </w:r>
-        <w:r>
-          <w:rPr>
-            <w:noProof/>
-            <w:webHidden/>
-          </w:rPr>
-          <w:fldChar w:fldCharType="end"/>
-        </w:r>
-      </w:hyperlink>
-    </w:p>
-    <w:p>
-      <w:pPr>
-        <w:pStyle w:val="TOC3"/>
-        <w:tabs>
-          <w:tab w:val="right" w:leader="dot" w:pos="8778"/>
-        </w:tabs>
-        <w:rPr>
-          <w:rFonts w:asciiTheme="minorHAnsi" w:eastAsiaTheme="minorEastAsia" w:hAnsiTheme="minorHAnsi"/>
-          <w:noProof/>
-          <w:sz w:val="22"/>
-        </w:rPr>
-      </w:pPr>
-      <w:hyperlink w:anchor="_Toc234496361" w:history="1">
-        <w:r>
-          <w:rPr>
-            <w:rStyle w:val="Hyperlink"/>
-            <w:noProof/>
-          </w:rPr>
-          <w:t>4.2.1 Giao diện trang chủ</w:t>
-        </w:r>
-        <w:r>
-          <w:rPr>
-            <w:noProof/>
-            <w:webHidden/>
-          </w:rPr>
-          <w:tab/>
-        </w:r>
-        <w:r>
-          <w:rPr>
-            <w:noProof/>
-            <w:webHidden/>
-          </w:rPr>
-          <w:fldChar w:fldCharType="begin"/>
-        </w:r>
-        <w:r>
-          <w:rPr>
-            <w:noProof/>
-            <w:webHidden/>
-          </w:rPr>
-          <w:instrText xml:space="preserve"> PAGEREF _Toc234496361 \h </w:instrText>
-        </w:r>
-        <w:r>
-          <w:rPr>
-            <w:noProof/>
-            <w:webHidden/>
-          </w:rPr>
-        </w:r>
-        <w:r>
-          <w:rPr>
-            <w:noProof/>
-            <w:webHidden/>
-          </w:rPr>
-          <w:fldChar w:fldCharType="separate"/>
-        </w:r>
-        <w:r>
-          <w:rPr>
-            <w:noProof/>
-            <w:webHidden/>
-          </w:rPr>
-          <w:t>8</w:t>
-        </w:r>
-        <w:r>
-          <w:rPr>
-            <w:noProof/>
-            <w:webHidden/>
-          </w:rPr>
-          <w:fldChar w:fldCharType="end"/>
-        </w:r>
-      </w:hyperlink>
-    </w:p>
-    <w:p>
-      <w:pPr>
-        <w:pStyle w:val="TOC3"/>
-        <w:tabs>
-          <w:tab w:val="right" w:leader="dot" w:pos="8778"/>
-        </w:tabs>
-        <w:rPr>
-          <w:rFonts w:asciiTheme="minorHAnsi" w:eastAsiaTheme="minorEastAsia" w:hAnsiTheme="minorHAnsi"/>
-          <w:noProof/>
-          <w:sz w:val="22"/>
-        </w:rPr>
-      </w:pPr>
-      <w:hyperlink w:anchor="_Toc234496362" w:history="1">
-        <w:r>
-          <w:rPr>
-            <w:rStyle w:val="Hyperlink"/>
-            <w:noProof/>
-          </w:rPr>
-          <w:t>4.2.2 Giao diện trang …</w:t>
-        </w:r>
-        <w:r>
-          <w:rPr>
-            <w:noProof/>
-            <w:webHidden/>
-          </w:rPr>
-          <w:tab/>
-        </w:r>
-        <w:r>
-          <w:rPr>
-            <w:noProof/>
-            <w:webHidden/>
-          </w:rPr>
-          <w:fldChar w:fldCharType="begin"/>
-        </w:r>
-        <w:r>
-          <w:rPr>
-            <w:noProof/>
-            <w:webHidden/>
-          </w:rPr>
-          <w:instrText xml:space="preserve"> PAGEREF _Toc234496362 \h </w:instrText>
-        </w:r>
-        <w:r>
-          <w:rPr>
-            <w:noProof/>
-            <w:webHidden/>
-          </w:rPr>
-        </w:r>
-        <w:r>
-          <w:rPr>
-            <w:noProof/>
-            <w:webHidden/>
-          </w:rPr>
-          <w:fldChar w:fldCharType="separate"/>
-        </w:r>
-        <w:r>
-          <w:rPr>
-            <w:noProof/>
-            <w:webHidden/>
-          </w:rPr>
-          <w:t>8</w:t>
-        </w:r>
-        <w:r>
-          <w:rPr>
-            <w:noProof/>
-            <w:webHidden/>
-          </w:rPr>
-          <w:fldChar w:fldCharType="end"/>
-        </w:r>
-      </w:hyperlink>
-    </w:p>
-    <w:p>
-      <w:pPr>
-        <w:pStyle w:val="TOC1"/>
-        <w:tabs>
-          <w:tab w:val="right" w:leader="dot" w:pos="8778"/>
-        </w:tabs>
-        <w:rPr>
-          <w:rFonts w:asciiTheme="minorHAnsi" w:eastAsiaTheme="minorEastAsia" w:hAnsiTheme="minorHAnsi"/>
-          <w:noProof/>
-          <w:sz w:val="22"/>
-        </w:rPr>
-      </w:pPr>
-      <w:hyperlink w:anchor="_Toc234496363" w:history="1">
-        <w:r>
-          <w:rPr>
-            <w:rStyle w:val="Hyperlink"/>
-            <w:noProof/>
-          </w:rPr>
-          <w:t>CHƯƠNG 5. Kết luận và hướng phát triển</w:t>
-        </w:r>
-        <w:r>
-          <w:rPr>
-            <w:noProof/>
-            <w:webHidden/>
-          </w:rPr>
-          <w:tab/>
-        </w:r>
-        <w:r>
-          <w:rPr>
-            <w:noProof/>
-            <w:webHidden/>
-          </w:rPr>
-          <w:fldChar w:fldCharType="begin"/>
-        </w:r>
-        <w:r>
-          <w:rPr>
-            <w:noProof/>
-            <w:webHidden/>
-          </w:rPr>
-          <w:instrText xml:space="preserve"> PAGEREF _Toc234496363 \h </w:instrText>
-        </w:r>
-        <w:r>
-          <w:rPr>
-            <w:noProof/>
-            <w:webHidden/>
-          </w:rPr>
-        </w:r>
-        <w:r>
-          <w:rPr>
-            <w:noProof/>
-            <w:webHidden/>
-          </w:rPr>
-          <w:fldChar w:fldCharType="separate"/>
-        </w:r>
-        <w:r>
-          <w:rPr>
-            <w:noProof/>
-            <w:webHidden/>
-          </w:rPr>
-          <w:t>9</w:t>
-        </w:r>
-        <w:r>
-          <w:rPr>
-            <w:noProof/>
-            <w:webHidden/>
-          </w:rPr>
-          <w:fldChar w:fldCharType="end"/>
-        </w:r>
-      </w:hyperlink>
-    </w:p>
-    <w:p>
-      <w:pPr>
-        <w:pStyle w:val="TOC2"/>
-        <w:tabs>
-          <w:tab w:val="right" w:leader="dot" w:pos="8778"/>
-        </w:tabs>
-        <w:rPr>
-          <w:rFonts w:asciiTheme="minorHAnsi" w:eastAsiaTheme="minorEastAsia" w:hAnsiTheme="minorHAnsi"/>
-          <w:noProof/>
-          <w:sz w:val="22"/>
-        </w:rPr>
-      </w:pPr>
-      <w:hyperlink w:anchor="_Toc234496364" w:history="1">
-        <w:r>
-          <w:rPr>
-            <w:rStyle w:val="Hyperlink"/>
-            <w:noProof/>
-          </w:rPr>
-          <w:t>5.1 Kết luận</w:t>
-        </w:r>
-        <w:r>
-          <w:rPr>
-            <w:noProof/>
-            <w:webHidden/>
-          </w:rPr>
-          <w:tab/>
-        </w:r>
-        <w:r>
-          <w:rPr>
-            <w:noProof/>
-            <w:webHidden/>
-          </w:rPr>
-          <w:fldChar w:fldCharType="begin"/>
-        </w:r>
-        <w:r>
-          <w:rPr>
-            <w:noProof/>
-            <w:webHidden/>
-          </w:rPr>
-          <w:instrText xml:space="preserve"> PAGEREF _Toc234496364 \h </w:instrText>
-        </w:r>
-        <w:r>
-          <w:rPr>
-            <w:noProof/>
-            <w:webHidden/>
-          </w:rPr>
-        </w:r>
-        <w:r>
-          <w:rPr>
-            <w:noProof/>
-            <w:webHidden/>
-          </w:rPr>
-          <w:fldChar w:fldCharType="separate"/>
-        </w:r>
-        <w:r>
-          <w:rPr>
-            <w:noProof/>
-            <w:webHidden/>
-          </w:rPr>
-          <w:t>9</w:t>
-        </w:r>
-        <w:r>
-          <w:rPr>
-            <w:noProof/>
-            <w:webHidden/>
-          </w:rPr>
-          <w:fldChar w:fldCharType="end"/>
-        </w:r>
-      </w:hyperlink>
-    </w:p>
-    <w:p>
-      <w:pPr>
-        <w:pStyle w:val="TOC2"/>
-        <w:tabs>
-          <w:tab w:val="right" w:leader="dot" w:pos="8778"/>
-        </w:tabs>
-        <w:rPr>
-          <w:rFonts w:asciiTheme="minorHAnsi" w:eastAsiaTheme="minorEastAsia" w:hAnsiTheme="minorHAnsi"/>
-          <w:noProof/>
-          <w:sz w:val="22"/>
-        </w:rPr>
-      </w:pPr>
-      <w:hyperlink w:anchor="_Toc234496365" w:history="1">
-        <w:r>
-          <w:rPr>
-            <w:rStyle w:val="Hyperlink"/>
-            <w:noProof/>
-          </w:rPr>
-          <w:t>5.2 Hướng phát triển</w:t>
-        </w:r>
-        <w:r>
-          <w:rPr>
-            <w:noProof/>
-            <w:webHidden/>
-          </w:rPr>
-          <w:tab/>
-        </w:r>
-        <w:r>
-          <w:rPr>
-            <w:noProof/>
-            <w:webHidden/>
-          </w:rPr>
-          <w:fldChar w:fldCharType="begin"/>
-        </w:r>
-        <w:r>
-          <w:rPr>
-            <w:noProof/>
-            <w:webHidden/>
-          </w:rPr>
-          <w:instrText xml:space="preserve"> PAGEREF _Toc234496365 \h </w:instrText>
-        </w:r>
-        <w:r>
-          <w:rPr>
-            <w:noProof/>
-            <w:webHidden/>
-          </w:rPr>
-        </w:r>
-        <w:r>
-          <w:rPr>
-            <w:noProof/>
-            <w:webHidden/>
-          </w:rPr>
-          <w:fldChar w:fldCharType="separate"/>
-        </w:r>
-        <w:r>
-          <w:rPr>
-            <w:noProof/>
-            <w:webHidden/>
-          </w:rPr>
-          <w:t>9</w:t>
+          <w:t>2</w:t>
         </w:r>
         <w:r>
           <w:rPr>
@@ -3503,7 +3573,7 @@
       <w:pPr>
         <w:pStyle w:val="Heading1"/>
       </w:pPr>
-      <w:bookmarkStart w:id="0" w:name="_Toc234496332"/>
+      <w:bookmarkStart w:id="0" w:name="_Toc234497753"/>
       <w:r>
         <w:lastRenderedPageBreak/>
         <w:t>T</w:t>
@@ -3517,7 +3587,7 @@
       <w:pPr>
         <w:pStyle w:val="Heading2"/>
       </w:pPr>
-      <w:bookmarkStart w:id="1" w:name="_Toc234496333"/>
+      <w:bookmarkStart w:id="1" w:name="_Toc234497754"/>
       <w:r>
         <w:t>Đặt vấn đề</w:t>
       </w:r>
@@ -3527,7 +3597,7 @@
       <w:pPr>
         <w:pStyle w:val="Heading2"/>
       </w:pPr>
-      <w:bookmarkStart w:id="2" w:name="_Toc234496334"/>
+      <w:bookmarkStart w:id="2" w:name="_Toc234497755"/>
       <w:r>
         <w:t>Mục tiêu nghiên cứu</w:t>
       </w:r>
@@ -3537,7 +3607,7 @@
       <w:pPr>
         <w:pStyle w:val="Heading2"/>
       </w:pPr>
-      <w:bookmarkStart w:id="3" w:name="_Toc234496335"/>
+      <w:bookmarkStart w:id="3" w:name="_Toc234497756"/>
       <w:r>
         <w:t>Phương pháp nghiên cứu</w:t>
       </w:r>
@@ -3547,7 +3617,7 @@
       <w:pPr>
         <w:pStyle w:val="Heading2"/>
       </w:pPr>
-      <w:bookmarkStart w:id="4" w:name="_Toc234496336"/>
+      <w:bookmarkStart w:id="4" w:name="_Toc234497757"/>
       <w:r>
         <w:t>Đối tượng nghiên cứu</w:t>
       </w:r>
@@ -3562,7 +3632,7 @@
       <w:pPr>
         <w:pStyle w:val="Heading1"/>
       </w:pPr>
-      <w:bookmarkStart w:id="5" w:name="_Toc234496337"/>
+      <w:bookmarkStart w:id="5" w:name="_Toc234497758"/>
       <w:r>
         <w:lastRenderedPageBreak/>
         <w:t>Cơ sở lý thuyết</w:t>
@@ -3573,18 +3643,43 @@
       <w:pPr>
         <w:pStyle w:val="Heading2"/>
       </w:pPr>
-      <w:bookmarkStart w:id="6" w:name="_Toc234496338"/>
-      <w:r>
-        <w:t>Ngôn ngữ định dạng cấu trúc và giao diện (HTML và CSS)</w:t>
-      </w:r>
-      <w:bookmarkEnd w:id="6"/>
+      <w:r>
+        <w:t>Tổng quan về Thiết kế Web</w:t>
+      </w:r>
+    </w:p>
+    <w:p>
+      <w:pPr>
+        <w:pStyle w:val="Heading3"/>
+      </w:pPr>
+      <w:r>
+        <w:t>Khái niệm</w:t>
+      </w:r>
     </w:p>
     <w:p>
       <w:pPr>
         <w:pStyle w:val="noidung"/>
       </w:pPr>
       <w:r>
-        <w:t>Nền tảng của mọi ứng dụng ứng dụng web hiện đại dựa trên sự kết hợp chặt chẽ giữa hai thành phần: cấu trúc dữ liệu và biểu diễn giao diện trực quan.</w:t>
+        <w:t>Thiết kế web (Web Design) là quá trình lên ý tưởng, lập kế hoạch và xây dựng một tập hợp các tệp tin điện tử định hình cấu trúc, bố cục, màu sắc, hình ảnh và đồ họa nhằm truyền tải nội dung đến người dùng thông qua Internet [1]. Một trang web hoàn chỉnh không chỉ cần đảm bảo tính thẩm mỹ mà còn phải tối ưu hóa trải nghiệm người dùng (UX) và giao diện người dùng (UI).</w:t>
+      </w:r>
+    </w:p>
+    <w:p>
+      <w:pPr>
+        <w:pStyle w:val="Heading3"/>
+      </w:pPr>
+      <w:r>
+        <w:t>Phân loại Trang Web</w:t>
+      </w:r>
+    </w:p>
+    <w:p>
+      <w:pPr>
+        <w:pStyle w:val="Heading4"/>
+      </w:pPr>
+      <w:r>
+        <w:t>Web tĩn</w:t>
+      </w:r>
+      <w:r>
+        <w:t>h</w:t>
       </w:r>
     </w:p>
     <w:p>
@@ -3592,28 +3687,520 @@
         <w:pStyle w:val="noidung"/>
       </w:pPr>
       <w:r>
-        <w:t>Theo bài giảng Công nghệ Web của Đại học Bách Khoa Hà Nội, HTML5 (HyperText Markup Language 5) đóng vai trò định hình khung xương cốt lõi cho trang web thông qua hệ thống các thẻ ngữ nghĩa (Semantic Tags) [6]. Việc sử dụng các thẻ như &lt;nav&gt;, &lt;main&gt;, &lt;header&gt; và &lt;footer&gt; giúp phân tách bố cục dữ liệu một cách logic. Kỹ thuật này giúp trình duyệt và các bộ máy tìm kiếm (SEO) dễ dàng phân tích, lập chỉ mục nội dung trang web chính xác hơn so với các thẻ vô định hình truyền thống.</w:t>
-      </w:r>
-    </w:p>
-    <w:p>
-      <w:pPr>
+        <w:t>Khái niệm: Là loại trang web mà nội dung hiển thị cố định và hoàn toàn giống nhau đối với mọi người dùng tại mọi thời điểm [2].</w:t>
+      </w:r>
+    </w:p>
+    <w:p>
+      <w:pPr>
+        <w:pStyle w:val="noidung"/>
+      </w:pPr>
+      <w:r>
+        <w:t>Đặc điểm:</w:t>
+      </w:r>
+      <w:r>
+        <w:t xml:space="preserve"> Sử dụng chủ yếu là HTML và CSS. Khi người dùng gửi yêu cầu, máy chủ sẽ gửi trực tiếp tệp tin HTML có sẵn về trình duyệt mà không qua bất kỳ quá trình xử lý cơ sở dữ liệu nào.</w:t>
+      </w:r>
+    </w:p>
+    <w:p>
+      <w:pPr>
+        <w:pStyle w:val="Heading4"/>
+      </w:pPr>
+      <w:r>
+        <w:t>Web động</w:t>
+      </w:r>
+    </w:p>
+    <w:p>
+      <w:pPr>
+        <w:pStyle w:val="noidung"/>
+      </w:pPr>
+      <w:r>
+        <w:t>Khái niệm: Là trang web có nội dung tương tác, nội dung hiển thị có thể thay đổi linh hoạt tùy thuộc vào hành vi của người dùng, thời gian hoặc dữ liệu được truy vấn [2].</w:t>
+      </w:r>
+    </w:p>
+    <w:p>
+      <w:pPr>
+        <w:pStyle w:val="noidung"/>
+      </w:pPr>
+      <w:r>
+        <w:t>Đặc điểm: Ngoài Front-end (HTML, CSS, JavaScript), web động cần các ngôn ngữ Back-end (như PHP, NodeJS, Python) và hệ quản trị cơ sở dữ liệu (MySQL, SQL Server) để xử lý và lưu trữ thông tin.</w:t>
+      </w:r>
+    </w:p>
+    <w:p>
+      <w:pPr>
+        <w:pStyle w:val="noidung"/>
+      </w:pPr>
+    </w:p>
+    <w:p>
+      <w:pPr>
+        <w:pStyle w:val="noidung"/>
+      </w:pPr>
+    </w:p>
+    <w:p>
+      <w:pPr>
+        <w:pStyle w:val="Heading2"/>
+      </w:pPr>
+      <w:r>
+        <w:lastRenderedPageBreak/>
+        <w:t>Các Công nghệ và Ngôn ngữ Lập trình Web chính</w:t>
+      </w:r>
+    </w:p>
+    <w:p>
+      <w:pPr>
+        <w:pStyle w:val="Heading3"/>
+      </w:pPr>
+      <w:r>
+        <w:t>Ngôn ngữ định dạng siêu văn bản (HTML)</w:t>
+      </w:r>
+    </w:p>
+    <w:p>
+      <w:pPr>
+        <w:pStyle w:val="Heading4"/>
+      </w:pPr>
+      <w:r>
+        <w:t xml:space="preserve">Khái niệm </w:t>
+      </w:r>
+    </w:p>
+    <w:p>
+      <w:pPr>
+        <w:pStyle w:val="noidung"/>
+      </w:pPr>
+      <w:r>
+        <w:t>HTML (HyperText Markup Language) là ngôn ngữ đánh dấu tiêu chuẩn được sử dụng để tạo nên cấu trúc cơ bản của một trang web [3].</w:t>
+      </w:r>
+      <w:r>
+        <w:t>Thành phần nội dòng: Không bắt đầu bằng dòng mới, chỉ chiếm không gian vừa đủ chứa nó (</w:t>
+      </w:r>
+      <w:r>
+        <w:rPr>
+          <w:rStyle w:val="HTMLCode"/>
+          <w:rFonts w:ascii="Times New Roman" w:eastAsiaTheme="minorHAnsi" w:hAnsi="Times New Roman" w:cstheme="minorBidi"/>
+          <w:sz w:val="26"/>
+          <w:szCs w:val="22"/>
+        </w:rPr>
+        <w:t>&lt;span&gt;</w:t>
+      </w:r>
+      <w:r>
+        <w:t xml:space="preserve">, </w:t>
+      </w:r>
+      <w:r>
+        <w:rPr>
+          <w:rStyle w:val="HTMLCode"/>
+          <w:rFonts w:ascii="Times New Roman" w:eastAsiaTheme="minorHAnsi" w:hAnsi="Times New Roman" w:cstheme="minorBidi"/>
+          <w:sz w:val="26"/>
+          <w:szCs w:val="22"/>
+        </w:rPr>
+        <w:t>&lt;a&gt;</w:t>
+      </w:r>
+      <w:r>
+        <w:t xml:space="preserve">, </w:t>
+      </w:r>
+      <w:r>
+        <w:rPr>
+          <w:rStyle w:val="HTMLCode"/>
+          <w:rFonts w:ascii="Times New Roman" w:eastAsiaTheme="minorHAnsi" w:hAnsi="Times New Roman" w:cstheme="minorBidi"/>
+          <w:sz w:val="26"/>
+          <w:szCs w:val="22"/>
+        </w:rPr>
+        <w:t>&lt;strong&gt;</w:t>
+      </w:r>
+      <w:r>
+        <w:t>)</w:t>
+      </w:r>
+    </w:p>
+    <w:p>
+      <w:pPr>
+        <w:pStyle w:val="Heading4"/>
+      </w:pPr>
+      <w:r>
+        <w:t>Vai trò</w:t>
+      </w:r>
+    </w:p>
+    <w:p>
+      <w:pPr>
+        <w:pStyle w:val="noidung"/>
+      </w:pPr>
+      <w:r>
+        <w:t>HTML đóng vai trò như "khung xương" của một ngôi nhà, xác định vị trí của các thành phần như tiêu đề, đoạn văn, hình ảnh, liên kết và bảng biểu.</w:t>
+      </w:r>
+    </w:p>
+    <w:p>
+      <w:pPr>
+        <w:pStyle w:val="Heading4"/>
+      </w:pPr>
+      <w:r>
+        <w:t xml:space="preserve">Cấu trúc </w:t>
+      </w:r>
+      <w:r>
+        <w:t>và</w:t>
+      </w:r>
+      <w:r>
+        <w:t xml:space="preserve"> </w:t>
+      </w:r>
+      <w:r>
+        <w:t>c</w:t>
+      </w:r>
+      <w:r>
+        <w:t>ú pháp</w:t>
+      </w:r>
+    </w:p>
+    <w:p>
+      <w:pPr>
+        <w:pStyle w:val="noidung"/>
+      </w:pPr>
+      <w:r>
+        <w:t xml:space="preserve">Một tài liệu HTML được cấu thành từ các phần tử được bao bọc bởi các thẻ, thường đi theo cặp gồm thẻ </w:t>
+      </w:r>
+      <w:r>
+        <w:t>mở &lt;tag&gt; và thẻ đóng &lt;/tag&gt;.</w:t>
+      </w:r>
+    </w:p>
+    <w:p>
+      <w:pPr>
+        <w:pStyle w:val="manguon"/>
+        <w:rPr>
+          <w:rStyle w:val="hljs-meta"/>
+        </w:rPr>
+      </w:pPr>
+      <w:r>
+        <w:rPr>
+          <w:rStyle w:val="hljs-meta"/>
+        </w:rPr>
+        <w:t xml:space="preserve">&lt;!DOCTYPE </w:t>
+      </w:r>
+      <w:r>
+        <w:rPr>
+          <w:rStyle w:val="hljs-meta-keyword"/>
+        </w:rPr>
+        <w:t>html</w:t>
+      </w:r>
+      <w:r>
+        <w:rPr>
+          <w:rStyle w:val="hljs-meta-keyword"/>
+        </w:rPr>
+        <w:t>&gt;</w:t>
+      </w:r>
+    </w:p>
+    <w:p>
+      <w:pPr>
+        <w:pStyle w:val="manguon"/>
+      </w:pPr>
+      <w:r>
+        <w:rPr>
+          <w:rStyle w:val="hljs-tag"/>
+        </w:rPr>
+        <w:t>&lt;</w:t>
+      </w:r>
+      <w:r>
+        <w:rPr>
+          <w:rStyle w:val="hljs-name"/>
+        </w:rPr>
+        <w:t>html</w:t>
+      </w:r>
+      <w:r>
+        <w:rPr>
+          <w:rStyle w:val="hljs-tag"/>
+        </w:rPr>
+        <w:t>&gt;</w:t>
+      </w:r>
+      <w:r>
+        <w:t xml:space="preserve"> </w:t>
+      </w:r>
+    </w:p>
+    <w:p>
+      <w:pPr>
+        <w:pStyle w:val="manguon"/>
+      </w:pPr>
+      <w:r>
+        <w:rPr>
+          <w:rStyle w:val="hljs-tag"/>
+        </w:rPr>
+        <w:t>&lt;</w:t>
+      </w:r>
+      <w:r>
+        <w:rPr>
+          <w:rStyle w:val="hljs-name"/>
+        </w:rPr>
+        <w:t>head</w:t>
+      </w:r>
+      <w:r>
+        <w:rPr>
+          <w:rStyle w:val="hljs-tag"/>
+        </w:rPr>
+        <w:t>&gt;</w:t>
+      </w:r>
+      <w:r>
+        <w:t xml:space="preserve"> </w:t>
+      </w:r>
+    </w:p>
+    <w:p>
+      <w:pPr>
+        <w:pStyle w:val="manguon"/>
+        <w:ind w:firstLine="1400"/>
+      </w:pPr>
+      <w:r>
+        <w:rPr>
+          <w:rStyle w:val="hljs-tag"/>
+        </w:rPr>
+        <w:t>&lt;</w:t>
+      </w:r>
+      <w:r>
+        <w:rPr>
+          <w:rStyle w:val="hljs-name"/>
+        </w:rPr>
+        <w:t>title</w:t>
+      </w:r>
+      <w:r>
+        <w:rPr>
+          <w:rStyle w:val="hljs-tag"/>
+        </w:rPr>
+        <w:t>&gt;</w:t>
+      </w:r>
+      <w:r>
+        <w:t>Trang Web Đầu Tiên</w:t>
+      </w:r>
+      <w:r>
+        <w:rPr>
+          <w:rStyle w:val="hljs-tag"/>
+        </w:rPr>
+        <w:t>&lt;/</w:t>
+      </w:r>
+      <w:r>
+        <w:rPr>
+          <w:rStyle w:val="hljs-name"/>
+        </w:rPr>
+        <w:t>title</w:t>
+      </w:r>
+      <w:r>
+        <w:rPr>
+          <w:rStyle w:val="hljs-tag"/>
+        </w:rPr>
+        <w:t>&gt;</w:t>
+      </w:r>
+      <w:r>
+        <w:t xml:space="preserve"> </w:t>
+      </w:r>
+    </w:p>
+    <w:p>
+      <w:pPr>
+        <w:pStyle w:val="manguon"/>
         <w:ind w:firstLine="720"/>
       </w:pPr>
-    </w:p>
-    <w:p>
-      <w:pPr>
+      <w:r>
+        <w:rPr>
+          <w:rStyle w:val="hljs-tag"/>
+        </w:rPr>
+        <w:t>&lt;/</w:t>
+      </w:r>
+      <w:r>
+        <w:rPr>
+          <w:rStyle w:val="hljs-name"/>
+        </w:rPr>
+        <w:t>head</w:t>
+      </w:r>
+      <w:r>
+        <w:rPr>
+          <w:rStyle w:val="hljs-tag"/>
+        </w:rPr>
+        <w:t>&gt;</w:t>
+      </w:r>
+      <w:r>
+        <w:t xml:space="preserve"> </w:t>
+      </w:r>
+    </w:p>
+    <w:p>
+      <w:pPr>
+        <w:pStyle w:val="manguon"/>
         <w:ind w:firstLine="720"/>
-        <w:jc w:val="center"/>
-      </w:pPr>
-      <w:r>
-        <w:rPr>
-          <w:noProof/>
-        </w:rPr>
+      </w:pPr>
+      <w:r>
+        <w:rPr>
+          <w:rStyle w:val="hljs-tag"/>
+        </w:rPr>
+        <w:t>&lt;</w:t>
+      </w:r>
+      <w:r>
+        <w:rPr>
+          <w:rStyle w:val="hljs-name"/>
+        </w:rPr>
+        <w:t>body</w:t>
+      </w:r>
+      <w:r>
+        <w:rPr>
+          <w:rStyle w:val="hljs-tag"/>
+        </w:rPr>
+        <w:t>&gt;</w:t>
+      </w:r>
+      <w:r>
+        <w:t xml:space="preserve"> </w:t>
+      </w:r>
+    </w:p>
+    <w:p>
+      <w:pPr>
+        <w:pStyle w:val="manguon"/>
+        <w:ind w:firstLine="1440"/>
+      </w:pPr>
+      <w:r>
+        <w:rPr>
+          <w:rStyle w:val="hljs-tag"/>
+        </w:rPr>
+        <w:t>&lt;</w:t>
+      </w:r>
+      <w:r>
+        <w:rPr>
+          <w:rStyle w:val="hljs-name"/>
+        </w:rPr>
+        <w:t>h1</w:t>
+      </w:r>
+      <w:r>
+        <w:rPr>
+          <w:rStyle w:val="hljs-tag"/>
+        </w:rPr>
+        <w:t>&gt;</w:t>
+      </w:r>
+      <w:r>
+        <w:t>Chào mừng đến với Website của tôi</w:t>
+      </w:r>
+      <w:r>
+        <w:rPr>
+          <w:rStyle w:val="hljs-tag"/>
+        </w:rPr>
+        <w:t>&lt;/</w:t>
+      </w:r>
+      <w:r>
+        <w:rPr>
+          <w:rStyle w:val="hljs-name"/>
+        </w:rPr>
+        <w:t>h1</w:t>
+      </w:r>
+      <w:r>
+        <w:rPr>
+          <w:rStyle w:val="hljs-tag"/>
+        </w:rPr>
+        <w:t>&gt;</w:t>
+      </w:r>
+      <w:r>
+        <w:t xml:space="preserve"> </w:t>
+      </w:r>
+    </w:p>
+    <w:p>
+      <w:pPr>
+        <w:pStyle w:val="manguon"/>
+        <w:ind w:firstLine="1440"/>
+      </w:pPr>
+      <w:r>
+        <w:rPr>
+          <w:rStyle w:val="hljs-tag"/>
+        </w:rPr>
+        <w:t>&lt;</w:t>
+      </w:r>
+      <w:r>
+        <w:rPr>
+          <w:rStyle w:val="hljs-name"/>
+        </w:rPr>
+        <w:t>p</w:t>
+      </w:r>
+      <w:r>
+        <w:rPr>
+          <w:rStyle w:val="hljs-tag"/>
+        </w:rPr>
+        <w:t>&gt;</w:t>
+      </w:r>
+      <w:r>
+        <w:t>Văn bản</w:t>
+      </w:r>
+      <w:r>
+        <w:t>.</w:t>
+      </w:r>
+      <w:r>
+        <w:rPr>
+          <w:rStyle w:val="hljs-tag"/>
+        </w:rPr>
+        <w:t>&lt;/</w:t>
+      </w:r>
+      <w:r>
+        <w:rPr>
+          <w:rStyle w:val="hljs-name"/>
+        </w:rPr>
+        <w:t>p</w:t>
+      </w:r>
+      <w:r>
+        <w:rPr>
+          <w:rStyle w:val="hljs-tag"/>
+        </w:rPr>
+        <w:t>&gt;</w:t>
+      </w:r>
+      <w:r>
+        <w:t xml:space="preserve"> </w:t>
+      </w:r>
+    </w:p>
+    <w:p>
+      <w:pPr>
+        <w:pStyle w:val="manguon"/>
+        <w:ind w:firstLine="720"/>
+      </w:pPr>
+      <w:r>
+        <w:rPr>
+          <w:rStyle w:val="hljs-tag"/>
+        </w:rPr>
+        <w:t>&lt;/</w:t>
+      </w:r>
+      <w:r>
+        <w:rPr>
+          <w:rStyle w:val="hljs-name"/>
+        </w:rPr>
+        <w:t>body</w:t>
+      </w:r>
+      <w:r>
+        <w:rPr>
+          <w:rStyle w:val="hljs-tag"/>
+        </w:rPr>
+        <w:t>&gt;</w:t>
+      </w:r>
+      <w:r>
+        <w:t xml:space="preserve"> </w:t>
+      </w:r>
+    </w:p>
+    <w:p>
+      <w:pPr>
+        <w:pStyle w:val="manguon"/>
+        <w:ind w:firstLine="720"/>
+      </w:pPr>
+      <w:r>
+        <w:rPr>
+          <w:rStyle w:val="hljs-tag"/>
+        </w:rPr>
+        <w:t>&lt;/</w:t>
+      </w:r>
+      <w:r>
+        <w:rPr>
+          <w:rStyle w:val="hljs-name"/>
+        </w:rPr>
+        <w:t>html</w:t>
+      </w:r>
+      <w:r>
+        <w:rPr>
+          <w:rStyle w:val="hljs-tag"/>
+        </w:rPr>
+        <w:t>&gt;</w:t>
+      </w:r>
+      <w:bookmarkStart w:id="6" w:name="_Toc234497759"/>
+    </w:p>
+    <w:p>
+      <w:pPr>
+        <w:pStyle w:val="Heading2"/>
+        <w:numPr>
+          <w:ilvl w:val="0"/>
+          <w:numId w:val="0"/>
+        </w:numPr>
+      </w:pPr>
+    </w:p>
+    <w:p>
+      <w:r>
         <w:drawing>
-          <wp:inline distT="0" distB="0" distL="0" distR="0" wp14:anchorId="320F860F" wp14:editId="4F8AD380">
-            <wp:extent cx="5387807" cy="2446232"/>
-            <wp:effectExtent l="0" t="0" r="3810" b="0"/>
-            <wp:docPr id="3" name="Picture 3"/>
+          <wp:inline distT="0" distB="0" distL="0" distR="0" wp14:anchorId="12B26879" wp14:editId="0EE23D95">
+            <wp:extent cx="4976291" cy="1676545"/>
+            <wp:effectExtent l="133350" t="114300" r="148590" b="152400"/>
+            <wp:docPr id="12" name="Picture 12"/>
             <wp:cNvGraphicFramePr>
               <a:graphicFrameLocks xmlns:a="http://schemas.openxmlformats.org/drawingml/2006/main" noChangeAspect="1"/>
             </wp:cNvGraphicFramePr>
@@ -3633,11 +4220,41 @@
                   <pic:spPr>
                     <a:xfrm>
                       <a:off x="0" y="0"/>
-                      <a:ext cx="5387807" cy="2446232"/>
+                      <a:ext cx="4976291" cy="1676545"/>
                     </a:xfrm>
                     <a:prstGeom prst="rect">
                       <a:avLst/>
                     </a:prstGeom>
+                    <a:solidFill>
+                      <a:srgbClr val="FFFFFF">
+                        <a:shade val="85000"/>
+                      </a:srgbClr>
+                    </a:solidFill>
+                    <a:ln w="88900" cap="sq">
+                      <a:solidFill>
+                        <a:srgbClr val="FFFFFF"/>
+                      </a:solidFill>
+                      <a:miter lim="800000"/>
+                    </a:ln>
+                    <a:effectLst>
+                      <a:outerShdw blurRad="55000" dist="18000" dir="5400000" algn="tl" rotWithShape="0">
+                        <a:srgbClr val="000000">
+                          <a:alpha val="40000"/>
+                        </a:srgbClr>
+                      </a:outerShdw>
+                    </a:effectLst>
+                    <a:scene3d>
+                      <a:camera prst="orthographicFront"/>
+                      <a:lightRig rig="twoPt" dir="t">
+                        <a:rot lat="0" lon="0" rev="7200000"/>
+                      </a:lightRig>
+                    </a:scene3d>
+                    <a:sp3d>
+                      <a:bevelT w="25400" h="19050"/>
+                      <a:contourClr>
+                        <a:srgbClr val="FFFFFF"/>
+                      </a:contourClr>
+                    </a:sp3d>
                   </pic:spPr>
                 </pic:pic>
               </a:graphicData>
@@ -3646,57 +4263,218 @@
         </w:drawing>
       </w:r>
     </w:p>
+    <w:bookmarkEnd w:id="6"/>
+    <w:p>
+      <w:pPr>
+        <w:pStyle w:val="Heading3"/>
+      </w:pPr>
+      <w:r>
+        <w:t>Ngôn ngữ định kiểu stylesheet (CSS)</w:t>
+      </w:r>
+    </w:p>
+    <w:p>
+      <w:pPr>
+        <w:pStyle w:val="Heading4"/>
+      </w:pPr>
+      <w:r>
+        <w:t>Khái niệm</w:t>
+      </w:r>
+    </w:p>
     <w:p>
       <w:pPr>
         <w:pStyle w:val="noidung"/>
       </w:pPr>
       <w:r>
-        <w:t xml:space="preserve">Song song đó, </w:t>
-      </w:r>
-      <w:r>
-        <w:t>CSS3</w:t>
-      </w:r>
-      <w:r>
-        <w:t xml:space="preserve"> (Cascading Style Sheets 3) chịu trách nhiệm cô lập hoàn toàn phần hiển thị mỹ thuật ra khỏi phần dữ liệu. Như được phân tích trong tài liệu của Đại học Công nghệ Thông tin – ĐHQG TP.HCM, các thuộc tính tiên tiến của CSS3 như </w:t>
-      </w:r>
-      <w:r>
-        <w:t>transition, box-shadow</w:t>
-      </w:r>
-      <w:r>
-        <w:t xml:space="preserve"> và</w:t>
-      </w:r>
-      <w:r>
-        <w:t xml:space="preserve"> linear-gradient </w:t>
-      </w:r>
-      <w:r>
-        <w:t xml:space="preserve">cho phép lập trình viên tạo lập các bộ lọc màu, các hiệu ứng đổ bóng phát sáng neon (Glow Effect) cho các thẻ hiển thị danh sách game [4]. Điều này tạo nên trải nghiệm thị giác sống động mang phong </w:t>
-      </w:r>
-      <w:r>
-        <w:t>cách gaming mà không cần lạm dụng nhiều tệp hình ảnh nặng, giúp tối ưu băng thông và tốc độ phản hồi của hệ thống.</w:t>
-      </w:r>
-    </w:p>
-    <w:p/>
-    <w:p>
-      <w:pPr>
-        <w:tabs>
-          <w:tab w:val="left" w:pos="3124"/>
-        </w:tabs>
-      </w:pPr>
+        <w:t>CSS (Cascading Style Sheets) là ngôn ngữ được sử dụng để tìm và định kiểu (thiết kế, bố cục, màu sắc) cho các thành phần được tạo ra bởi HTML [4].</w:t>
+      </w:r>
+    </w:p>
+    <w:p>
+      <w:pPr>
+        <w:pStyle w:val="Heading4"/>
+      </w:pPr>
+      <w:r>
+        <w:t>Vai trò</w:t>
+      </w:r>
+    </w:p>
+    <w:p>
+      <w:pPr>
+        <w:pStyle w:val="noidung"/>
+      </w:pPr>
+      <w:r>
+        <w:t>CSS đóng vai trò là "lớp sơn" và "nội thất", giúp trang web trở nên bắt mắt, chuyên nghiệp, đồng thời hỗ trợ thiết kế giao diện thích ứng  trên nhiều thiết bị.</w:t>
+      </w:r>
+    </w:p>
+    <w:p>
+      <w:pPr>
+        <w:pStyle w:val="Heading4"/>
+      </w:pPr>
+      <w:r>
+        <w:t xml:space="preserve">Cấu trúc </w:t>
+      </w:r>
+      <w:r>
+        <w:t>và c</w:t>
+      </w:r>
+      <w:r>
+        <w:t>ú pháp</w:t>
+      </w:r>
+    </w:p>
+    <w:p>
+      <w:pPr>
+        <w:pStyle w:val="noidung"/>
+      </w:pPr>
+      <w:r>
+        <w:t xml:space="preserve">Cú pháp CSS bao gồm một bộ chọn (Selector) và một khối khai báo (Declaration block) chứa các thuộc tính và giá trị: </w:t>
+      </w:r>
+      <w:r>
+        <w:t>Selector { property: value; }.</w:t>
+      </w:r>
+    </w:p>
+    <w:p>
+      <w:pPr>
+        <w:pStyle w:val="manguon"/>
+        <w:ind w:firstLine="0"/>
+      </w:pPr>
+      <w:r>
+        <w:t xml:space="preserve">*{ </w:t>
+      </w:r>
+    </w:p>
+    <w:p>
+      <w:pPr>
+        <w:pStyle w:val="manguon"/>
+        <w:ind w:firstLine="720"/>
+      </w:pPr>
+      <w:r>
+        <w:t xml:space="preserve">margin:0px; </w:t>
+      </w:r>
+    </w:p>
+    <w:p>
+      <w:pPr>
+        <w:pStyle w:val="manguon"/>
+      </w:pPr>
+      <w:r>
+        <w:t xml:space="preserve">padding:3px; </w:t>
+      </w:r>
+    </w:p>
+    <w:p>
+      <w:pPr>
+        <w:pStyle w:val="manguon"/>
+        <w:ind w:firstLine="0"/>
+      </w:pPr>
+      <w:r>
+        <w:t xml:space="preserve">} </w:t>
+      </w:r>
+    </w:p>
+    <w:p>
+      <w:pPr>
+        <w:pStyle w:val="manguon"/>
+        <w:ind w:firstLine="0"/>
+      </w:pPr>
+      <w:r>
+        <w:t xml:space="preserve">#hoten{ </w:t>
+      </w:r>
+    </w:p>
+    <w:p>
+      <w:pPr>
+        <w:pStyle w:val="manguon"/>
+      </w:pPr>
+      <w:r>
+        <w:tab/>
+      </w:r>
+      <w:r>
+        <w:t xml:space="preserve">font-size:30pt; </w:t>
+      </w:r>
+    </w:p>
+    <w:p>
+      <w:pPr>
+        <w:pStyle w:val="manguon"/>
+      </w:pPr>
+      <w:r>
+        <w:tab/>
+      </w:r>
+      <w:r>
+        <w:t xml:space="preserve">color:#330080 /*màu chữ*/ </w:t>
+      </w:r>
+    </w:p>
+    <w:p>
+      <w:pPr>
+        <w:pStyle w:val="manguon"/>
+        <w:ind w:firstLine="0"/>
+      </w:pPr>
+      <w:r>
+        <w:t xml:space="preserve">} </w:t>
+      </w:r>
+    </w:p>
+    <w:p>
+      <w:pPr>
+        <w:pStyle w:val="manguon"/>
+        <w:ind w:firstLine="0"/>
+      </w:pPr>
+      <w:r>
+        <w:t xml:space="preserve">.thongtin{ </w:t>
+      </w:r>
+    </w:p>
+    <w:p>
+      <w:pPr>
+        <w:pStyle w:val="manguon"/>
+      </w:pPr>
+      <w:r>
+        <w:t xml:space="preserve">text-transform: uppercase; /*in hoa*/ </w:t>
+      </w:r>
+    </w:p>
+    <w:p>
+      <w:pPr>
+        <w:pStyle w:val="manguon"/>
+        <w:ind w:firstLine="0"/>
+      </w:pPr>
+      <w:r>
+        <w:t xml:space="preserve">} </w:t>
+      </w:r>
     </w:p>
     <w:p>
       <w:pPr>
         <w:ind w:firstLine="720"/>
         <w:jc w:val="both"/>
       </w:pPr>
-      <w:r>
-        <w:rPr>
-          <w:noProof/>
+    </w:p>
+    <w:p>
+      <w:pPr>
+        <w:pStyle w:val="Heading2"/>
+        <w:numPr>
+          <w:ilvl w:val="0"/>
+          <w:numId w:val="0"/>
+        </w:numPr>
+      </w:pPr>
+      <w:bookmarkStart w:id="7" w:name="_Toc234497760"/>
+    </w:p>
+    <w:p>
+      <w:pPr>
+        <w:pStyle w:val="Heading2"/>
+        <w:numPr>
+          <w:ilvl w:val="0"/>
+          <w:numId w:val="0"/>
+        </w:numPr>
+      </w:pPr>
+    </w:p>
+    <w:p>
+      <w:pPr>
+        <w:pStyle w:val="Heading2"/>
+        <w:numPr>
+          <w:ilvl w:val="0"/>
+          <w:numId w:val="0"/>
+        </w:numPr>
+      </w:pPr>
+      <w:r>
+        <w:rPr>
+          <w:rFonts w:eastAsiaTheme="minorHAnsi" w:cstheme="minorBidi"/>
+          <w:b w:val="0"/>
+          <w:sz w:val="26"/>
+          <w:szCs w:val="22"/>
         </w:rPr>
         <w:drawing>
-          <wp:inline distT="0" distB="0" distL="0" distR="0" wp14:anchorId="56F0C921" wp14:editId="440A5466">
-            <wp:extent cx="5580380" cy="1796415"/>
-            <wp:effectExtent l="0" t="0" r="1270" b="0"/>
-            <wp:docPr id="4" name="Picture 4"/>
+          <wp:inline distT="0" distB="0" distL="0" distR="0" wp14:anchorId="541128BC" wp14:editId="69970785">
+            <wp:extent cx="5580380" cy="798195"/>
+            <wp:effectExtent l="133350" t="114300" r="153670" b="173355"/>
+            <wp:docPr id="13" name="Picture 13"/>
             <wp:cNvGraphicFramePr>
               <a:graphicFrameLocks xmlns:a="http://schemas.openxmlformats.org/drawingml/2006/main" noChangeAspect="1"/>
             </wp:cNvGraphicFramePr>
@@ -3716,11 +4494,41 @@
                   <pic:spPr>
                     <a:xfrm>
                       <a:off x="0" y="0"/>
-                      <a:ext cx="5580380" cy="1796415"/>
+                      <a:ext cx="5580380" cy="798195"/>
                     </a:xfrm>
                     <a:prstGeom prst="rect">
                       <a:avLst/>
                     </a:prstGeom>
+                    <a:solidFill>
+                      <a:srgbClr val="FFFFFF">
+                        <a:shade val="85000"/>
+                      </a:srgbClr>
+                    </a:solidFill>
+                    <a:ln w="88900" cap="sq">
+                      <a:solidFill>
+                        <a:srgbClr val="FFFFFF"/>
+                      </a:solidFill>
+                      <a:miter lim="800000"/>
+                    </a:ln>
+                    <a:effectLst>
+                      <a:outerShdw blurRad="55000" dist="18000" dir="5400000" algn="tl" rotWithShape="0">
+                        <a:srgbClr val="000000">
+                          <a:alpha val="40000"/>
+                        </a:srgbClr>
+                      </a:outerShdw>
+                    </a:effectLst>
+                    <a:scene3d>
+                      <a:camera prst="orthographicFront"/>
+                      <a:lightRig rig="twoPt" dir="t">
+                        <a:rot lat="0" lon="0" rev="7200000"/>
+                      </a:lightRig>
+                    </a:scene3d>
+                    <a:sp3d>
+                      <a:bevelT w="25400" h="19050"/>
+                      <a:contourClr>
+                        <a:srgbClr val="FFFFFF"/>
+                      </a:contourClr>
+                    </a:sp3d>
                   </pic:spPr>
                 </pic:pic>
               </a:graphicData>
@@ -3731,30 +4539,209 @@
     </w:p>
     <w:p>
       <w:pPr>
-        <w:pStyle w:val="Heading2"/>
-      </w:pPr>
-      <w:bookmarkStart w:id="7" w:name="_Toc234496339"/>
-      <w:r>
-        <w:t>Kiến trúc giao diện phản hồi và xử lý logic phía người dùng</w:t>
-      </w:r>
+        <w:pStyle w:val="Heading3"/>
+      </w:pPr>
+      <w:bookmarkStart w:id="8" w:name="_Toc234497761"/>
       <w:bookmarkEnd w:id="7"/>
+      <w:r>
+        <w:t>Ngôn ngữ lập trình JavaScript</w:t>
+      </w:r>
+    </w:p>
+    <w:p>
+      <w:pPr>
+        <w:pStyle w:val="Heading4"/>
+      </w:pPr>
+      <w:r>
+        <w:t>Khái niệm</w:t>
+      </w:r>
+    </w:p>
+    <w:p>
+      <w:pPr>
+        <w:pStyle w:val="noidung"/>
+      </w:pPr>
+      <w:r>
+        <w:t>JavaScript (JS) là một ngôn ngữ lập trình kịch bản nhẹ, dựa trên nguyên mẫu và đa nền tảng, được chạy trực tiếp trên trình duyệt của phía máy khách [5].</w:t>
+      </w:r>
+    </w:p>
+    <w:p>
+      <w:pPr>
+        <w:pStyle w:val="Heading4"/>
+      </w:pPr>
+      <w:r>
+        <w:t>Vai trò</w:t>
+      </w:r>
+    </w:p>
+    <w:p>
+      <w:pPr>
+        <w:pStyle w:val="noidung"/>
+      </w:pPr>
+      <w:r>
+        <w:t>JS mang lại sự sống động cho website bằng cách tạo ra các hiệu ứng tương tác động (như gửi form, mở menu pop-up, hiệu ứng hoạt họa, cập nhật nội dung không cần tải lại trang).</w:t>
+      </w:r>
+    </w:p>
+    <w:p>
+      <w:pPr>
+        <w:pStyle w:val="Heading4"/>
+      </w:pPr>
+      <w:r>
+        <w:t xml:space="preserve">Cấu trúc </w:t>
+      </w:r>
+      <w:r>
+        <w:t>và c</w:t>
+      </w:r>
+      <w:r>
+        <w:t>ú pháp</w:t>
+      </w:r>
+    </w:p>
+    <w:p>
+      <w:pPr>
+        <w:pStyle w:val="noidung"/>
+      </w:pPr>
+      <w:r>
+        <w:t>Cú pháp của JS chịu ảnh hưởng bởi ngôn ngữ C, sử dụng các biến, hàm, câu lệnh điều kiện và vòng lặp.</w:t>
+      </w:r>
+    </w:p>
+    <w:p>
+      <w:pPr>
+        <w:pStyle w:val="manguon"/>
+        <w:ind w:firstLine="0"/>
+      </w:pPr>
+      <w:r>
+        <w:t xml:space="preserve">function printBCC(num) </w:t>
+      </w:r>
+    </w:p>
+    <w:p>
+      <w:pPr>
+        <w:pStyle w:val="manguon"/>
+        <w:ind w:firstLine="0"/>
+      </w:pPr>
+      <w:r>
+        <w:t xml:space="preserve">{ </w:t>
+      </w:r>
+    </w:p>
+    <w:p>
+      <w:pPr>
+        <w:pStyle w:val="manguon"/>
+        <w:ind w:firstLine="720"/>
+      </w:pPr>
+      <w:r>
+        <w:t xml:space="preserve">let result = ""; </w:t>
+      </w:r>
+    </w:p>
+    <w:p>
+      <w:pPr>
+        <w:pStyle w:val="manguon"/>
+        <w:ind w:firstLine="720"/>
+      </w:pPr>
+      <w:r>
+        <w:t xml:space="preserve">let i = 1; </w:t>
+      </w:r>
+    </w:p>
+    <w:p>
+      <w:pPr>
+        <w:pStyle w:val="manguon"/>
+        <w:ind w:firstLine="720"/>
+      </w:pPr>
+      <w:r>
+        <w:t xml:space="preserve">while(i&lt;=10) </w:t>
+      </w:r>
+    </w:p>
+    <w:p>
+      <w:pPr>
+        <w:pStyle w:val="manguon"/>
+        <w:ind w:firstLine="720"/>
+      </w:pPr>
+      <w:r>
+        <w:t xml:space="preserve">{ </w:t>
+      </w:r>
+    </w:p>
+    <w:p>
+      <w:pPr>
+        <w:pStyle w:val="manguon"/>
+        <w:ind w:firstLine="1440"/>
+      </w:pPr>
+      <w:r>
+        <w:t xml:space="preserve">result+= `${num} x ${i} = ${num * i} &lt;br&gt;`; </w:t>
+      </w:r>
+    </w:p>
+    <w:p>
+      <w:pPr>
+        <w:pStyle w:val="manguon"/>
+        <w:ind w:firstLine="1440"/>
+      </w:pPr>
+      <w:r>
+        <w:t xml:space="preserve">i++; </w:t>
+      </w:r>
+    </w:p>
+    <w:p>
+      <w:pPr>
+        <w:pStyle w:val="manguon"/>
+        <w:ind w:firstLine="720"/>
+      </w:pPr>
+      <w:r>
+        <w:t xml:space="preserve">} </w:t>
+      </w:r>
+    </w:p>
+    <w:p>
+      <w:pPr>
+        <w:pStyle w:val="manguon"/>
+        <w:ind w:firstLine="720"/>
+      </w:pPr>
+      <w:r>
+        <w:t xml:space="preserve">document.getElementById("result"). innerHTML = result; </w:t>
+      </w:r>
+    </w:p>
+    <w:p>
+      <w:pPr>
+        <w:pStyle w:val="manguon"/>
+        <w:ind w:firstLine="0"/>
+      </w:pPr>
+      <w:r>
+        <w:t>}</w:t>
+      </w:r>
+    </w:p>
+    <w:bookmarkEnd w:id="8"/>
+    <w:p>
+      <w:pPr>
+        <w:pStyle w:val="noidung"/>
+      </w:pPr>
+    </w:p>
+    <w:p>
+      <w:pPr>
+        <w:pStyle w:val="noidung"/>
+      </w:pPr>
     </w:p>
     <w:p>
       <w:pPr>
         <w:pStyle w:val="Heading3"/>
       </w:pPr>
-      <w:bookmarkStart w:id="8" w:name="_Toc234496340"/>
-      <w:r>
-        <w:t>Khung phát triển ứng dụng Bootstrap 5</w:t>
-      </w:r>
-      <w:bookmarkEnd w:id="8"/>
+      <w:r>
+        <w:lastRenderedPageBreak/>
+        <w:t>Framework Bootstrap</w:t>
+      </w:r>
+    </w:p>
+    <w:p>
+      <w:pPr>
+        <w:pStyle w:val="Heading4"/>
+      </w:pPr>
+      <w:r>
+        <w:t>Khái niệm</w:t>
+      </w:r>
     </w:p>
     <w:p>
       <w:pPr>
         <w:pStyle w:val="noidung"/>
       </w:pPr>
       <w:r>
-        <w:t>Để giải quyết bài toán hiển thị tối ưu trên nhiều loại thiết bị phần cứng có kích thước màn hình khác nhau, các thư viện Front-End mã nguồn mở được đưa vào áp dụng rộng rãi, tiêu biểu là Bootstrap 5.</w:t>
+        <w:t>Bootstrap là một Front-end framework mã nguồn mở phổ biến nhất hiện nay, bao gồm các HTML, CSS và JavaScript template có sẵn [6].</w:t>
+      </w:r>
+    </w:p>
+    <w:p>
+      <w:pPr>
+        <w:pStyle w:val="Heading4"/>
+      </w:pPr>
+      <w:r>
+        <w:t>Vai trò</w:t>
       </w:r>
     </w:p>
     <w:p>
@@ -3762,32 +4749,148 @@
         <w:pStyle w:val="noidung"/>
       </w:pPr>
       <w:r>
-        <w:t>Hệ thống lưới (Grid System):</w:t>
-      </w:r>
-      <w:r>
-        <w:t xml:space="preserve"> Khung làm việc Bootstrap 5 vận hành dựa trên cơ chế bố cục linh hoạt (Flexbox) kết hợp cấu trúc phân tầng </w:t>
-      </w:r>
-      <w:r>
-        <w:t>container, row và col-*</w:t>
-      </w:r>
-      <w:r>
-        <w:t xml:space="preserve"> [1]. Cơ chế này cho phép tự động tính toán lại tỷ lệ và kích thước của các khối giao diện. Cụ thể, danh sách 10 tựa game di động sẽ tự động co giãn từ bố cục 4 cột (trên màn hình máy tính) thành 2 cột (trên máy tính bảng) và thu gọn về 1 cột duy nhất (trên điện thoại di động).</w:t>
+        <w:t>Giúp các nhà phát triển tối ưu hóa thời gian thiết kế giao diện bằng hệ thống lưới thông minh, hỗ trợ xây dựng giao diện ưu tiên thiết bị di động một cách nhanh chóng và đồng bộ.</w:t>
+      </w:r>
+    </w:p>
+    <w:p>
+      <w:pPr>
+        <w:pStyle w:val="Heading4"/>
+      </w:pPr>
+      <w:r>
+        <w:t>Cấu trúc</w:t>
+      </w:r>
+      <w:r>
+        <w:t xml:space="preserve"> và c</w:t>
+      </w:r>
+      <w:r>
+        <w:t>ú pháp</w:t>
+      </w:r>
+    </w:p>
+    <w:p>
+      <w:pPr>
+        <w:pStyle w:val="noidung"/>
+      </w:pPr>
+      <w:r>
+        <w:t>Hoạt động dựa trên việc tích hợp các Class định sẵn của Bootstrap trực tiếp vào các thẻ HTML mà không cần viết lại mã CSS thuần.</w:t>
+      </w:r>
+    </w:p>
+    <w:p>
+      <w:pPr>
+        <w:pStyle w:val="manguon"/>
+        <w:ind w:firstLine="0"/>
+      </w:pPr>
+      <w:r>
+        <w:t>&lt;body&gt;</w:t>
+      </w:r>
+    </w:p>
+    <w:p>
+      <w:pPr>
+        <w:pStyle w:val="manguon"/>
+      </w:pPr>
+      <w:r>
+        <w:t>&lt;div class="container mt-5"&gt;</w:t>
+      </w:r>
+    </w:p>
+    <w:p>
+      <w:pPr>
+        <w:pStyle w:val="manguon"/>
+        <w:ind w:firstLine="0"/>
+      </w:pPr>
+      <w:r>
+        <w:t>&lt;h2 &gt;Sản Phẩm Trưng Bày&lt;/h2&gt;</w:t>
+      </w:r>
+    </w:p>
+    <w:p>
+      <w:pPr>
+        <w:pStyle w:val="manguon"/>
+        <w:ind w:firstLine="0"/>
+      </w:pPr>
+      <w:r>
+        <w:t>&lt;div id="product-list" class="row row-cols-1 row-cols-sm-2 row-cols-md-3 g-4"&gt;</w:t>
+      </w:r>
+    </w:p>
+    <w:p>
+      <w:pPr>
+        <w:pStyle w:val="manguon"/>
+      </w:pPr>
+      <w:r>
+        <w:t>&lt;div class="col"&gt;</w:t>
+      </w:r>
+    </w:p>
+    <w:p>
+      <w:pPr>
+        <w:pStyle w:val="manguon"/>
+      </w:pPr>
+      <w:r>
+        <w:tab/>
+      </w:r>
+      <w:r>
+        <w:tab/>
+      </w:r>
+      <w:r>
+        <w:t>&lt;div class="card product-item h-100"&gt;</w:t>
+      </w:r>
+    </w:p>
+    <w:p>
+      <w:pPr>
+        <w:pStyle w:val="noidung"/>
+      </w:pPr>
+    </w:p>
+    <w:p>
+      <w:pPr>
+        <w:pStyle w:val="Heading3"/>
+      </w:pPr>
+      <w:bookmarkStart w:id="9" w:name="_Toc234497762"/>
+      <w:r>
+        <w:t>Xử lý tương tác bằng JavaScript</w:t>
+      </w:r>
+      <w:bookmarkEnd w:id="9"/>
+    </w:p>
+    <w:p>
+      <w:pPr>
+        <w:pStyle w:val="noidung"/>
+      </w:pPr>
+      <w:r>
+        <w:t>JavaScript là ngôn ngữ lập trình kịch bản chạy tại máy khách (Client-side), chịu trách nhiệm điều khiển toàn bộ hành vi mạng và tạo tương tác thời gian thực giữa người dùng với giao diện trang web.</w:t>
+      </w:r>
+    </w:p>
+    <w:p>
+      <w:pPr>
+        <w:pStyle w:val="Heading4"/>
+        <w:numPr>
+          <w:ilvl w:val="0"/>
+          <w:numId w:val="0"/>
+        </w:numPr>
+        <w:ind w:left="270"/>
+      </w:pPr>
+      <w:bookmarkStart w:id="10" w:name="_Toc234497763"/>
+      <w:r>
+        <w:t>2.2.2.1 Cơ chế điều khiển DOM và quản lý dữ liệu mảng</w:t>
+      </w:r>
+      <w:bookmarkEnd w:id="10"/>
+    </w:p>
+    <w:p>
+      <w:pPr>
+        <w:pStyle w:val="noidung"/>
+      </w:pPr>
+      <w:r>
+        <w:t>Trong giải pháp xây dựng mã nguồn, thông tin thô của 10 loại game được đóng gói tập trung trong một mảng các đối tượng (Array of Objects) nằm trong tệp tin script riêng biệt.</w:t>
       </w:r>
     </w:p>
     <w:p>
       <w:pPr>
         <w:ind w:firstLine="720"/>
-        <w:jc w:val="center"/>
       </w:pPr>
       <w:r>
         <w:rPr>
           <w:noProof/>
         </w:rPr>
+        <w:lastRenderedPageBreak/>
         <w:drawing>
-          <wp:inline distT="0" distB="0" distL="0" distR="0" wp14:anchorId="0F46D0E4" wp14:editId="2AC863F7">
-            <wp:extent cx="3322608" cy="1158340"/>
-            <wp:effectExtent l="0" t="0" r="0" b="3810"/>
-            <wp:docPr id="5" name="Picture 5"/>
+          <wp:inline distT="0" distB="0" distL="0" distR="0" wp14:anchorId="7EC41F93" wp14:editId="4C0A9D4A">
+            <wp:extent cx="5580380" cy="3712845"/>
+            <wp:effectExtent l="0" t="0" r="1270" b="1905"/>
+            <wp:docPr id="6" name="Picture 6"/>
             <wp:cNvGraphicFramePr>
               <a:graphicFrameLocks xmlns:a="http://schemas.openxmlformats.org/drawingml/2006/main" noChangeAspect="1"/>
             </wp:cNvGraphicFramePr>
@@ -3807,7 +4910,7 @@
                   <pic:spPr>
                     <a:xfrm>
                       <a:off x="0" y="0"/>
-                      <a:ext cx="3322608" cy="1158340"/>
+                      <a:ext cx="5580380" cy="3712845"/>
                     </a:xfrm>
                     <a:prstGeom prst="rect">
                       <a:avLst/>
@@ -3822,74 +4925,113 @@
     </w:p>
     <w:p>
       <w:pPr>
+        <w:ind w:firstLine="720"/>
+      </w:pPr>
+    </w:p>
+    <w:p>
+      <w:pPr>
         <w:pStyle w:val="noidung"/>
       </w:pPr>
       <w:r>
-        <w:t>Thiết kế ưu tiên di động (Mobile-First):</w:t>
-      </w:r>
-      <w:r>
-        <w:t xml:space="preserve"> Phù hợp với giáo trình Thiết kế giao diện tại Đại học FPT, Bootstrap 5 bắt buộc lập trình viên tư duy bố cục từ màn hình nhỏ nhất rồi mới mở rộng qua các điểm ngắt (Breakpoints) [</w:t>
-      </w:r>
-      <w:r>
-        <w:t>5</w:t>
-      </w:r>
-      <w:r>
-        <w:t>]. Nhờ vậy, dung lượng mã nguồn tải ban đầu được tinh gọn tối đa, đáp ứng nhu cầu truy cập tốc độ cao của người dùng thiết bị di động khi nhấp vào nút liên kết tải về trên CH Play.</w:t>
-      </w:r>
-    </w:p>
-    <w:p>
-      <w:pPr>
-        <w:pStyle w:val="Heading3"/>
-      </w:pPr>
-      <w:bookmarkStart w:id="9" w:name="_Toc234496341"/>
-      <w:r>
+        <w:t xml:space="preserve">Dựa theo nghiên cứu cấu trúc dữ liệu web của Học viện Công nghệ Bưu chính Viễn thông, việc phân tách dữ liệu khỏi cấu trúc HTML tĩnh giúp hệ thống dễ bảo trì và nâng cấp [2]. JavaScript sử dụng cấu trúc lặp </w:t>
+      </w:r>
+      <w:r>
+        <w:t>forEach()</w:t>
+      </w:r>
+      <w:r>
+        <w:t xml:space="preserve"> truy xuất dữ liệu từ mảng rồi thực hiện kỹ thuật thay đổi cây cấu trúc nội dung </w:t>
+      </w:r>
+      <w:r>
+        <w:t xml:space="preserve">DOM </w:t>
+      </w:r>
+      <w:r>
+        <w:t xml:space="preserve">(Document Object Model) qua thuộc tính </w:t>
+      </w:r>
+      <w:r>
+        <w:t>innerHTML</w:t>
+      </w:r>
+      <w:r>
+        <w:t>. Quá trình này giúp trình duyệt tự động sinh mã HTML động, giảm bớt hàng trăm dòng code lặp lại một cách thủ công.</w:t>
+      </w:r>
+    </w:p>
+    <w:p>
+      <w:pPr>
+        <w:ind w:firstLine="720"/>
+      </w:pPr>
+    </w:p>
+    <w:p>
+      <w:pPr>
+        <w:pStyle w:val="noidung"/>
+        <w:rPr>
+          <w:rStyle w:val="Heading4Char"/>
+        </w:rPr>
+      </w:pPr>
+      <w:bookmarkStart w:id="11" w:name="_Toc234497764"/>
+    </w:p>
+    <w:p>
+      <w:pPr>
+        <w:pStyle w:val="noidung"/>
+      </w:pPr>
+      <w:r>
+        <w:rPr>
+          <w:rStyle w:val="Heading4Char"/>
+        </w:rPr>
+        <w:t xml:space="preserve">2.2.2.2 </w:t>
+      </w:r>
+      <w:r>
+        <w:rPr>
+          <w:rStyle w:val="Heading4Char"/>
+        </w:rPr>
+        <w:t>Định tuyến động qua URL và xử lý bất đồng bộ</w:t>
+      </w:r>
+      <w:r>
+        <w:rPr>
+          <w:rStyle w:val="Heading4Char"/>
+        </w:rPr>
+        <w:t>:</w:t>
+      </w:r>
+      <w:bookmarkEnd w:id="11"/>
+      <w:r>
+        <w:t xml:space="preserve"> </w:t>
+      </w:r>
+    </w:p>
+    <w:p>
+      <w:pPr>
+        <w:pStyle w:val="noidung"/>
+      </w:pPr>
+      <w:r>
+        <w:t xml:space="preserve">Nhằm tối ưu hóa số lượng tệp tin cần khởi tạo, hệ thống sử dụng một trang giao diện chi tiết duy nhất </w:t>
+      </w:r>
+      <w:r>
+        <w:t>(chi-tiet.html)</w:t>
+      </w:r>
+      <w:r>
+        <w:t xml:space="preserve"> phối hợp với kỹ thuật truyền tham số thông tin qua chuỗi truy vấn URL (Query String) dưới dạng </w:t>
+      </w:r>
+      <w:r>
+        <w:rPr>
+          <w:rStyle w:val="HTMLCode"/>
+          <w:rFonts w:eastAsiaTheme="minorHAnsi"/>
+          <w:sz w:val="26"/>
+          <w:szCs w:val="26"/>
+        </w:rPr>
+        <w:t>?</w:t>
+      </w:r>
+      <w:r>
+        <w:t>id=....</w:t>
+      </w:r>
+    </w:p>
+    <w:p>
+      <w:r>
+        <w:rPr>
+          <w:noProof/>
+        </w:rPr>
         <w:lastRenderedPageBreak/>
-        <w:t>Xử lý tương tác bằng JavaScript</w:t>
-      </w:r>
-      <w:bookmarkEnd w:id="9"/>
-    </w:p>
-    <w:p>
-      <w:pPr>
-        <w:pStyle w:val="noidung"/>
-      </w:pPr>
-      <w:r>
-        <w:t>JavaScript là ngôn ngữ lập trình kịch bản chạy tại máy khách (Client-side), chịu trách nhiệm điều khiển toàn bộ hành vi mạng và tạo tương tác thời gian thực giữa người dùng với giao diện trang web.</w:t>
-      </w:r>
-    </w:p>
-    <w:p>
-      <w:pPr>
-        <w:pStyle w:val="Heading4"/>
-        <w:numPr>
-          <w:ilvl w:val="0"/>
-          <w:numId w:val="0"/>
-        </w:numPr>
-        <w:ind w:left="270"/>
-      </w:pPr>
-      <w:r>
-        <w:t>2.2.2.1 Cơ chế điều khiển DOM và quản lý dữ liệu mảng</w:t>
-      </w:r>
-    </w:p>
-    <w:p>
-      <w:pPr>
-        <w:pStyle w:val="noidung"/>
-      </w:pPr>
-      <w:r>
-        <w:t>Trong giải pháp xây dựng mã nguồn, thông tin thô của 10 loại game được đóng gói tập trung trong một mảng các đối tượng (Array of Objects) nằm trong tệp tin script riêng biệt.</w:t>
-      </w:r>
-    </w:p>
-    <w:p>
-      <w:pPr>
-        <w:ind w:firstLine="720"/>
-      </w:pPr>
-      <w:r>
-        <w:rPr>
-          <w:noProof/>
-        </w:rPr>
         <w:drawing>
-          <wp:inline distT="0" distB="0" distL="0" distR="0" wp14:anchorId="7EC41F93" wp14:editId="4C0A9D4A">
-            <wp:extent cx="5580380" cy="3712845"/>
-            <wp:effectExtent l="0" t="0" r="1270" b="1905"/>
-            <wp:docPr id="6" name="Picture 6"/>
+          <wp:inline distT="0" distB="0" distL="0" distR="0" wp14:anchorId="392164F4" wp14:editId="603A797A">
+            <wp:extent cx="5580380" cy="2667000"/>
+            <wp:effectExtent l="0" t="0" r="1270" b="0"/>
+            <wp:docPr id="9" name="Picture 9"/>
             <wp:cNvGraphicFramePr>
               <a:graphicFrameLocks xmlns:a="http://schemas.openxmlformats.org/drawingml/2006/main" noChangeAspect="1"/>
             </wp:cNvGraphicFramePr>
@@ -3909,137 +5051,6 @@
                   <pic:spPr>
                     <a:xfrm>
                       <a:off x="0" y="0"/>
-                      <a:ext cx="5580380" cy="3712845"/>
-                    </a:xfrm>
-                    <a:prstGeom prst="rect">
-                      <a:avLst/>
-                    </a:prstGeom>
-                  </pic:spPr>
-                </pic:pic>
-              </a:graphicData>
-            </a:graphic>
-          </wp:inline>
-        </w:drawing>
-      </w:r>
-    </w:p>
-    <w:p>
-      <w:pPr>
-        <w:ind w:firstLine="720"/>
-      </w:pPr>
-    </w:p>
-    <w:p>
-      <w:pPr>
-        <w:pStyle w:val="noidung"/>
-      </w:pPr>
-      <w:r>
-        <w:t xml:space="preserve">Dựa theo nghiên cứu cấu trúc dữ liệu web của Học viện Công nghệ Bưu chính Viễn thông, việc phân tách dữ liệu khỏi cấu trúc HTML tĩnh giúp hệ thống dễ bảo trì và nâng cấp [2]. JavaScript sử dụng cấu trúc lặp </w:t>
-      </w:r>
-      <w:r>
-        <w:t>forEach()</w:t>
-      </w:r>
-      <w:r>
-        <w:t xml:space="preserve"> truy xuất dữ liệu từ mảng rồi thực hiện kỹ thuật thay đổi cây cấu trúc nội dung </w:t>
-      </w:r>
-      <w:r>
-        <w:t xml:space="preserve">DOM </w:t>
-      </w:r>
-      <w:r>
-        <w:t xml:space="preserve">(Document Object Model) qua thuộc tính </w:t>
-      </w:r>
-      <w:r>
-        <w:t>innerHTML</w:t>
-      </w:r>
-      <w:r>
-        <w:t>. Quá trình này giúp trình duyệt tự động sinh mã HTML động, giảm bớt hàng trăm dòng code lặp lại một cách thủ công.</w:t>
-      </w:r>
-    </w:p>
-    <w:p>
-      <w:pPr>
-        <w:ind w:firstLine="720"/>
-      </w:pPr>
-    </w:p>
-    <w:p>
-      <w:pPr>
-        <w:pStyle w:val="noidung"/>
-      </w:pPr>
-      <w:r>
-        <w:rPr>
-          <w:rStyle w:val="Heading4Char"/>
-        </w:rPr>
-        <w:t xml:space="preserve">2.2.2.2 </w:t>
-      </w:r>
-      <w:r>
-        <w:rPr>
-          <w:rStyle w:val="Heading4Char"/>
-        </w:rPr>
-        <w:t>Định tuyến động qua URL và xử lý bất đồng bộ</w:t>
-      </w:r>
-      <w:r>
-        <w:rPr>
-          <w:rStyle w:val="Heading4Char"/>
-        </w:rPr>
-        <w:t>:</w:t>
-      </w:r>
-      <w:r>
-        <w:t xml:space="preserve"> </w:t>
-      </w:r>
-    </w:p>
-    <w:p>
-      <w:pPr>
-        <w:pStyle w:val="noidung"/>
-      </w:pPr>
-      <w:r>
-        <w:lastRenderedPageBreak/>
-        <w:t xml:space="preserve">Nhằm tối ưu hóa số lượng tệp tin cần khởi tạo, hệ thống sử dụng một trang giao diện chi tiết duy nhất </w:t>
-      </w:r>
-      <w:r>
-        <w:t>(chi-tiet.html)</w:t>
-      </w:r>
-      <w:r>
-        <w:t xml:space="preserve"> phối hợp với kỹ thuật truyền tham số thông tin qua chuỗi truy vấn URL (Query String) dưới dạng </w:t>
-      </w:r>
-      <w:r>
-        <w:rPr>
-          <w:rStyle w:val="HTMLCode"/>
-          <w:rFonts w:eastAsiaTheme="minorHAnsi"/>
-          <w:sz w:val="26"/>
-          <w:szCs w:val="26"/>
-        </w:rPr>
-        <w:t>?</w:t>
-      </w:r>
-      <w:r>
-        <w:t>id=....</w:t>
-      </w:r>
-    </w:p>
-    <w:p>
-      <w:r>
-        <w:rPr>
-          <w:noProof/>
-        </w:rPr>
-        <w:drawing>
-          <wp:inline distT="0" distB="0" distL="0" distR="0" wp14:anchorId="392164F4" wp14:editId="603A797A">
-            <wp:extent cx="5580380" cy="2667000"/>
-            <wp:effectExtent l="0" t="0" r="1270" b="0"/>
-            <wp:docPr id="9" name="Picture 9"/>
-            <wp:cNvGraphicFramePr>
-              <a:graphicFrameLocks xmlns:a="http://schemas.openxmlformats.org/drawingml/2006/main" noChangeAspect="1"/>
-            </wp:cNvGraphicFramePr>
-            <a:graphic xmlns:a="http://schemas.openxmlformats.org/drawingml/2006/main">
-              <a:graphicData uri="http://schemas.openxmlformats.org/drawingml/2006/picture">
-                <pic:pic xmlns:pic="http://schemas.openxmlformats.org/drawingml/2006/picture">
-                  <pic:nvPicPr>
-                    <pic:cNvPr id="1" name=""/>
-                    <pic:cNvPicPr/>
-                  </pic:nvPicPr>
-                  <pic:blipFill>
-                    <a:blip r:embed="rId15"/>
-                    <a:stretch>
-                      <a:fillRect/>
-                    </a:stretch>
-                  </pic:blipFill>
-                  <pic:spPr>
-                    <a:xfrm>
-                      <a:off x="0" y="0"/>
                       <a:ext cx="5580380" cy="2667000"/>
                     </a:xfrm>
                     <a:prstGeom prst="rect">
@@ -4077,107 +5088,113 @@
       <w:pPr>
         <w:pStyle w:val="Heading1"/>
       </w:pPr>
-      <w:bookmarkStart w:id="10" w:name="_Toc234496343"/>
+      <w:bookmarkStart w:id="12" w:name="_Toc234497765"/>
+      <w:r>
+        <w:t>Phân tích thiết kế hệ thống</w:t>
+      </w:r>
+      <w:bookmarkEnd w:id="12"/>
+    </w:p>
+    <w:p>
+      <w:pPr>
+        <w:pStyle w:val="Heading2"/>
+      </w:pPr>
+      <w:bookmarkStart w:id="13" w:name="_Toc234497766"/>
+      <w:r>
+        <w:t>Mô tả vấn đề</w:t>
+      </w:r>
+      <w:bookmarkEnd w:id="13"/>
+      <w:r>
+        <w:t xml:space="preserve">( có chức năng j, </w:t>
+      </w:r>
+    </w:p>
+    <w:p>
+      <w:pPr>
+        <w:pStyle w:val="Heading2"/>
+      </w:pPr>
+      <w:bookmarkStart w:id="14" w:name="_Toc234497767"/>
+      <w:r>
+        <w:t>Đặc tả yêu cầu hệ thống</w:t>
+      </w:r>
+      <w:bookmarkEnd w:id="14"/>
+    </w:p>
+    <w:p>
+      <w:pPr>
+        <w:pStyle w:val="Heading3"/>
+      </w:pPr>
+      <w:bookmarkStart w:id="15" w:name="_Toc234497768"/>
+      <w:r>
+        <w:t>Yêu cầu chức năng</w:t>
+      </w:r>
+      <w:bookmarkEnd w:id="15"/>
+    </w:p>
+    <w:p>
+      <w:pPr>
+        <w:pStyle w:val="Heading3"/>
+      </w:pPr>
+      <w:bookmarkStart w:id="16" w:name="_Toc234497769"/>
+      <w:r>
+        <w:t>Yêu cầu phi chức năng</w:t>
+      </w:r>
+      <w:bookmarkEnd w:id="16"/>
+    </w:p>
+    <w:p>
+      <w:pPr>
+        <w:pStyle w:val="Heading4"/>
+      </w:pPr>
+      <w:bookmarkStart w:id="17" w:name="_Toc234497770"/>
+      <w:r>
+        <w:t>Tiêu đề mục 2.2.2.1</w:t>
+      </w:r>
+      <w:bookmarkEnd w:id="17"/>
+    </w:p>
+    <w:p>
+      <w:pPr>
+        <w:pStyle w:val="Heading4"/>
+      </w:pPr>
+      <w:bookmarkStart w:id="18" w:name="_Toc234497771"/>
+      <w:r>
+        <w:t>Tiêu đề mục 2.2.2.2</w:t>
+      </w:r>
+      <w:bookmarkEnd w:id="18"/>
+    </w:p>
+    <w:p>
+      <w:pPr>
+        <w:pStyle w:val="Heading2"/>
+      </w:pPr>
+      <w:bookmarkStart w:id="19" w:name="_Toc234497772"/>
+      <w:r>
+        <w:t>Thiết kế dữ liệu</w:t>
+      </w:r>
+      <w:bookmarkEnd w:id="19"/>
+      <w:r>
+        <w:t>( cấu trúc lưu trữ mảng đối tượng(tt của đối tượng, phân loại))</w:t>
+      </w:r>
+    </w:p>
+    <w:p>
+      <w:pPr>
+        <w:pStyle w:val="noidung"/>
+      </w:pPr>
+    </w:p>
+    <w:p>
+      <w:pPr>
+        <w:pStyle w:val="Heading3"/>
+      </w:pPr>
+      <w:bookmarkStart w:id="20" w:name="_Toc234497773"/>
       <w:r>
         <w:lastRenderedPageBreak/>
-        <w:t>Phân tích thiết kế hệ thống</w:t>
-      </w:r>
-      <w:bookmarkEnd w:id="10"/>
-    </w:p>
-    <w:p>
-      <w:pPr>
-        <w:pStyle w:val="Heading2"/>
-      </w:pPr>
-      <w:bookmarkStart w:id="11" w:name="_Toc234496344"/>
-      <w:r>
-        <w:t>Mô tả vấn đề</w:t>
-      </w:r>
-      <w:bookmarkEnd w:id="11"/>
-    </w:p>
-    <w:p>
-      <w:pPr>
-        <w:pStyle w:val="Heading2"/>
-      </w:pPr>
-      <w:bookmarkStart w:id="12" w:name="_Toc234496345"/>
-      <w:r>
-        <w:t>Đặc tả yêu cầu hệ thống</w:t>
-      </w:r>
-      <w:bookmarkEnd w:id="12"/>
+        <w:t>Cấu trúc lưu trữ</w:t>
+      </w:r>
+      <w:bookmarkEnd w:id="20"/>
     </w:p>
     <w:p>
       <w:pPr>
         <w:pStyle w:val="Heading3"/>
       </w:pPr>
-      <w:bookmarkStart w:id="13" w:name="_Toc234496346"/>
-      <w:r>
-        <w:t>Yêu cầu chức năng</w:t>
-      </w:r>
-      <w:bookmarkEnd w:id="13"/>
-    </w:p>
-    <w:p>
-      <w:pPr>
-        <w:pStyle w:val="Heading3"/>
-      </w:pPr>
-      <w:bookmarkStart w:id="14" w:name="_Toc234496347"/>
-      <w:r>
-        <w:t>Yêu cầu phi chức năng</w:t>
-      </w:r>
-      <w:bookmarkEnd w:id="14"/>
-    </w:p>
-    <w:p>
-      <w:pPr>
-        <w:pStyle w:val="Heading4"/>
-      </w:pPr>
-      <w:bookmarkStart w:id="15" w:name="_Toc234496348"/>
-      <w:r>
-        <w:t>Tiêu đề mục 2.2.2.1</w:t>
-      </w:r>
-      <w:bookmarkEnd w:id="15"/>
-    </w:p>
-    <w:p>
-      <w:pPr>
-        <w:pStyle w:val="Heading4"/>
-      </w:pPr>
-      <w:bookmarkStart w:id="16" w:name="_Toc234496349"/>
-      <w:r>
-        <w:t>Tiêu đề mục 2.2.2.2</w:t>
-      </w:r>
-      <w:bookmarkEnd w:id="16"/>
-    </w:p>
-    <w:p>
-      <w:pPr>
-        <w:pStyle w:val="Heading2"/>
-      </w:pPr>
-      <w:bookmarkStart w:id="17" w:name="_Toc234496350"/>
-      <w:r>
-        <w:t>Thiết kế dữ liệu</w:t>
-      </w:r>
-      <w:bookmarkEnd w:id="17"/>
-    </w:p>
-    <w:p>
-      <w:pPr>
-        <w:pStyle w:val="noidung"/>
-      </w:pPr>
-    </w:p>
-    <w:p>
-      <w:pPr>
-        <w:pStyle w:val="Heading3"/>
-      </w:pPr>
-      <w:bookmarkStart w:id="18" w:name="_Toc234496351"/>
-      <w:r>
-        <w:t>Cấu trúc lưu trữ</w:t>
-      </w:r>
-      <w:bookmarkEnd w:id="18"/>
-    </w:p>
-    <w:p>
-      <w:pPr>
-        <w:pStyle w:val="Heading3"/>
-      </w:pPr>
-      <w:bookmarkStart w:id="19" w:name="_Toc234496352"/>
+      <w:bookmarkStart w:id="21" w:name="_Toc234497774"/>
       <w:r>
         <w:t>Đặc tả chi tiết</w:t>
       </w:r>
-      <w:bookmarkEnd w:id="19"/>
+      <w:bookmarkEnd w:id="21"/>
     </w:p>
     <w:p>
       <w:pPr>
@@ -4403,32 +5420,31 @@
       <w:pPr>
         <w:pStyle w:val="Heading2"/>
       </w:pPr>
-      <w:bookmarkStart w:id="20" w:name="_Toc234496353"/>
-      <w:r>
-        <w:lastRenderedPageBreak/>
+      <w:bookmarkStart w:id="22" w:name="_Toc234497775"/>
+      <w:r>
         <w:t>Thiết kế chức năng</w:t>
       </w:r>
-      <w:bookmarkEnd w:id="20"/>
+      <w:bookmarkEnd w:id="22"/>
     </w:p>
     <w:p>
       <w:pPr>
         <w:pStyle w:val="Heading2"/>
       </w:pPr>
-      <w:bookmarkStart w:id="21" w:name="_Toc234496354"/>
+      <w:bookmarkStart w:id="23" w:name="_Toc234497776"/>
       <w:r>
         <w:t>Thiết kế giao diện</w:t>
       </w:r>
-      <w:bookmarkEnd w:id="21"/>
+      <w:bookmarkEnd w:id="23"/>
     </w:p>
     <w:p>
       <w:pPr>
         <w:pStyle w:val="Heading3"/>
       </w:pPr>
-      <w:bookmarkStart w:id="22" w:name="_Toc234496355"/>
+      <w:bookmarkStart w:id="24" w:name="_Toc234497777"/>
       <w:r>
         <w:t>Sơ đồ website</w:t>
       </w:r>
-      <w:bookmarkEnd w:id="22"/>
+      <w:bookmarkEnd w:id="24"/>
     </w:p>
     <w:p>
       <w:pPr>
@@ -4444,6 +5460,267 @@
             <wp:extent cx="5580380" cy="2377440"/>
             <wp:effectExtent l="0" t="0" r="1270" b="3810"/>
             <wp:docPr id="2" name="Picture 2"/>
+            <wp:cNvGraphicFramePr>
+              <a:graphicFrameLocks xmlns:a="http://schemas.openxmlformats.org/drawingml/2006/main" noChangeAspect="1"/>
+            </wp:cNvGraphicFramePr>
+            <a:graphic xmlns:a="http://schemas.openxmlformats.org/drawingml/2006/main">
+              <a:graphicData uri="http://schemas.openxmlformats.org/drawingml/2006/picture">
+                <pic:pic xmlns:pic="http://schemas.openxmlformats.org/drawingml/2006/picture">
+                  <pic:nvPicPr>
+                    <pic:cNvPr id="1" name=""/>
+                    <pic:cNvPicPr/>
+                  </pic:nvPicPr>
+                  <pic:blipFill>
+                    <a:blip r:embed="rId15"/>
+                    <a:stretch>
+                      <a:fillRect/>
+                    </a:stretch>
+                  </pic:blipFill>
+                  <pic:spPr>
+                    <a:xfrm>
+                      <a:off x="0" y="0"/>
+                      <a:ext cx="5580380" cy="2377440"/>
+                    </a:xfrm>
+                    <a:prstGeom prst="rect">
+                      <a:avLst/>
+                    </a:prstGeom>
+                  </pic:spPr>
+                </pic:pic>
+              </a:graphicData>
+            </a:graphic>
+          </wp:inline>
+        </w:drawing>
+      </w:r>
+    </w:p>
+    <w:p>
+      <w:pPr>
+        <w:pStyle w:val="Caption"/>
+      </w:pPr>
+      <w:r>
+        <w:t xml:space="preserve">Hình </w:t>
+      </w:r>
+      <w:fldSimple w:instr=" STYLEREF 1 \s ">
+        <w:r>
+          <w:rPr>
+            <w:noProof/>
+          </w:rPr>
+          <w:t>3</w:t>
+        </w:r>
+      </w:fldSimple>
+      <w:r>
+        <w:t>.</w:t>
+      </w:r>
+      <w:fldSimple w:instr=" SEQ Hình \* ARABIC \s 1 ">
+        <w:r>
+          <w:rPr>
+            <w:noProof/>
+          </w:rPr>
+          <w:t>1</w:t>
+        </w:r>
+      </w:fldSimple>
+      <w:r>
+        <w:t xml:space="preserve"> Nhập tiêu đề cho hình minh họa</w:t>
+      </w:r>
+    </w:p>
+    <w:p>
+      <w:pPr>
+        <w:pStyle w:val="Heading3"/>
+      </w:pPr>
+      <w:bookmarkStart w:id="25" w:name="_Toc234497778"/>
+      <w:r>
+        <w:t>Giao diện trang chủ</w:t>
+      </w:r>
+      <w:bookmarkEnd w:id="25"/>
+    </w:p>
+    <w:p>
+      <w:pPr>
+        <w:pStyle w:val="Heading3"/>
+      </w:pPr>
+      <w:bookmarkStart w:id="26" w:name="_Toc234497779"/>
+      <w:r>
+        <w:t>Giao diện trang …</w:t>
+      </w:r>
+      <w:bookmarkEnd w:id="26"/>
+    </w:p>
+    <w:p/>
+    <w:p>
+      <w:r>
+        <w:br w:type="page"/>
+      </w:r>
+    </w:p>
+    <w:p>
+      <w:pPr>
+        <w:pStyle w:val="Heading1"/>
+      </w:pPr>
+      <w:bookmarkStart w:id="27" w:name="_Toc234497780"/>
+      <w:r>
+        <w:lastRenderedPageBreak/>
+        <w:t>KẾT QUẢ</w:t>
+      </w:r>
+      <w:r>
+        <w:t xml:space="preserve"> thực nghiệm</w:t>
+      </w:r>
+      <w:bookmarkEnd w:id="27"/>
+    </w:p>
+    <w:p>
+      <w:pPr>
+        <w:pStyle w:val="Heading2"/>
+      </w:pPr>
+      <w:bookmarkStart w:id="28" w:name="_Toc234497781"/>
+      <w:r>
+        <w:t>Dữ liệu thử nghiệm</w:t>
+      </w:r>
+      <w:bookmarkEnd w:id="28"/>
+    </w:p>
+    <w:p>
+      <w:pPr>
+        <w:pStyle w:val="Heading2"/>
+      </w:pPr>
+      <w:bookmarkStart w:id="29" w:name="_Toc234497782"/>
+      <w:r>
+        <w:t>Kết quả thực nghiệm</w:t>
+      </w:r>
+      <w:bookmarkEnd w:id="29"/>
+    </w:p>
+    <w:p>
+      <w:pPr>
+        <w:pStyle w:val="Heading3"/>
+      </w:pPr>
+      <w:bookmarkStart w:id="30" w:name="_Toc234497783"/>
+      <w:r>
+        <w:t>Giao diện trang chủ</w:t>
+      </w:r>
+      <w:bookmarkEnd w:id="30"/>
+    </w:p>
+    <w:p>
+      <w:pPr>
+        <w:pStyle w:val="noidung"/>
+      </w:pPr>
+      <w:r>
+        <w:t>Chụp hình và mô tả</w:t>
+      </w:r>
+    </w:p>
+    <w:p>
+      <w:pPr>
+        <w:pStyle w:val="Heading3"/>
+      </w:pPr>
+      <w:bookmarkStart w:id="31" w:name="_Toc234497784"/>
+      <w:r>
+        <w:t>Giao diện trang …</w:t>
+      </w:r>
+      <w:bookmarkEnd w:id="31"/>
+    </w:p>
+    <w:p>
+      <w:pPr>
+        <w:pStyle w:val="noidung"/>
+      </w:pPr>
+      <w:r>
+        <w:t>Chụp hình và mô tả</w:t>
+      </w:r>
+    </w:p>
+    <w:p>
+      <w:pPr>
+        <w:pStyle w:val="noidung"/>
+      </w:pPr>
+      <w:r>
+        <w:t>….</w:t>
+      </w:r>
+    </w:p>
+    <w:p/>
+    <w:p/>
+    <w:p>
+      <w:r>
+        <w:br w:type="page"/>
+      </w:r>
+    </w:p>
+    <w:p>
+      <w:pPr>
+        <w:pStyle w:val="Heading1"/>
+      </w:pPr>
+      <w:bookmarkStart w:id="32" w:name="_Toc234497785"/>
+      <w:r>
+        <w:lastRenderedPageBreak/>
+        <w:t>Kết luận và hướng phát triển</w:t>
+      </w:r>
+      <w:bookmarkEnd w:id="32"/>
+    </w:p>
+    <w:p>
+      <w:pPr>
+        <w:pStyle w:val="Heading2"/>
+      </w:pPr>
+      <w:bookmarkStart w:id="33" w:name="_Toc234497786"/>
+      <w:r>
+        <w:t>Kết luận</w:t>
+      </w:r>
+      <w:bookmarkEnd w:id="33"/>
+    </w:p>
+    <w:p>
+      <w:pPr>
+        <w:pStyle w:val="noidung"/>
+      </w:pPr>
+    </w:p>
+    <w:p>
+      <w:pPr>
+        <w:pStyle w:val="Heading2"/>
+      </w:pPr>
+      <w:bookmarkStart w:id="34" w:name="_Toc234497787"/>
+      <w:r>
+        <w:t>Hướng phát triển</w:t>
+      </w:r>
+      <w:bookmarkEnd w:id="34"/>
+    </w:p>
+    <w:p>
+      <w:pPr>
+        <w:pStyle w:val="noidung"/>
+      </w:pPr>
+    </w:p>
+    <w:p>
+      <w:pPr>
+        <w:pStyle w:val="noidung"/>
+      </w:pPr>
+    </w:p>
+    <w:p>
+      <w:pPr>
+        <w:rPr>
+          <w:b/>
+          <w:caps/>
+          <w:sz w:val="30"/>
+        </w:rPr>
+      </w:pPr>
+      <w:r>
+        <w:br w:type="page"/>
+      </w:r>
+    </w:p>
+    <w:p>
+      <w:pPr>
+        <w:pStyle w:val="DEMUC"/>
+      </w:pPr>
+      <w:r>
+        <w:lastRenderedPageBreak/>
+        <w:t>Danh mục tài liệu tham khảo</w:t>
+      </w:r>
+    </w:p>
+    <w:p>
+      <w:pPr>
+        <w:pStyle w:val="noidung"/>
+      </w:pPr>
+      <w:r>
+        <w:t>Vào Zotero &gt; chọn lệnh tại khung màu đỏ:</w:t>
+      </w:r>
+    </w:p>
+    <w:p>
+      <w:pPr>
+        <w:pStyle w:val="noidung"/>
+      </w:pPr>
+      <w:r>
+        <w:rPr>
+          <w:noProof/>
+        </w:rPr>
+        <w:drawing>
+          <wp:inline distT="0" distB="0" distL="0" distR="0" wp14:anchorId="3310148C" wp14:editId="0AF111A9">
+            <wp:extent cx="5133975" cy="983213"/>
+            <wp:effectExtent l="0" t="0" r="0" b="7620"/>
+            <wp:docPr id="11" name="Picture 11"/>
             <wp:cNvGraphicFramePr>
               <a:graphicFrameLocks xmlns:a="http://schemas.openxmlformats.org/drawingml/2006/main" noChangeAspect="1"/>
             </wp:cNvGraphicFramePr>
@@ -4463,267 +5740,6 @@
                   <pic:spPr>
                     <a:xfrm>
                       <a:off x="0" y="0"/>
-                      <a:ext cx="5580380" cy="2377440"/>
-                    </a:xfrm>
-                    <a:prstGeom prst="rect">
-                      <a:avLst/>
-                    </a:prstGeom>
-                  </pic:spPr>
-                </pic:pic>
-              </a:graphicData>
-            </a:graphic>
-          </wp:inline>
-        </w:drawing>
-      </w:r>
-    </w:p>
-    <w:p>
-      <w:pPr>
-        <w:pStyle w:val="Caption"/>
-      </w:pPr>
-      <w:r>
-        <w:t xml:space="preserve">Hình </w:t>
-      </w:r>
-      <w:fldSimple w:instr=" STYLEREF 1 \s ">
-        <w:r>
-          <w:rPr>
-            <w:noProof/>
-          </w:rPr>
-          <w:t>3</w:t>
-        </w:r>
-      </w:fldSimple>
-      <w:r>
-        <w:t>.</w:t>
-      </w:r>
-      <w:fldSimple w:instr=" SEQ Hình \* ARABIC \s 1 ">
-        <w:r>
-          <w:rPr>
-            <w:noProof/>
-          </w:rPr>
-          <w:t>1</w:t>
-        </w:r>
-      </w:fldSimple>
-      <w:r>
-        <w:t xml:space="preserve"> Nhập tiêu đề cho hình minh họa</w:t>
-      </w:r>
-    </w:p>
-    <w:p>
-      <w:pPr>
-        <w:pStyle w:val="Heading3"/>
-      </w:pPr>
-      <w:bookmarkStart w:id="23" w:name="_Toc234496356"/>
-      <w:r>
-        <w:t>Giao diện trang chủ</w:t>
-      </w:r>
-      <w:bookmarkEnd w:id="23"/>
-    </w:p>
-    <w:p>
-      <w:pPr>
-        <w:pStyle w:val="Heading3"/>
-      </w:pPr>
-      <w:bookmarkStart w:id="24" w:name="_Toc234496357"/>
-      <w:r>
-        <w:t>Giao diện trang …</w:t>
-      </w:r>
-      <w:bookmarkEnd w:id="24"/>
-    </w:p>
-    <w:p/>
-    <w:p>
-      <w:r>
-        <w:br w:type="page"/>
-      </w:r>
-    </w:p>
-    <w:p>
-      <w:pPr>
-        <w:pStyle w:val="Heading1"/>
-      </w:pPr>
-      <w:bookmarkStart w:id="25" w:name="_Toc234496358"/>
-      <w:r>
-        <w:lastRenderedPageBreak/>
-        <w:t>KẾT QUẢ</w:t>
-      </w:r>
-      <w:r>
-        <w:t xml:space="preserve"> thực nghiệm</w:t>
-      </w:r>
-      <w:bookmarkEnd w:id="25"/>
-    </w:p>
-    <w:p>
-      <w:pPr>
-        <w:pStyle w:val="Heading2"/>
-      </w:pPr>
-      <w:bookmarkStart w:id="26" w:name="_Toc234496359"/>
-      <w:r>
-        <w:t>Dữ liệu thử nghiệm</w:t>
-      </w:r>
-      <w:bookmarkEnd w:id="26"/>
-    </w:p>
-    <w:p>
-      <w:pPr>
-        <w:pStyle w:val="Heading2"/>
-      </w:pPr>
-      <w:bookmarkStart w:id="27" w:name="_Toc234496360"/>
-      <w:r>
-        <w:t>Kết quả thực nghiệm</w:t>
-      </w:r>
-      <w:bookmarkEnd w:id="27"/>
-    </w:p>
-    <w:p>
-      <w:pPr>
-        <w:pStyle w:val="Heading3"/>
-      </w:pPr>
-      <w:bookmarkStart w:id="28" w:name="_Toc234496361"/>
-      <w:r>
-        <w:t>Giao diện trang chủ</w:t>
-      </w:r>
-      <w:bookmarkEnd w:id="28"/>
-    </w:p>
-    <w:p>
-      <w:pPr>
-        <w:pStyle w:val="noidung"/>
-      </w:pPr>
-      <w:r>
-        <w:t>Chụp hình và mô tả</w:t>
-      </w:r>
-    </w:p>
-    <w:p>
-      <w:pPr>
-        <w:pStyle w:val="Heading3"/>
-      </w:pPr>
-      <w:bookmarkStart w:id="29" w:name="_Toc234496362"/>
-      <w:r>
-        <w:t>Giao diện trang …</w:t>
-      </w:r>
-      <w:bookmarkEnd w:id="29"/>
-    </w:p>
-    <w:p>
-      <w:pPr>
-        <w:pStyle w:val="noidung"/>
-      </w:pPr>
-      <w:r>
-        <w:t>Chụp hình và mô tả</w:t>
-      </w:r>
-    </w:p>
-    <w:p>
-      <w:pPr>
-        <w:pStyle w:val="noidung"/>
-      </w:pPr>
-      <w:r>
-        <w:t>….</w:t>
-      </w:r>
-    </w:p>
-    <w:p/>
-    <w:p/>
-    <w:p>
-      <w:r>
-        <w:br w:type="page"/>
-      </w:r>
-    </w:p>
-    <w:p>
-      <w:pPr>
-        <w:pStyle w:val="Heading1"/>
-      </w:pPr>
-      <w:bookmarkStart w:id="30" w:name="_Toc234496363"/>
-      <w:r>
-        <w:lastRenderedPageBreak/>
-        <w:t>Kết luận và hướng phát triển</w:t>
-      </w:r>
-      <w:bookmarkEnd w:id="30"/>
-    </w:p>
-    <w:p>
-      <w:pPr>
-        <w:pStyle w:val="Heading2"/>
-      </w:pPr>
-      <w:bookmarkStart w:id="31" w:name="_Toc234496364"/>
-      <w:r>
-        <w:t>Kết luận</w:t>
-      </w:r>
-      <w:bookmarkEnd w:id="31"/>
-    </w:p>
-    <w:p>
-      <w:pPr>
-        <w:pStyle w:val="noidung"/>
-      </w:pPr>
-    </w:p>
-    <w:p>
-      <w:pPr>
-        <w:pStyle w:val="Heading2"/>
-      </w:pPr>
-      <w:bookmarkStart w:id="32" w:name="_Toc234496365"/>
-      <w:r>
-        <w:t>Hướng phát triển</w:t>
-      </w:r>
-      <w:bookmarkEnd w:id="32"/>
-    </w:p>
-    <w:p>
-      <w:pPr>
-        <w:pStyle w:val="noidung"/>
-      </w:pPr>
-    </w:p>
-    <w:p>
-      <w:pPr>
-        <w:pStyle w:val="noidung"/>
-      </w:pPr>
-    </w:p>
-    <w:p>
-      <w:pPr>
-        <w:rPr>
-          <w:b/>
-          <w:caps/>
-          <w:sz w:val="30"/>
-        </w:rPr>
-      </w:pPr>
-      <w:r>
-        <w:br w:type="page"/>
-      </w:r>
-    </w:p>
-    <w:p>
-      <w:pPr>
-        <w:pStyle w:val="DEMUC"/>
-      </w:pPr>
-      <w:r>
-        <w:lastRenderedPageBreak/>
-        <w:t>Danh mục tài liệu tham khảo</w:t>
-      </w:r>
-    </w:p>
-    <w:p>
-      <w:pPr>
-        <w:pStyle w:val="noidung"/>
-      </w:pPr>
-      <w:r>
-        <w:t>Vào Zotero &gt; chọn lệnh tại khung màu đỏ:</w:t>
-      </w:r>
-    </w:p>
-    <w:p>
-      <w:pPr>
-        <w:pStyle w:val="noidung"/>
-      </w:pPr>
-      <w:r>
-        <w:rPr>
-          <w:noProof/>
-        </w:rPr>
-        <w:drawing>
-          <wp:inline distT="0" distB="0" distL="0" distR="0" wp14:anchorId="3310148C" wp14:editId="0AF111A9">
-            <wp:extent cx="5133975" cy="983213"/>
-            <wp:effectExtent l="0" t="0" r="0" b="7620"/>
-            <wp:docPr id="11" name="Picture 11"/>
-            <wp:cNvGraphicFramePr>
-              <a:graphicFrameLocks xmlns:a="http://schemas.openxmlformats.org/drawingml/2006/main" noChangeAspect="1"/>
-            </wp:cNvGraphicFramePr>
-            <a:graphic xmlns:a="http://schemas.openxmlformats.org/drawingml/2006/main">
-              <a:graphicData uri="http://schemas.openxmlformats.org/drawingml/2006/picture">
-                <pic:pic xmlns:pic="http://schemas.openxmlformats.org/drawingml/2006/picture">
-                  <pic:nvPicPr>
-                    <pic:cNvPr id="1" name=""/>
-                    <pic:cNvPicPr/>
-                  </pic:nvPicPr>
-                  <pic:blipFill>
-                    <a:blip r:embed="rId17"/>
-                    <a:stretch>
-                      <a:fillRect/>
-                    </a:stretch>
-                  </pic:blipFill>
-                  <pic:spPr>
-                    <a:xfrm>
-                      <a:off x="0" y="0"/>
                       <a:ext cx="5167286" cy="989593"/>
                     </a:xfrm>
                     <a:prstGeom prst="rect">
@@ -4753,17 +5769,28 @@
         <w:pStyle w:val="NormalWeb"/>
       </w:pPr>
       <w:r>
-        <w:t xml:space="preserve">[1] Hứa Minh Đức (2024). </w:t>
+        <w:t xml:space="preserve">[1] MDN Web Docs, "Web development tutorials," </w:t>
       </w:r>
       <w:r>
         <w:rPr>
           <w:i/>
           <w:iCs/>
         </w:rPr>
-        <w:t>Kỹ thuật lập trình Web: Ứng dụng Bootstrap Grid System trong thiết kế giao diện phản hồi</w:t>
-      </w:r>
-      <w:r>
-        <w:t>, Nhà xuất bản Đại học Quốc gia Hà Nội.</w:t>
+        <w:t>Mozilla Developer Network</w:t>
+      </w:r>
+      <w:r>
+        <w:t xml:space="preserve">, 2026. [Online]. Available: </w:t>
+      </w:r>
+      <w:hyperlink r:id="rId17" w:tgtFrame="_blank" w:history="1">
+        <w:r>
+          <w:rPr>
+            <w:rStyle w:val="Hyperlink"/>
+          </w:rPr>
+          <w:t>https://developer.mozilla.org</w:t>
+        </w:r>
+      </w:hyperlink>
+      <w:r>
+        <w:t xml:space="preserve"> </w:t>
       </w:r>
     </w:p>
     <w:p>
@@ -4771,17 +5798,28 @@
         <w:pStyle w:val="NormalWeb"/>
       </w:pPr>
       <w:r>
-        <w:t xml:space="preserve">[2] Nguyễn Thị Hà (2023). </w:t>
+        <w:t xml:space="preserve">[2] Trường Đại học Công nghệ thông tin - ĐHQG TP.HCM, "Giáo trình Phát triển ứng dụng Web," </w:t>
       </w:r>
       <w:r>
         <w:rPr>
           <w:i/>
           <w:iCs/>
         </w:rPr>
-        <w:t>Cấu trúc dữ liệu và Giải thuật trong ứng dụng Web: Quản lý và thao tác DOM bằng JavaScript</w:t>
-      </w:r>
-      <w:r>
-        <w:t>, Khoa Công nghệ Thông tin 1, Học viện Công nghệ Bưu chính Viễn thông.</w:t>
+        <w:t>uit.edu.vn</w:t>
+      </w:r>
+      <w:r>
+        <w:t xml:space="preserve">, 2023. [Online]. Available: </w:t>
+      </w:r>
+      <w:hyperlink r:id="rId18" w:tgtFrame="_blank" w:history="1">
+        <w:r>
+          <w:rPr>
+            <w:rStyle w:val="Hyperlink"/>
+          </w:rPr>
+          <w:t>https://courses.uit.edu.vn</w:t>
+        </w:r>
+      </w:hyperlink>
+      <w:r>
+        <w:t xml:space="preserve"> </w:t>
       </w:r>
     </w:p>
     <w:p>
@@ -4789,29 +5827,28 @@
         <w:pStyle w:val="NormalWeb"/>
       </w:pPr>
       <w:r>
-        <w:t>[3] Vũ Đăng Khoa</w:t>
-      </w:r>
-      <w:r>
-        <w:t xml:space="preserve"> (</w:t>
-      </w:r>
-      <w:r>
-        <w:t>2024</w:t>
-      </w:r>
-      <w:r>
-        <w:t>).</w:t>
-      </w:r>
-      <w:r>
-        <w:t xml:space="preserve"> </w:t>
+        <w:t xml:space="preserve">[3] W3Schools, "HTML Introduction," </w:t>
       </w:r>
       <w:r>
         <w:rPr>
           <w:i/>
           <w:iCs/>
         </w:rPr>
-        <w:t>Lập trình Web nâng cao: Kỹ thuật định tuyến động Client-side và truyền tham số URL</w:t>
-      </w:r>
-      <w:r>
-        <w:t>, Khoa Công nghệ Thông tin, Trường Đại học Sư phạm Kỹ thuật TP.HCM.</w:t>
+        <w:t>W3Schools Online Web Tutorials</w:t>
+      </w:r>
+      <w:r>
+        <w:t xml:space="preserve">, 2026. [Online]. Available: </w:t>
+      </w:r>
+      <w:hyperlink r:id="rId19" w:tgtFrame="_blank" w:history="1">
+        <w:r>
+          <w:rPr>
+            <w:rStyle w:val="Hyperlink"/>
+          </w:rPr>
+          <w:t>https://www.w3schools.com/html/html_intro.asp</w:t>
+        </w:r>
+      </w:hyperlink>
+      <w:r>
+        <w:t xml:space="preserve"> </w:t>
       </w:r>
     </w:p>
     <w:p>
@@ -4819,29 +5856,28 @@
         <w:pStyle w:val="NormalWeb"/>
       </w:pPr>
       <w:r>
-        <w:t xml:space="preserve">[4] Trần Tiến Minh </w:t>
-      </w:r>
-      <w:r>
-        <w:t>(</w:t>
-      </w:r>
-      <w:r>
-        <w:t>2024</w:t>
-      </w:r>
-      <w:r>
-        <w:t>).</w:t>
-      </w:r>
-      <w:r>
-        <w:t xml:space="preserve"> </w:t>
+        <w:t xml:space="preserve">[4] W3Schools, "CSS Introduction," </w:t>
       </w:r>
       <w:r>
         <w:rPr>
           <w:i/>
           <w:iCs/>
         </w:rPr>
-        <w:t>Giáo trình Thiết kế Web Front-End: Tối ưu hóa giao diện với CSS3 nâng cao</w:t>
-      </w:r>
-      <w:r>
-        <w:t>, Trường Đại học Công nghệ Thông tin - ĐHQG TP.HCM.</w:t>
+        <w:t>W3Schools Online Web Tutorials</w:t>
+      </w:r>
+      <w:r>
+        <w:t xml:space="preserve">, 2026. [Online]. Available: </w:t>
+      </w:r>
+      <w:hyperlink r:id="rId20" w:tgtFrame="_blank" w:history="1">
+        <w:r>
+          <w:rPr>
+            <w:rStyle w:val="Hyperlink"/>
+          </w:rPr>
+          <w:t>https://www.w3schools.com/css/css_intro.asp</w:t>
+        </w:r>
+      </w:hyperlink>
+      <w:r>
+        <w:t xml:space="preserve"> </w:t>
       </w:r>
     </w:p>
     <w:p>
@@ -4849,29 +5885,28 @@
         <w:pStyle w:val="NormalWeb"/>
       </w:pPr>
       <w:r>
-        <w:t>[5] Lê Khánh Nam</w:t>
-      </w:r>
-      <w:r>
-        <w:t xml:space="preserve"> (</w:t>
-      </w:r>
-      <w:r>
-        <w:t>2025</w:t>
-      </w:r>
-      <w:r>
-        <w:t>).</w:t>
-      </w:r>
-      <w:r>
-        <w:t xml:space="preserve"> </w:t>
+        <w:t xml:space="preserve">[5] W3Schools, "JavaScript Introduction," </w:t>
       </w:r>
       <w:r>
         <w:rPr>
           <w:i/>
           <w:iCs/>
         </w:rPr>
-        <w:t>Giáo trình Phát triển ứng dụng Front-End: Triết lý Mobile-First với Bootstrap 5</w:t>
-      </w:r>
-      <w:r>
-        <w:t>, Khối đào tạo công nghệ, Trường Đại học FPT.</w:t>
+        <w:t>W3Schools Online Web Tutorials</w:t>
+      </w:r>
+      <w:r>
+        <w:t xml:space="preserve">, 2026. [Online]. Available: </w:t>
+      </w:r>
+      <w:hyperlink r:id="rId21" w:tgtFrame="_blank" w:history="1">
+        <w:r>
+          <w:rPr>
+            <w:rStyle w:val="Hyperlink"/>
+          </w:rPr>
+          <w:t>https://www.w3schools.com/js/js_intro.asp</w:t>
+        </w:r>
+      </w:hyperlink>
+      <w:r>
+        <w:t xml:space="preserve"> </w:t>
       </w:r>
     </w:p>
     <w:p>
@@ -4879,38 +5914,29 @@
         <w:pStyle w:val="NormalWeb"/>
       </w:pPr>
       <w:r>
-        <w:t>[6] Nguyễn Văn Tùng</w:t>
-      </w:r>
-      <w:r>
-        <w:t xml:space="preserve"> (</w:t>
-      </w:r>
-      <w:r>
-        <w:t>2023</w:t>
-      </w:r>
-      <w:r>
-        <w:t>).</w:t>
-      </w:r>
-      <w:r>
-        <w:t xml:space="preserve"> </w:t>
+        <w:t xml:space="preserve">[6] W3Schools, "Bootstrap 5 Get Started," </w:t>
       </w:r>
       <w:r>
         <w:rPr>
           <w:i/>
           <w:iCs/>
         </w:rPr>
-        <w:t>Bài giảng Công nghệ Web: Ngôn ngữ ngữ nghĩa HTML5</w:t>
-      </w:r>
-      <w:r>
-        <w:t>, Khoa Công nghệ Thông tin, Trường Đại học Bách Khoa Hà Nội.</w:t>
-      </w:r>
-    </w:p>
-    <w:p>
-      <w:pPr>
-        <w:ind w:firstLine="720"/>
-      </w:pPr>
+        <w:t>W3Schools Online Web Tutorials</w:t>
+      </w:r>
+      <w:r>
+        <w:t xml:space="preserve">, 2026. [Online]. Available: </w:t>
+      </w:r>
+      <w:hyperlink r:id="rId22" w:tgtFrame="_blank" w:history="1">
+        <w:r>
+          <w:rPr>
+            <w:rStyle w:val="Hyperlink"/>
+          </w:rPr>
+          <w:t>https://www.w3schools.com/bootstrap5/index.php</w:t>
+        </w:r>
+      </w:hyperlink>
     </w:p>
     <w:sectPr>
-      <w:footerReference w:type="default" r:id="rId18"/>
+      <w:footerReference w:type="default" r:id="rId23"/>
       <w:pgSz w:w="11907" w:h="16840" w:code="9"/>
       <w:pgMar w:top="1134" w:right="1134" w:bottom="1134" w:left="1985" w:header="680" w:footer="680" w:gutter="0"/>
       <w:pgNumType w:start="1"/>
@@ -5166,6 +6192,393 @@
     </w:lvl>
   </w:abstractNum>
   <w:abstractNum w:abstractNumId="1" w15:restartNumberingAfterBreak="0">
+    <w:nsid w:val="5E373384"/>
+    <w:multiLevelType w:val="multilevel"/>
+    <w:tmpl w:val="1F60246C"/>
+    <w:lvl w:ilvl="0">
+      <w:start w:val="1"/>
+      <w:numFmt w:val="bullet"/>
+      <w:lvlText w:val=""/>
+      <w:lvlJc w:val="left"/>
+      <w:pPr>
+        <w:tabs>
+          <w:tab w:val="num" w:pos="720"/>
+        </w:tabs>
+        <w:ind w:left="720" w:hanging="360"/>
+      </w:pPr>
+      <w:rPr>
+        <w:rFonts w:ascii="Symbol" w:hAnsi="Symbol" w:hint="default"/>
+        <w:sz w:val="20"/>
+      </w:rPr>
+    </w:lvl>
+    <w:lvl w:ilvl="1" w:tentative="1">
+      <w:start w:val="1"/>
+      <w:numFmt w:val="bullet"/>
+      <w:lvlText w:val="o"/>
+      <w:lvlJc w:val="left"/>
+      <w:pPr>
+        <w:tabs>
+          <w:tab w:val="num" w:pos="1440"/>
+        </w:tabs>
+        <w:ind w:left="1440" w:hanging="360"/>
+      </w:pPr>
+      <w:rPr>
+        <w:rFonts w:ascii="Courier New" w:hAnsi="Courier New" w:hint="default"/>
+        <w:sz w:val="20"/>
+      </w:rPr>
+    </w:lvl>
+    <w:lvl w:ilvl="2" w:tentative="1">
+      <w:start w:val="1"/>
+      <w:numFmt w:val="bullet"/>
+      <w:lvlText w:val=""/>
+      <w:lvlJc w:val="left"/>
+      <w:pPr>
+        <w:tabs>
+          <w:tab w:val="num" w:pos="2160"/>
+        </w:tabs>
+        <w:ind w:left="2160" w:hanging="360"/>
+      </w:pPr>
+      <w:rPr>
+        <w:rFonts w:ascii="Wingdings" w:hAnsi="Wingdings" w:hint="default"/>
+        <w:sz w:val="20"/>
+      </w:rPr>
+    </w:lvl>
+    <w:lvl w:ilvl="3" w:tentative="1">
+      <w:start w:val="1"/>
+      <w:numFmt w:val="bullet"/>
+      <w:lvlText w:val=""/>
+      <w:lvlJc w:val="left"/>
+      <w:pPr>
+        <w:tabs>
+          <w:tab w:val="num" w:pos="2880"/>
+        </w:tabs>
+        <w:ind w:left="2880" w:hanging="360"/>
+      </w:pPr>
+      <w:rPr>
+        <w:rFonts w:ascii="Wingdings" w:hAnsi="Wingdings" w:hint="default"/>
+        <w:sz w:val="20"/>
+      </w:rPr>
+    </w:lvl>
+    <w:lvl w:ilvl="4" w:tentative="1">
+      <w:start w:val="1"/>
+      <w:numFmt w:val="bullet"/>
+      <w:lvlText w:val=""/>
+      <w:lvlJc w:val="left"/>
+      <w:pPr>
+        <w:tabs>
+          <w:tab w:val="num" w:pos="3600"/>
+        </w:tabs>
+        <w:ind w:left="3600" w:hanging="360"/>
+      </w:pPr>
+      <w:rPr>
+        <w:rFonts w:ascii="Wingdings" w:hAnsi="Wingdings" w:hint="default"/>
+        <w:sz w:val="20"/>
+      </w:rPr>
+    </w:lvl>
+    <w:lvl w:ilvl="5" w:tentative="1">
+      <w:start w:val="1"/>
+      <w:numFmt w:val="bullet"/>
+      <w:lvlText w:val=""/>
+      <w:lvlJc w:val="left"/>
+      <w:pPr>
+        <w:tabs>
+          <w:tab w:val="num" w:pos="4320"/>
+        </w:tabs>
+        <w:ind w:left="4320" w:hanging="360"/>
+      </w:pPr>
+      <w:rPr>
+        <w:rFonts w:ascii="Wingdings" w:hAnsi="Wingdings" w:hint="default"/>
+        <w:sz w:val="20"/>
+      </w:rPr>
+    </w:lvl>
+    <w:lvl w:ilvl="6" w:tentative="1">
+      <w:start w:val="1"/>
+      <w:numFmt w:val="bullet"/>
+      <w:lvlText w:val=""/>
+      <w:lvlJc w:val="left"/>
+      <w:pPr>
+        <w:tabs>
+          <w:tab w:val="num" w:pos="5040"/>
+        </w:tabs>
+        <w:ind w:left="5040" w:hanging="360"/>
+      </w:pPr>
+      <w:rPr>
+        <w:rFonts w:ascii="Wingdings" w:hAnsi="Wingdings" w:hint="default"/>
+        <w:sz w:val="20"/>
+      </w:rPr>
+    </w:lvl>
+    <w:lvl w:ilvl="7" w:tentative="1">
+      <w:start w:val="1"/>
+      <w:numFmt w:val="bullet"/>
+      <w:lvlText w:val=""/>
+      <w:lvlJc w:val="left"/>
+      <w:pPr>
+        <w:tabs>
+          <w:tab w:val="num" w:pos="5760"/>
+        </w:tabs>
+        <w:ind w:left="5760" w:hanging="360"/>
+      </w:pPr>
+      <w:rPr>
+        <w:rFonts w:ascii="Wingdings" w:hAnsi="Wingdings" w:hint="default"/>
+        <w:sz w:val="20"/>
+      </w:rPr>
+    </w:lvl>
+    <w:lvl w:ilvl="8" w:tentative="1">
+      <w:start w:val="1"/>
+      <w:numFmt w:val="bullet"/>
+      <w:lvlText w:val=""/>
+      <w:lvlJc w:val="left"/>
+      <w:pPr>
+        <w:tabs>
+          <w:tab w:val="num" w:pos="6480"/>
+        </w:tabs>
+        <w:ind w:left="6480" w:hanging="360"/>
+      </w:pPr>
+      <w:rPr>
+        <w:rFonts w:ascii="Wingdings" w:hAnsi="Wingdings" w:hint="default"/>
+        <w:sz w:val="20"/>
+      </w:rPr>
+    </w:lvl>
+  </w:abstractNum>
+  <w:abstractNum w:abstractNumId="2" w15:restartNumberingAfterBreak="0">
+    <w:nsid w:val="63CD79AD"/>
+    <w:multiLevelType w:val="multilevel"/>
+    <w:tmpl w:val="6B6C6FDA"/>
+    <w:lvl w:ilvl="0">
+      <w:start w:val="1"/>
+      <w:numFmt w:val="bullet"/>
+      <w:lvlText w:val=""/>
+      <w:lvlJc w:val="left"/>
+      <w:pPr>
+        <w:tabs>
+          <w:tab w:val="num" w:pos="720"/>
+        </w:tabs>
+        <w:ind w:left="720" w:hanging="360"/>
+      </w:pPr>
+      <w:rPr>
+        <w:rFonts w:ascii="Symbol" w:hAnsi="Symbol" w:hint="default"/>
+        <w:sz w:val="20"/>
+      </w:rPr>
+    </w:lvl>
+    <w:lvl w:ilvl="1" w:tentative="1">
+      <w:start w:val="1"/>
+      <w:numFmt w:val="bullet"/>
+      <w:lvlText w:val="o"/>
+      <w:lvlJc w:val="left"/>
+      <w:pPr>
+        <w:tabs>
+          <w:tab w:val="num" w:pos="1440"/>
+        </w:tabs>
+        <w:ind w:left="1440" w:hanging="360"/>
+      </w:pPr>
+      <w:rPr>
+        <w:rFonts w:ascii="Courier New" w:hAnsi="Courier New" w:hint="default"/>
+        <w:sz w:val="20"/>
+      </w:rPr>
+    </w:lvl>
+    <w:lvl w:ilvl="2" w:tentative="1">
+      <w:start w:val="1"/>
+      <w:numFmt w:val="bullet"/>
+      <w:lvlText w:val=""/>
+      <w:lvlJc w:val="left"/>
+      <w:pPr>
+        <w:tabs>
+          <w:tab w:val="num" w:pos="2160"/>
+        </w:tabs>
+        <w:ind w:left="2160" w:hanging="360"/>
+      </w:pPr>
+      <w:rPr>
+        <w:rFonts w:ascii="Wingdings" w:hAnsi="Wingdings" w:hint="default"/>
+        <w:sz w:val="20"/>
+      </w:rPr>
+    </w:lvl>
+    <w:lvl w:ilvl="3" w:tentative="1">
+      <w:start w:val="1"/>
+      <w:numFmt w:val="bullet"/>
+      <w:lvlText w:val=""/>
+      <w:lvlJc w:val="left"/>
+      <w:pPr>
+        <w:tabs>
+          <w:tab w:val="num" w:pos="2880"/>
+        </w:tabs>
+        <w:ind w:left="2880" w:hanging="360"/>
+      </w:pPr>
+      <w:rPr>
+        <w:rFonts w:ascii="Wingdings" w:hAnsi="Wingdings" w:hint="default"/>
+        <w:sz w:val="20"/>
+      </w:rPr>
+    </w:lvl>
+    <w:lvl w:ilvl="4" w:tentative="1">
+      <w:start w:val="1"/>
+      <w:numFmt w:val="bullet"/>
+      <w:lvlText w:val=""/>
+      <w:lvlJc w:val="left"/>
+      <w:pPr>
+        <w:tabs>
+          <w:tab w:val="num" w:pos="3600"/>
+        </w:tabs>
+        <w:ind w:left="3600" w:hanging="360"/>
+      </w:pPr>
+      <w:rPr>
+        <w:rFonts w:ascii="Wingdings" w:hAnsi="Wingdings" w:hint="default"/>
+        <w:sz w:val="20"/>
+      </w:rPr>
+    </w:lvl>
+    <w:lvl w:ilvl="5" w:tentative="1">
+      <w:start w:val="1"/>
+      <w:numFmt w:val="bullet"/>
+      <w:lvlText w:val=""/>
+      <w:lvlJc w:val="left"/>
+      <w:pPr>
+        <w:tabs>
+          <w:tab w:val="num" w:pos="4320"/>
+        </w:tabs>
+        <w:ind w:left="4320" w:hanging="360"/>
+      </w:pPr>
+      <w:rPr>
+        <w:rFonts w:ascii="Wingdings" w:hAnsi="Wingdings" w:hint="default"/>
+        <w:sz w:val="20"/>
+      </w:rPr>
+    </w:lvl>
+    <w:lvl w:ilvl="6" w:tentative="1">
+      <w:start w:val="1"/>
+      <w:numFmt w:val="bullet"/>
+      <w:lvlText w:val=""/>
+      <w:lvlJc w:val="left"/>
+      <w:pPr>
+        <w:tabs>
+          <w:tab w:val="num" w:pos="5040"/>
+        </w:tabs>
+        <w:ind w:left="5040" w:hanging="360"/>
+      </w:pPr>
+      <w:rPr>
+        <w:rFonts w:ascii="Wingdings" w:hAnsi="Wingdings" w:hint="default"/>
+        <w:sz w:val="20"/>
+      </w:rPr>
+    </w:lvl>
+    <w:lvl w:ilvl="7" w:tentative="1">
+      <w:start w:val="1"/>
+      <w:numFmt w:val="bullet"/>
+      <w:lvlText w:val=""/>
+      <w:lvlJc w:val="left"/>
+      <w:pPr>
+        <w:tabs>
+          <w:tab w:val="num" w:pos="5760"/>
+        </w:tabs>
+        <w:ind w:left="5760" w:hanging="360"/>
+      </w:pPr>
+      <w:rPr>
+        <w:rFonts w:ascii="Wingdings" w:hAnsi="Wingdings" w:hint="default"/>
+        <w:sz w:val="20"/>
+      </w:rPr>
+    </w:lvl>
+    <w:lvl w:ilvl="8" w:tentative="1">
+      <w:start w:val="1"/>
+      <w:numFmt w:val="bullet"/>
+      <w:lvlText w:val=""/>
+      <w:lvlJc w:val="left"/>
+      <w:pPr>
+        <w:tabs>
+          <w:tab w:val="num" w:pos="6480"/>
+        </w:tabs>
+        <w:ind w:left="6480" w:hanging="360"/>
+      </w:pPr>
+      <w:rPr>
+        <w:rFonts w:ascii="Wingdings" w:hAnsi="Wingdings" w:hint="default"/>
+        <w:sz w:val="20"/>
+      </w:rPr>
+    </w:lvl>
+  </w:abstractNum>
+  <w:abstractNum w:abstractNumId="3" w15:restartNumberingAfterBreak="0">
+    <w:nsid w:val="6B1F6366"/>
+    <w:multiLevelType w:val="hybridMultilevel"/>
+    <w:tmpl w:val="C4FA35E0"/>
+    <w:lvl w:ilvl="0" w:tplc="0409000F">
+      <w:start w:val="1"/>
+      <w:numFmt w:val="decimal"/>
+      <w:lvlText w:val="%1."/>
+      <w:lvlJc w:val="left"/>
+      <w:pPr>
+        <w:ind w:left="720" w:hanging="360"/>
+      </w:pPr>
+      <w:rPr>
+        <w:rFonts w:hint="default"/>
+      </w:rPr>
+    </w:lvl>
+    <w:lvl w:ilvl="1" w:tplc="04090019" w:tentative="1">
+      <w:start w:val="1"/>
+      <w:numFmt w:val="lowerLetter"/>
+      <w:lvlText w:val="%2."/>
+      <w:lvlJc w:val="left"/>
+      <w:pPr>
+        <w:ind w:left="1440" w:hanging="360"/>
+      </w:pPr>
+    </w:lvl>
+    <w:lvl w:ilvl="2" w:tplc="0409001B" w:tentative="1">
+      <w:start w:val="1"/>
+      <w:numFmt w:val="lowerRoman"/>
+      <w:lvlText w:val="%3."/>
+      <w:lvlJc w:val="right"/>
+      <w:pPr>
+        <w:ind w:left="2160" w:hanging="180"/>
+      </w:pPr>
+    </w:lvl>
+    <w:lvl w:ilvl="3" w:tplc="0409000F" w:tentative="1">
+      <w:start w:val="1"/>
+      <w:numFmt w:val="decimal"/>
+      <w:lvlText w:val="%4."/>
+      <w:lvlJc w:val="left"/>
+      <w:pPr>
+        <w:ind w:left="2880" w:hanging="360"/>
+      </w:pPr>
+    </w:lvl>
+    <w:lvl w:ilvl="4" w:tplc="04090019" w:tentative="1">
+      <w:start w:val="1"/>
+      <w:numFmt w:val="lowerLetter"/>
+      <w:lvlText w:val="%5."/>
+      <w:lvlJc w:val="left"/>
+      <w:pPr>
+        <w:ind w:left="3600" w:hanging="360"/>
+      </w:pPr>
+    </w:lvl>
+    <w:lvl w:ilvl="5" w:tplc="0409001B" w:tentative="1">
+      <w:start w:val="1"/>
+      <w:numFmt w:val="lowerRoman"/>
+      <w:lvlText w:val="%6."/>
+      <w:lvlJc w:val="right"/>
+      <w:pPr>
+        <w:ind w:left="4320" w:hanging="180"/>
+      </w:pPr>
+    </w:lvl>
+    <w:lvl w:ilvl="6" w:tplc="0409000F" w:tentative="1">
+      <w:start w:val="1"/>
+      <w:numFmt w:val="decimal"/>
+      <w:lvlText w:val="%7."/>
+      <w:lvlJc w:val="left"/>
+      <w:pPr>
+        <w:ind w:left="5040" w:hanging="360"/>
+      </w:pPr>
+    </w:lvl>
+    <w:lvl w:ilvl="7" w:tplc="04090019" w:tentative="1">
+      <w:start w:val="1"/>
+      <w:numFmt w:val="lowerLetter"/>
+      <w:lvlText w:val="%8."/>
+      <w:lvlJc w:val="left"/>
+      <w:pPr>
+        <w:ind w:left="5760" w:hanging="360"/>
+      </w:pPr>
+    </w:lvl>
+    <w:lvl w:ilvl="8" w:tplc="0409001B" w:tentative="1">
+      <w:start w:val="1"/>
+      <w:numFmt w:val="lowerRoman"/>
+      <w:lvlText w:val="%9."/>
+      <w:lvlJc w:val="right"/>
+      <w:pPr>
+        <w:ind w:left="6480" w:hanging="180"/>
+      </w:pPr>
+    </w:lvl>
+  </w:abstractNum>
+  <w:abstractNum w:abstractNumId="4" w15:restartNumberingAfterBreak="0">
     <w:nsid w:val="71FF0BCE"/>
     <w:multiLevelType w:val="hybridMultilevel"/>
     <w:tmpl w:val="6C5C767C"/>
@@ -5251,7 +6664,7 @@
       </w:pPr>
     </w:lvl>
   </w:abstractNum>
-  <w:abstractNum w:abstractNumId="2" w15:restartNumberingAfterBreak="0">
+  <w:abstractNum w:abstractNumId="5" w15:restartNumberingAfterBreak="0">
     <w:nsid w:val="742A49E2"/>
     <w:multiLevelType w:val="hybridMultilevel"/>
     <w:tmpl w:val="6C5C767C"/>
@@ -5337,7 +6750,7 @@
       </w:pPr>
     </w:lvl>
   </w:abstractNum>
-  <w:abstractNum w:abstractNumId="3" w15:restartNumberingAfterBreak="0">
+  <w:abstractNum w:abstractNumId="6" w15:restartNumberingAfterBreak="0">
     <w:nsid w:val="7C8F4C02"/>
     <w:multiLevelType w:val="multilevel"/>
     <w:tmpl w:val="1A8A96EC"/>
@@ -5476,70 +6889,79 @@
     </w:lvl>
   </w:abstractNum>
   <w:num w:numId="1">
-    <w:abstractNumId w:val="2"/>
+    <w:abstractNumId w:val="5"/>
   </w:num>
   <w:num w:numId="2">
     <w:abstractNumId w:val="0"/>
   </w:num>
   <w:num w:numId="3">
+    <w:abstractNumId w:val="4"/>
+  </w:num>
+  <w:num w:numId="4">
+    <w:abstractNumId w:val="6"/>
+  </w:num>
+  <w:num w:numId="5">
+    <w:abstractNumId w:val="6"/>
+  </w:num>
+  <w:num w:numId="6">
+    <w:abstractNumId w:val="6"/>
+  </w:num>
+  <w:num w:numId="7">
+    <w:abstractNumId w:val="6"/>
+  </w:num>
+  <w:num w:numId="8">
+    <w:abstractNumId w:val="6"/>
+  </w:num>
+  <w:num w:numId="9">
+    <w:abstractNumId w:val="6"/>
+  </w:num>
+  <w:num w:numId="10">
+    <w:abstractNumId w:val="6"/>
+  </w:num>
+  <w:num w:numId="11">
+    <w:abstractNumId w:val="6"/>
+  </w:num>
+  <w:num w:numId="12">
+    <w:abstractNumId w:val="6"/>
+  </w:num>
+  <w:num w:numId="13">
+    <w:abstractNumId w:val="6"/>
+  </w:num>
+  <w:num w:numId="14">
+    <w:abstractNumId w:val="6"/>
+  </w:num>
+  <w:num w:numId="15">
+    <w:abstractNumId w:val="6"/>
+  </w:num>
+  <w:num w:numId="16">
+    <w:abstractNumId w:val="6"/>
+  </w:num>
+  <w:num w:numId="17">
+    <w:abstractNumId w:val="6"/>
+  </w:num>
+  <w:num w:numId="18">
+    <w:abstractNumId w:val="6"/>
+  </w:num>
+  <w:num w:numId="19">
+    <w:abstractNumId w:val="6"/>
+  </w:num>
+  <w:num w:numId="20">
+    <w:abstractNumId w:val="6"/>
+  </w:num>
+  <w:num w:numId="21">
+    <w:abstractNumId w:val="6"/>
+  </w:num>
+  <w:num w:numId="22">
+    <w:abstractNumId w:val="6"/>
+  </w:num>
+  <w:num w:numId="23">
+    <w:abstractNumId w:val="3"/>
+  </w:num>
+  <w:num w:numId="24">
     <w:abstractNumId w:val="1"/>
   </w:num>
-  <w:num w:numId="4">
-    <w:abstractNumId w:val="3"/>
-  </w:num>
-  <w:num w:numId="5">
-    <w:abstractNumId w:val="3"/>
-  </w:num>
-  <w:num w:numId="6">
-    <w:abstractNumId w:val="3"/>
-  </w:num>
-  <w:num w:numId="7">
-    <w:abstractNumId w:val="3"/>
-  </w:num>
-  <w:num w:numId="8">
-    <w:abstractNumId w:val="3"/>
-  </w:num>
-  <w:num w:numId="9">
-    <w:abstractNumId w:val="3"/>
-  </w:num>
-  <w:num w:numId="10">
-    <w:abstractNumId w:val="3"/>
-  </w:num>
-  <w:num w:numId="11">
-    <w:abstractNumId w:val="3"/>
-  </w:num>
-  <w:num w:numId="12">
-    <w:abstractNumId w:val="3"/>
-  </w:num>
-  <w:num w:numId="13">
-    <w:abstractNumId w:val="3"/>
-  </w:num>
-  <w:num w:numId="14">
-    <w:abstractNumId w:val="3"/>
-  </w:num>
-  <w:num w:numId="15">
-    <w:abstractNumId w:val="3"/>
-  </w:num>
-  <w:num w:numId="16">
-    <w:abstractNumId w:val="3"/>
-  </w:num>
-  <w:num w:numId="17">
-    <w:abstractNumId w:val="3"/>
-  </w:num>
-  <w:num w:numId="18">
-    <w:abstractNumId w:val="3"/>
-  </w:num>
-  <w:num w:numId="19">
-    <w:abstractNumId w:val="3"/>
-  </w:num>
-  <w:num w:numId="20">
-    <w:abstractNumId w:val="3"/>
-  </w:num>
-  <w:num w:numId="21">
-    <w:abstractNumId w:val="3"/>
-  </w:num>
-  <w:num w:numId="22">
-    <w:abstractNumId w:val="3"/>
+  <w:num w:numId="25">
+    <w:abstractNumId w:val="2"/>
   </w:num>
 </w:numbering>
 </file>
@@ -6184,7 +7606,6 @@
   <w:style w:type="character" w:default="1" w:styleId="DefaultParagraphFont">
     <w:name w:val="Default Paragraph Font"/>
     <w:uiPriority w:val="1"/>
-    <w:semiHidden/>
     <w:unhideWhenUsed/>
   </w:style>
   <w:style w:type="table" w:default="1" w:styleId="TableNormal">
@@ -6591,7 +8012,6 @@
     <w:name w:val="Normal (Web)"/>
     <w:basedOn w:val="Normal"/>
     <w:uiPriority w:val="99"/>
-    <w:semiHidden/>
     <w:unhideWhenUsed/>
     <w:rsid w:val="00DE0215"/>
     <w:pPr>
@@ -6602,6 +8022,26 @@
       <w:sz w:val="24"/>
       <w:szCs w:val="24"/>
     </w:rPr>
+  </w:style>
+  <w:style w:type="character" w:customStyle="1" w:styleId="hljs-meta">
+    <w:name w:val="hljs-meta"/>
+    <w:basedOn w:val="DefaultParagraphFont"/>
+    <w:rsid w:val="007C371C"/>
+  </w:style>
+  <w:style w:type="character" w:customStyle="1" w:styleId="hljs-meta-keyword">
+    <w:name w:val="hljs-meta-keyword"/>
+    <w:basedOn w:val="DefaultParagraphFont"/>
+    <w:rsid w:val="007C371C"/>
+  </w:style>
+  <w:style w:type="character" w:customStyle="1" w:styleId="hljs-tag">
+    <w:name w:val="hljs-tag"/>
+    <w:basedOn w:val="DefaultParagraphFont"/>
+    <w:rsid w:val="007C371C"/>
+  </w:style>
+  <w:style w:type="character" w:customStyle="1" w:styleId="hljs-name">
+    <w:name w:val="hljs-name"/>
+    <w:basedOn w:val="DefaultParagraphFont"/>
+    <w:rsid w:val="007C371C"/>
   </w:style>
 </w:styles>
 </file>
